--- a/00-首页/题组Word/第一轮·竞赛教材版/第一轮原理·6-酸碱理论（学生版）.docx
+++ b/00-首页/题组Word/第一轮·竞赛教材版/第一轮原理·6-酸碱理论（学生版）.docx
@@ -114,10 +114,8 @@
     <w:p>
       <w:pPr>
         <w:pStyle w:val="Compact"/>
-        <w:numPr>
-          <w:ilvl w:val="0"/>
-          <w:numId w:val="1001"/>
-        </w:numPr>
+        <w:ind w:left="480" w:hanging="480"/>
+        <w:spacing w:after="0"/>
       </w:pPr>
       <w:r>
         <w:rPr>
@@ -136,7 +134,20 @@
         <w:rPr>
           <w:rFonts w:ascii="Times New Roman" w:hAnsi="Times New Roman" w:eastAsia="Times New Roman" w:cs="Times New Roman"/>
         </w:rPr>
-        <w:t xml:space="preserve">　　B. H</w:t>
+        <w:t xml:space="preserve">　　</w:t>
+      </w:r>
+    </w:p>
+    <w:p>
+      <w:pPr>
+        <w:pStyle w:val="Compact"/>
+        <w:ind w:left="480" w:hanging="480"/>
+        <w:spacing w:before="0" w:after="0"/>
+      </w:pPr>
+      <w:r>
+        <w:rPr>
+          <w:rFonts w:ascii="Times New Roman" w:hAnsi="Times New Roman" w:eastAsia="Times New Roman" w:cs="Times New Roman"/>
+        </w:rPr>
+        <w:t xml:space="preserve">B. H</w:t>
       </w:r>
       <w:r>
         <w:rPr>
@@ -169,7 +180,20 @@
         <w:rPr>
           <w:rFonts w:ascii="Times New Roman" w:hAnsi="Times New Roman" w:eastAsia="Times New Roman" w:cs="Times New Roman"/>
         </w:rPr>
-        <w:t xml:space="preserve">　　C. C</w:t>
+        <w:t xml:space="preserve">　　</w:t>
+      </w:r>
+    </w:p>
+    <w:p>
+      <w:pPr>
+        <w:pStyle w:val="Compact"/>
+        <w:ind w:left="480" w:hanging="480"/>
+        <w:spacing w:before="0" w:after="0"/>
+      </w:pPr>
+      <w:r>
+        <w:rPr>
+          <w:rFonts w:ascii="Times New Roman" w:hAnsi="Times New Roman" w:eastAsia="Times New Roman" w:cs="Times New Roman"/>
+        </w:rPr>
+        <w:t xml:space="preserve">C. C</w:t>
       </w:r>
       <w:r>
         <w:rPr>
@@ -202,7 +226,20 @@
         <w:rPr>
           <w:rFonts w:ascii="Times New Roman" w:hAnsi="Times New Roman" w:eastAsia="Times New Roman" w:cs="Times New Roman"/>
         </w:rPr>
-        <w:t xml:space="preserve">　　D. ClO</w:t>
+        <w:t xml:space="preserve">　　</w:t>
+      </w:r>
+    </w:p>
+    <w:p>
+      <w:pPr>
+        <w:pStyle w:val="Compact"/>
+        <w:ind w:left="480" w:hanging="480"/>
+        <w:spacing w:before="0" w:after="36"/>
+      </w:pPr>
+      <w:r>
+        <w:rPr>
+          <w:rFonts w:ascii="Times New Roman" w:hAnsi="Times New Roman" w:eastAsia="Times New Roman" w:cs="Times New Roman"/>
+        </w:rPr>
+        <w:t xml:space="preserve">D. ClO</w:t>
       </w:r>
       <w:r>
         <w:rPr>
@@ -218,6 +255,16 @@
         </w:rPr>
         <w:t>-</w:t>
       </w:r>
+    </w:p>
+    <w:p>
+      <w:pPr>
+        <w:spacing w:before="0" w:after="0"/>
+      </w:pPr>
+    </w:p>
+    <w:p>
+      <w:pPr>
+        <w:spacing w:before="0" w:after="0"/>
+      </w:pPr>
     </w:p>
     <w:p>
       <w:pPr>
@@ -269,10 +316,8 @@
     <w:p>
       <w:pPr>
         <w:pStyle w:val="Compact"/>
-        <w:numPr>
-          <w:ilvl w:val="0"/>
-          <w:numId w:val="1002"/>
-        </w:numPr>
+        <w:ind w:left="480" w:hanging="480"/>
+        <w:spacing w:after="0"/>
       </w:pPr>
       <w:r>
         <w:rPr>
@@ -304,7 +349,20 @@
         <w:rPr>
           <w:rFonts w:ascii="Times New Roman" w:hAnsi="Times New Roman" w:eastAsia="Times New Roman" w:cs="Times New Roman"/>
         </w:rPr>
-        <w:t>COOH　　B. CH</w:t>
+        <w:t>COOH　　</w:t>
+      </w:r>
+    </w:p>
+    <w:p>
+      <w:pPr>
+        <w:pStyle w:val="Compact"/>
+        <w:ind w:left="480" w:hanging="480"/>
+        <w:spacing w:before="0" w:after="0"/>
+      </w:pPr>
+      <w:r>
+        <w:rPr>
+          <w:rFonts w:ascii="Times New Roman" w:hAnsi="Times New Roman" w:eastAsia="Times New Roman" w:cs="Times New Roman"/>
+        </w:rPr>
+        <w:t>B. CH</w:t>
       </w:r>
       <w:r>
         <w:rPr>
@@ -317,7 +375,20 @@
         <w:rPr>
           <w:rFonts w:ascii="Times New Roman" w:hAnsi="Times New Roman" w:eastAsia="Times New Roman" w:cs="Times New Roman"/>
         </w:rPr>
-        <w:t>COOH　　C. O</w:t>
+        <w:t>COOH　　</w:t>
+      </w:r>
+    </w:p>
+    <w:p>
+      <w:pPr>
+        <w:pStyle w:val="Compact"/>
+        <w:ind w:left="480" w:hanging="480"/>
+        <w:spacing w:before="0" w:after="0"/>
+      </w:pPr>
+      <w:r>
+        <w:rPr>
+          <w:rFonts w:ascii="Times New Roman" w:hAnsi="Times New Roman" w:eastAsia="Times New Roman" w:cs="Times New Roman"/>
+        </w:rPr>
+        <w:t>C. O</w:t>
       </w:r>
       <w:r>
         <w:rPr>
@@ -343,7 +414,20 @@
         <w:rPr>
           <w:rFonts w:ascii="Times New Roman" w:hAnsi="Times New Roman" w:eastAsia="Times New Roman" w:cs="Times New Roman"/>
         </w:rPr>
-        <w:t>COOH　　D. ClCH</w:t>
+        <w:t>COOH　　</w:t>
+      </w:r>
+    </w:p>
+    <w:p>
+      <w:pPr>
+        <w:pStyle w:val="Compact"/>
+        <w:ind w:left="480" w:hanging="480"/>
+        <w:spacing w:before="0" w:after="36"/>
+      </w:pPr>
+      <w:r>
+        <w:rPr>
+          <w:rFonts w:ascii="Times New Roman" w:hAnsi="Times New Roman" w:eastAsia="Times New Roman" w:cs="Times New Roman"/>
+        </w:rPr>
+        <w:t>D. ClCH</w:t>
       </w:r>
       <w:r>
         <w:rPr>
@@ -358,6 +442,16 @@
         </w:rPr>
         <w:t>COOH</w:t>
       </w:r>
+    </w:p>
+    <w:p>
+      <w:pPr>
+        <w:spacing w:before="0" w:after="0"/>
+      </w:pPr>
+    </w:p>
+    <w:p>
+      <w:pPr>
+        <w:spacing w:before="0" w:after="0"/>
+      </w:pPr>
     </w:p>
     <w:p>
       <w:pPr>
@@ -912,6 +1006,31 @@
     </w:p>
     <w:p>
       <w:pPr>
+        <w:spacing w:before="0" w:after="0"/>
+      </w:pPr>
+    </w:p>
+    <w:p>
+      <w:pPr>
+        <w:spacing w:before="0" w:after="0"/>
+      </w:pPr>
+    </w:p>
+    <w:p>
+      <w:pPr>
+        <w:spacing w:before="0" w:after="0"/>
+      </w:pPr>
+    </w:p>
+    <w:p>
+      <w:pPr>
+        <w:spacing w:before="0" w:after="0"/>
+      </w:pPr>
+    </w:p>
+    <w:p>
+      <w:pPr>
+        <w:spacing w:before="0" w:after="0"/>
+      </w:pPr>
+    </w:p>
+    <w:p>
+      <w:pPr>
         <w:spacing w:before="160" w:after="80"/>
       </w:pPr>
       <w:r>
@@ -1631,6 +1750,31 @@
         </w:rPr>
         <w:t>。</w:t>
       </w:r>
+    </w:p>
+    <w:p>
+      <w:pPr>
+        <w:spacing w:before="0" w:after="0"/>
+      </w:pPr>
+    </w:p>
+    <w:p>
+      <w:pPr>
+        <w:spacing w:before="0" w:after="0"/>
+      </w:pPr>
+    </w:p>
+    <w:p>
+      <w:pPr>
+        <w:spacing w:before="0" w:after="0"/>
+      </w:pPr>
+    </w:p>
+    <w:p>
+      <w:pPr>
+        <w:spacing w:before="0" w:after="0"/>
+      </w:pPr>
+    </w:p>
+    <w:p>
+      <w:pPr>
+        <w:spacing w:before="0" w:after="0"/>
+      </w:pPr>
     </w:p>
     <w:p>
       <w:pPr>
@@ -2003,6 +2147,46 @@
     </w:p>
     <w:p>
       <w:pPr>
+        <w:spacing w:before="0" w:after="0"/>
+      </w:pPr>
+    </w:p>
+    <w:p>
+      <w:pPr>
+        <w:spacing w:before="0" w:after="0"/>
+      </w:pPr>
+    </w:p>
+    <w:p>
+      <w:pPr>
+        <w:spacing w:before="0" w:after="0"/>
+      </w:pPr>
+    </w:p>
+    <w:p>
+      <w:pPr>
+        <w:spacing w:before="0" w:after="0"/>
+      </w:pPr>
+    </w:p>
+    <w:p>
+      <w:pPr>
+        <w:spacing w:before="0" w:after="0"/>
+      </w:pPr>
+    </w:p>
+    <w:p>
+      <w:pPr>
+        <w:spacing w:before="0" w:after="0"/>
+      </w:pPr>
+    </w:p>
+    <w:p>
+      <w:pPr>
+        <w:spacing w:before="0" w:after="0"/>
+      </w:pPr>
+    </w:p>
+    <w:p>
+      <w:pPr>
+        <w:spacing w:before="0" w:after="0"/>
+      </w:pPr>
+    </w:p>
+    <w:p>
+      <w:pPr>
         <w:spacing w:before="160" w:after="80"/>
       </w:pPr>
       <w:r>
@@ -2323,6 +2507,21 @@
         </w:rPr>
         <w:t>。</w:t>
       </w:r>
+    </w:p>
+    <w:p>
+      <w:pPr>
+        <w:spacing w:before="0" w:after="0"/>
+      </w:pPr>
+    </w:p>
+    <w:p>
+      <w:pPr>
+        <w:spacing w:before="0" w:after="0"/>
+      </w:pPr>
+    </w:p>
+    <w:p>
+      <w:pPr>
+        <w:spacing w:before="0" w:after="0"/>
+      </w:pPr>
     </w:p>
     <w:p>
       <w:pPr>
@@ -2603,6 +2802,21 @@
     </w:p>
     <w:p>
       <w:pPr>
+        <w:spacing w:before="0" w:after="0"/>
+      </w:pPr>
+    </w:p>
+    <w:p>
+      <w:pPr>
+        <w:spacing w:before="0" w:after="0"/>
+      </w:pPr>
+    </w:p>
+    <w:p>
+      <w:pPr>
+        <w:spacing w:before="0" w:after="0"/>
+      </w:pPr>
+    </w:p>
+    <w:p>
+      <w:pPr>
         <w:spacing w:before="160" w:after="80"/>
       </w:pPr>
       <w:r>
@@ -3233,6 +3447,46 @@
     </w:p>
     <w:p>
       <w:pPr>
+        <w:spacing w:before="0" w:after="0"/>
+      </w:pPr>
+    </w:p>
+    <w:p>
+      <w:pPr>
+        <w:spacing w:before="0" w:after="0"/>
+      </w:pPr>
+    </w:p>
+    <w:p>
+      <w:pPr>
+        <w:spacing w:before="0" w:after="0"/>
+      </w:pPr>
+    </w:p>
+    <w:p>
+      <w:pPr>
+        <w:spacing w:before="0" w:after="0"/>
+      </w:pPr>
+    </w:p>
+    <w:p>
+      <w:pPr>
+        <w:spacing w:before="0" w:after="0"/>
+      </w:pPr>
+    </w:p>
+    <w:p>
+      <w:pPr>
+        <w:spacing w:before="0" w:after="0"/>
+      </w:pPr>
+    </w:p>
+    <w:p>
+      <w:pPr>
+        <w:spacing w:before="0" w:after="0"/>
+      </w:pPr>
+    </w:p>
+    <w:p>
+      <w:pPr>
+        <w:spacing w:before="0" w:after="0"/>
+      </w:pPr>
+    </w:p>
+    <w:p>
+      <w:pPr>
         <w:spacing w:before="160" w:after="80"/>
       </w:pPr>
       <w:r>
@@ -3681,6 +3935,46 @@
         </w:rPr>
         <w:t>。</w:t>
       </w:r>
+    </w:p>
+    <w:p>
+      <w:pPr>
+        <w:spacing w:before="0" w:after="0"/>
+      </w:pPr>
+    </w:p>
+    <w:p>
+      <w:pPr>
+        <w:spacing w:before="0" w:after="0"/>
+      </w:pPr>
+    </w:p>
+    <w:p>
+      <w:pPr>
+        <w:spacing w:before="0" w:after="0"/>
+      </w:pPr>
+    </w:p>
+    <w:p>
+      <w:pPr>
+        <w:spacing w:before="0" w:after="0"/>
+      </w:pPr>
+    </w:p>
+    <w:p>
+      <w:pPr>
+        <w:spacing w:before="0" w:after="0"/>
+      </w:pPr>
+    </w:p>
+    <w:p>
+      <w:pPr>
+        <w:spacing w:before="0" w:after="0"/>
+      </w:pPr>
+    </w:p>
+    <w:p>
+      <w:pPr>
+        <w:spacing w:before="0" w:after="0"/>
+      </w:pPr>
+    </w:p>
+    <w:p>
+      <w:pPr>
+        <w:spacing w:before="0" w:after="0"/>
+      </w:pPr>
     </w:p>
     <w:p>
       <w:pPr>
@@ -6641,6 +6935,46 @@
     </w:p>
     <w:p>
       <w:pPr>
+        <w:spacing w:before="0" w:after="0"/>
+      </w:pPr>
+    </w:p>
+    <w:p>
+      <w:pPr>
+        <w:spacing w:before="0" w:after="0"/>
+      </w:pPr>
+    </w:p>
+    <w:p>
+      <w:pPr>
+        <w:spacing w:before="0" w:after="0"/>
+      </w:pPr>
+    </w:p>
+    <w:p>
+      <w:pPr>
+        <w:spacing w:before="0" w:after="0"/>
+      </w:pPr>
+    </w:p>
+    <w:p>
+      <w:pPr>
+        <w:spacing w:before="0" w:after="0"/>
+      </w:pPr>
+    </w:p>
+    <w:p>
+      <w:pPr>
+        <w:spacing w:before="0" w:after="0"/>
+      </w:pPr>
+    </w:p>
+    <w:p>
+      <w:pPr>
+        <w:spacing w:before="0" w:after="0"/>
+      </w:pPr>
+    </w:p>
+    <w:p>
+      <w:pPr>
+        <w:spacing w:before="0" w:after="0"/>
+      </w:pPr>
+    </w:p>
+    <w:p>
+      <w:pPr>
         <w:spacing w:before="160" w:after="80"/>
       </w:pPr>
       <w:r>
@@ -7340,6 +7674,46 @@
         </w:rPr>
         <w:t>。</w:t>
       </w:r>
+    </w:p>
+    <w:p>
+      <w:pPr>
+        <w:spacing w:before="0" w:after="0"/>
+      </w:pPr>
+    </w:p>
+    <w:p>
+      <w:pPr>
+        <w:spacing w:before="0" w:after="0"/>
+      </w:pPr>
+    </w:p>
+    <w:p>
+      <w:pPr>
+        <w:spacing w:before="0" w:after="0"/>
+      </w:pPr>
+    </w:p>
+    <w:p>
+      <w:pPr>
+        <w:spacing w:before="0" w:after="0"/>
+      </w:pPr>
+    </w:p>
+    <w:p>
+      <w:pPr>
+        <w:spacing w:before="0" w:after="0"/>
+      </w:pPr>
+    </w:p>
+    <w:p>
+      <w:pPr>
+        <w:spacing w:before="0" w:after="0"/>
+      </w:pPr>
+    </w:p>
+    <w:p>
+      <w:pPr>
+        <w:spacing w:before="0" w:after="0"/>
+      </w:pPr>
+    </w:p>
+    <w:p>
+      <w:pPr>
+        <w:spacing w:before="0" w:after="0"/>
+      </w:pPr>
     </w:p>
     <w:p>
       <w:pPr>
@@ -8485,6 +8859,46 @@
     </w:p>
     <w:p>
       <w:pPr>
+        <w:spacing w:before="0" w:after="0"/>
+      </w:pPr>
+    </w:p>
+    <w:p>
+      <w:pPr>
+        <w:spacing w:before="0" w:after="0"/>
+      </w:pPr>
+    </w:p>
+    <w:p>
+      <w:pPr>
+        <w:spacing w:before="0" w:after="0"/>
+      </w:pPr>
+    </w:p>
+    <w:p>
+      <w:pPr>
+        <w:spacing w:before="0" w:after="0"/>
+      </w:pPr>
+    </w:p>
+    <w:p>
+      <w:pPr>
+        <w:spacing w:before="0" w:after="0"/>
+      </w:pPr>
+    </w:p>
+    <w:p>
+      <w:pPr>
+        <w:spacing w:before="0" w:after="0"/>
+      </w:pPr>
+    </w:p>
+    <w:p>
+      <w:pPr>
+        <w:spacing w:before="0" w:after="0"/>
+      </w:pPr>
+    </w:p>
+    <w:p>
+      <w:pPr>
+        <w:spacing w:before="0" w:after="0"/>
+      </w:pPr>
+    </w:p>
+    <w:p>
+      <w:pPr>
         <w:spacing w:before="160" w:after="80"/>
       </w:pPr>
       <w:r>
@@ -12263,6 +12677,46 @@
         </w:rPr>
         <w:t>(mg/L)。</w:t>
       </w:r>
+    </w:p>
+    <w:p>
+      <w:pPr>
+        <w:spacing w:before="0" w:after="0"/>
+      </w:pPr>
+    </w:p>
+    <w:p>
+      <w:pPr>
+        <w:spacing w:before="0" w:after="0"/>
+      </w:pPr>
+    </w:p>
+    <w:p>
+      <w:pPr>
+        <w:spacing w:before="0" w:after="0"/>
+      </w:pPr>
+    </w:p>
+    <w:p>
+      <w:pPr>
+        <w:spacing w:before="0" w:after="0"/>
+      </w:pPr>
+    </w:p>
+    <w:p>
+      <w:pPr>
+        <w:spacing w:before="0" w:after="0"/>
+      </w:pPr>
+    </w:p>
+    <w:p>
+      <w:pPr>
+        <w:spacing w:before="0" w:after="0"/>
+      </w:pPr>
+    </w:p>
+    <w:p>
+      <w:pPr>
+        <w:spacing w:before="0" w:after="0"/>
+      </w:pPr>
+    </w:p>
+    <w:p>
+      <w:pPr>
+        <w:spacing w:before="0" w:after="0"/>
+      </w:pPr>
     </w:p>
     <w:p>
       <w:pPr>
@@ -13898,6 +14352,46 @@
     </w:p>
     <w:p>
       <w:pPr>
+        <w:spacing w:before="0" w:after="0"/>
+      </w:pPr>
+    </w:p>
+    <w:p>
+      <w:pPr>
+        <w:spacing w:before="0" w:after="0"/>
+      </w:pPr>
+    </w:p>
+    <w:p>
+      <w:pPr>
+        <w:spacing w:before="0" w:after="0"/>
+      </w:pPr>
+    </w:p>
+    <w:p>
+      <w:pPr>
+        <w:spacing w:before="0" w:after="0"/>
+      </w:pPr>
+    </w:p>
+    <w:p>
+      <w:pPr>
+        <w:spacing w:before="0" w:after="0"/>
+      </w:pPr>
+    </w:p>
+    <w:p>
+      <w:pPr>
+        <w:spacing w:before="0" w:after="0"/>
+      </w:pPr>
+    </w:p>
+    <w:p>
+      <w:pPr>
+        <w:spacing w:before="0" w:after="0"/>
+      </w:pPr>
+    </w:p>
+    <w:p>
+      <w:pPr>
+        <w:spacing w:before="0" w:after="0"/>
+      </w:pPr>
+    </w:p>
+    <w:p>
+      <w:pPr>
         <w:spacing w:before="160" w:after="80"/>
       </w:pPr>
       <w:r>
@@ -14323,6 +14817,46 @@
     </w:p>
     <w:p>
       <w:pPr>
+        <w:spacing w:before="0" w:after="0"/>
+      </w:pPr>
+    </w:p>
+    <w:p>
+      <w:pPr>
+        <w:spacing w:before="0" w:after="0"/>
+      </w:pPr>
+    </w:p>
+    <w:p>
+      <w:pPr>
+        <w:spacing w:before="0" w:after="0"/>
+      </w:pPr>
+    </w:p>
+    <w:p>
+      <w:pPr>
+        <w:spacing w:before="0" w:after="0"/>
+      </w:pPr>
+    </w:p>
+    <w:p>
+      <w:pPr>
+        <w:spacing w:before="0" w:after="0"/>
+      </w:pPr>
+    </w:p>
+    <w:p>
+      <w:pPr>
+        <w:spacing w:before="0" w:after="0"/>
+      </w:pPr>
+    </w:p>
+    <w:p>
+      <w:pPr>
+        <w:spacing w:before="0" w:after="0"/>
+      </w:pPr>
+    </w:p>
+    <w:p>
+      <w:pPr>
+        <w:spacing w:before="0" w:after="0"/>
+      </w:pPr>
+    </w:p>
+    <w:p>
+      <w:pPr>
         <w:spacing w:before="160" w:after="80"/>
       </w:pPr>
       <w:r>
@@ -15039,6 +15573,46 @@
         </w:rPr>
         <w:t xml:space="preserve"> 7.35~7.45)</w:t>
       </w:r>
+    </w:p>
+    <w:p>
+      <w:pPr>
+        <w:spacing w:before="0" w:after="0"/>
+      </w:pPr>
+    </w:p>
+    <w:p>
+      <w:pPr>
+        <w:spacing w:before="0" w:after="0"/>
+      </w:pPr>
+    </w:p>
+    <w:p>
+      <w:pPr>
+        <w:spacing w:before="0" w:after="0"/>
+      </w:pPr>
+    </w:p>
+    <w:p>
+      <w:pPr>
+        <w:spacing w:before="0" w:after="0"/>
+      </w:pPr>
+    </w:p>
+    <w:p>
+      <w:pPr>
+        <w:spacing w:before="0" w:after="0"/>
+      </w:pPr>
+    </w:p>
+    <w:p>
+      <w:pPr>
+        <w:spacing w:before="0" w:after="0"/>
+      </w:pPr>
+    </w:p>
+    <w:p>
+      <w:pPr>
+        <w:spacing w:before="0" w:after="0"/>
+      </w:pPr>
+    </w:p>
+    <w:p>
+      <w:pPr>
+        <w:spacing w:before="0" w:after="0"/>
+      </w:pPr>
     </w:p>
     <w:p>
       <w:pPr>
@@ -16161,6 +16735,31 @@
     </w:p>
     <w:p>
       <w:pPr>
+        <w:spacing w:before="0" w:after="0"/>
+      </w:pPr>
+    </w:p>
+    <w:p>
+      <w:pPr>
+        <w:spacing w:before="0" w:after="0"/>
+      </w:pPr>
+    </w:p>
+    <w:p>
+      <w:pPr>
+        <w:spacing w:before="0" w:after="0"/>
+      </w:pPr>
+    </w:p>
+    <w:p>
+      <w:pPr>
+        <w:spacing w:before="0" w:after="0"/>
+      </w:pPr>
+    </w:p>
+    <w:p>
+      <w:pPr>
+        <w:spacing w:before="0" w:after="0"/>
+      </w:pPr>
+    </w:p>
+    <w:p>
+      <w:pPr>
         <w:spacing w:before="160" w:after="80"/>
       </w:pPr>
       <w:r>
@@ -17061,6 +17660,46 @@
     </w:p>
     <w:p>
       <w:pPr>
+        <w:spacing w:before="0" w:after="0"/>
+      </w:pPr>
+    </w:p>
+    <w:p>
+      <w:pPr>
+        <w:spacing w:before="0" w:after="0"/>
+      </w:pPr>
+    </w:p>
+    <w:p>
+      <w:pPr>
+        <w:spacing w:before="0" w:after="0"/>
+      </w:pPr>
+    </w:p>
+    <w:p>
+      <w:pPr>
+        <w:spacing w:before="0" w:after="0"/>
+      </w:pPr>
+    </w:p>
+    <w:p>
+      <w:pPr>
+        <w:spacing w:before="0" w:after="0"/>
+      </w:pPr>
+    </w:p>
+    <w:p>
+      <w:pPr>
+        <w:spacing w:before="0" w:after="0"/>
+      </w:pPr>
+    </w:p>
+    <w:p>
+      <w:pPr>
+        <w:spacing w:before="0" w:after="0"/>
+      </w:pPr>
+    </w:p>
+    <w:p>
+      <w:pPr>
+        <w:spacing w:before="0" w:after="0"/>
+      </w:pPr>
+    </w:p>
+    <w:p>
+      <w:pPr>
         <w:spacing w:before="160" w:after="80"/>
       </w:pPr>
       <w:r>
@@ -17432,6 +18071,31 @@
     </w:p>
     <w:p>
       <w:pPr>
+        <w:spacing w:before="0" w:after="0"/>
+      </w:pPr>
+    </w:p>
+    <w:p>
+      <w:pPr>
+        <w:spacing w:before="0" w:after="0"/>
+      </w:pPr>
+    </w:p>
+    <w:p>
+      <w:pPr>
+        <w:spacing w:before="0" w:after="0"/>
+      </w:pPr>
+    </w:p>
+    <w:p>
+      <w:pPr>
+        <w:spacing w:before="0" w:after="0"/>
+      </w:pPr>
+    </w:p>
+    <w:p>
+      <w:pPr>
+        <w:spacing w:before="0" w:after="0"/>
+      </w:pPr>
+    </w:p>
+    <w:p>
+      <w:pPr>
         <w:spacing w:before="160" w:after="80"/>
       </w:pPr>
       <w:r>
@@ -17959,6 +18623,31 @@
         </w:rPr>
         <w:t>。</w:t>
       </w:r>
+    </w:p>
+    <w:p>
+      <w:pPr>
+        <w:spacing w:before="0" w:after="0"/>
+      </w:pPr>
+    </w:p>
+    <w:p>
+      <w:pPr>
+        <w:spacing w:before="0" w:after="0"/>
+      </w:pPr>
+    </w:p>
+    <w:p>
+      <w:pPr>
+        <w:spacing w:before="0" w:after="0"/>
+      </w:pPr>
+    </w:p>
+    <w:p>
+      <w:pPr>
+        <w:spacing w:before="0" w:after="0"/>
+      </w:pPr>
+    </w:p>
+    <w:p>
+      <w:pPr>
+        <w:spacing w:before="0" w:after="0"/>
+      </w:pPr>
     </w:p>
     <w:p>
       <w:pPr>
@@ -20745,6 +21434,46 @@
     </w:p>
     <w:p>
       <w:pPr>
+        <w:spacing w:before="0" w:after="0"/>
+      </w:pPr>
+    </w:p>
+    <w:p>
+      <w:pPr>
+        <w:spacing w:before="0" w:after="0"/>
+      </w:pPr>
+    </w:p>
+    <w:p>
+      <w:pPr>
+        <w:spacing w:before="0" w:after="0"/>
+      </w:pPr>
+    </w:p>
+    <w:p>
+      <w:pPr>
+        <w:spacing w:before="0" w:after="0"/>
+      </w:pPr>
+    </w:p>
+    <w:p>
+      <w:pPr>
+        <w:spacing w:before="0" w:after="0"/>
+      </w:pPr>
+    </w:p>
+    <w:p>
+      <w:pPr>
+        <w:spacing w:before="0" w:after="0"/>
+      </w:pPr>
+    </w:p>
+    <w:p>
+      <w:pPr>
+        <w:spacing w:before="0" w:after="0"/>
+      </w:pPr>
+    </w:p>
+    <w:p>
+      <w:pPr>
+        <w:spacing w:before="0" w:after="0"/>
+      </w:pPr>
+    </w:p>
+    <w:p>
+      <w:pPr>
         <w:spacing w:before="160" w:after="80"/>
       </w:pPr>
       <w:r>
@@ -21512,6 +22241,46 @@
     </w:p>
     <w:p>
       <w:pPr>
+        <w:spacing w:before="0" w:after="0"/>
+      </w:pPr>
+    </w:p>
+    <w:p>
+      <w:pPr>
+        <w:spacing w:before="0" w:after="0"/>
+      </w:pPr>
+    </w:p>
+    <w:p>
+      <w:pPr>
+        <w:spacing w:before="0" w:after="0"/>
+      </w:pPr>
+    </w:p>
+    <w:p>
+      <w:pPr>
+        <w:spacing w:before="0" w:after="0"/>
+      </w:pPr>
+    </w:p>
+    <w:p>
+      <w:pPr>
+        <w:spacing w:before="0" w:after="0"/>
+      </w:pPr>
+    </w:p>
+    <w:p>
+      <w:pPr>
+        <w:spacing w:before="0" w:after="0"/>
+      </w:pPr>
+    </w:p>
+    <w:p>
+      <w:pPr>
+        <w:spacing w:before="0" w:after="0"/>
+      </w:pPr>
+    </w:p>
+    <w:p>
+      <w:pPr>
+        <w:spacing w:before="0" w:after="0"/>
+      </w:pPr>
+    </w:p>
+    <w:p>
+      <w:pPr>
         <w:spacing w:before="160" w:after="80"/>
       </w:pPr>
       <w:r>
@@ -22377,6 +23146,46 @@
         </w:rPr>
         <w:t>。</w:t>
       </w:r>
+    </w:p>
+    <w:p>
+      <w:pPr>
+        <w:spacing w:before="0" w:after="0"/>
+      </w:pPr>
+    </w:p>
+    <w:p>
+      <w:pPr>
+        <w:spacing w:before="0" w:after="0"/>
+      </w:pPr>
+    </w:p>
+    <w:p>
+      <w:pPr>
+        <w:spacing w:before="0" w:after="0"/>
+      </w:pPr>
+    </w:p>
+    <w:p>
+      <w:pPr>
+        <w:spacing w:before="0" w:after="0"/>
+      </w:pPr>
+    </w:p>
+    <w:p>
+      <w:pPr>
+        <w:spacing w:before="0" w:after="0"/>
+      </w:pPr>
+    </w:p>
+    <w:p>
+      <w:pPr>
+        <w:spacing w:before="0" w:after="0"/>
+      </w:pPr>
+    </w:p>
+    <w:p>
+      <w:pPr>
+        <w:spacing w:before="0" w:after="0"/>
+      </w:pPr>
+    </w:p>
+    <w:p>
+      <w:pPr>
+        <w:spacing w:before="0" w:after="0"/>
+      </w:pPr>
     </w:p>
     <w:p>
       <w:pPr>
@@ -23394,6 +24203,46 @@
     </w:p>
     <w:p>
       <w:pPr>
+        <w:spacing w:before="0" w:after="0"/>
+      </w:pPr>
+    </w:p>
+    <w:p>
+      <w:pPr>
+        <w:spacing w:before="0" w:after="0"/>
+      </w:pPr>
+    </w:p>
+    <w:p>
+      <w:pPr>
+        <w:spacing w:before="0" w:after="0"/>
+      </w:pPr>
+    </w:p>
+    <w:p>
+      <w:pPr>
+        <w:spacing w:before="0" w:after="0"/>
+      </w:pPr>
+    </w:p>
+    <w:p>
+      <w:pPr>
+        <w:spacing w:before="0" w:after="0"/>
+      </w:pPr>
+    </w:p>
+    <w:p>
+      <w:pPr>
+        <w:spacing w:before="0" w:after="0"/>
+      </w:pPr>
+    </w:p>
+    <w:p>
+      <w:pPr>
+        <w:spacing w:before="0" w:after="0"/>
+      </w:pPr>
+    </w:p>
+    <w:p>
+      <w:pPr>
+        <w:spacing w:before="0" w:after="0"/>
+      </w:pPr>
+    </w:p>
+    <w:p>
+      <w:pPr>
         <w:spacing w:before="160" w:after="80"/>
       </w:pPr>
       <w:r>
@@ -23890,6 +24739,46 @@
         </w:rPr>
         <w:t>？</w:t>
       </w:r>
+    </w:p>
+    <w:p>
+      <w:pPr>
+        <w:spacing w:before="0" w:after="0"/>
+      </w:pPr>
+    </w:p>
+    <w:p>
+      <w:pPr>
+        <w:spacing w:before="0" w:after="0"/>
+      </w:pPr>
+    </w:p>
+    <w:p>
+      <w:pPr>
+        <w:spacing w:before="0" w:after="0"/>
+      </w:pPr>
+    </w:p>
+    <w:p>
+      <w:pPr>
+        <w:spacing w:before="0" w:after="0"/>
+      </w:pPr>
+    </w:p>
+    <w:p>
+      <w:pPr>
+        <w:spacing w:before="0" w:after="0"/>
+      </w:pPr>
+    </w:p>
+    <w:p>
+      <w:pPr>
+        <w:spacing w:before="0" w:after="0"/>
+      </w:pPr>
+    </w:p>
+    <w:p>
+      <w:pPr>
+        <w:spacing w:before="0" w:after="0"/>
+      </w:pPr>
+    </w:p>
+    <w:p>
+      <w:pPr>
+        <w:spacing w:before="0" w:after="0"/>
+      </w:pPr>
     </w:p>
     <w:p>
       <w:pPr>
@@ -24418,6 +25307,31 @@
     </w:p>
     <w:p>
       <w:pPr>
+        <w:spacing w:before="0" w:after="0"/>
+      </w:pPr>
+    </w:p>
+    <w:p>
+      <w:pPr>
+        <w:spacing w:before="0" w:after="0"/>
+      </w:pPr>
+    </w:p>
+    <w:p>
+      <w:pPr>
+        <w:spacing w:before="0" w:after="0"/>
+      </w:pPr>
+    </w:p>
+    <w:p>
+      <w:pPr>
+        <w:spacing w:before="0" w:after="0"/>
+      </w:pPr>
+    </w:p>
+    <w:p>
+      <w:pPr>
+        <w:spacing w:before="0" w:after="0"/>
+      </w:pPr>
+    </w:p>
+    <w:p>
+      <w:pPr>
         <w:spacing w:before="160" w:after="80"/>
       </w:pPr>
       <w:r>
@@ -24828,6 +25742,31 @@
     </w:p>
     <w:p>
       <w:pPr>
+        <w:spacing w:before="0" w:after="0"/>
+      </w:pPr>
+    </w:p>
+    <w:p>
+      <w:pPr>
+        <w:spacing w:before="0" w:after="0"/>
+      </w:pPr>
+    </w:p>
+    <w:p>
+      <w:pPr>
+        <w:spacing w:before="0" w:after="0"/>
+      </w:pPr>
+    </w:p>
+    <w:p>
+      <w:pPr>
+        <w:spacing w:before="0" w:after="0"/>
+      </w:pPr>
+    </w:p>
+    <w:p>
+      <w:pPr>
+        <w:spacing w:before="0" w:after="0"/>
+      </w:pPr>
+    </w:p>
+    <w:p>
+      <w:pPr>
         <w:spacing w:before="160" w:after="80"/>
       </w:pPr>
       <w:r>
@@ -25014,6 +25953,31 @@
     </w:p>
     <w:p>
       <w:pPr>
+        <w:spacing w:before="0" w:after="0"/>
+      </w:pPr>
+    </w:p>
+    <w:p>
+      <w:pPr>
+        <w:spacing w:before="0" w:after="0"/>
+      </w:pPr>
+    </w:p>
+    <w:p>
+      <w:pPr>
+        <w:spacing w:before="0" w:after="0"/>
+      </w:pPr>
+    </w:p>
+    <w:p>
+      <w:pPr>
+        <w:spacing w:before="0" w:after="0"/>
+      </w:pPr>
+    </w:p>
+    <w:p>
+      <w:pPr>
+        <w:spacing w:before="0" w:after="0"/>
+      </w:pPr>
+    </w:p>
+    <w:p>
+      <w:pPr>
         <w:spacing w:before="160" w:after="80"/>
       </w:pPr>
       <w:r>
@@ -25451,6 +26415,46 @@
     </w:p>
     <w:p>
       <w:pPr>
+        <w:spacing w:before="0" w:after="0"/>
+      </w:pPr>
+    </w:p>
+    <w:p>
+      <w:pPr>
+        <w:spacing w:before="0" w:after="0"/>
+      </w:pPr>
+    </w:p>
+    <w:p>
+      <w:pPr>
+        <w:spacing w:before="0" w:after="0"/>
+      </w:pPr>
+    </w:p>
+    <w:p>
+      <w:pPr>
+        <w:spacing w:before="0" w:after="0"/>
+      </w:pPr>
+    </w:p>
+    <w:p>
+      <w:pPr>
+        <w:spacing w:before="0" w:after="0"/>
+      </w:pPr>
+    </w:p>
+    <w:p>
+      <w:pPr>
+        <w:spacing w:before="0" w:after="0"/>
+      </w:pPr>
+    </w:p>
+    <w:p>
+      <w:pPr>
+        <w:spacing w:before="0" w:after="0"/>
+      </w:pPr>
+    </w:p>
+    <w:p>
+      <w:pPr>
+        <w:spacing w:before="0" w:after="0"/>
+      </w:pPr>
+    </w:p>
+    <w:p>
+      <w:pPr>
         <w:spacing w:before="160" w:after="80"/>
       </w:pPr>
       <w:r>
@@ -25678,6 +26682,31 @@
     </w:p>
     <w:p>
       <w:pPr>
+        <w:spacing w:before="0" w:after="0"/>
+      </w:pPr>
+    </w:p>
+    <w:p>
+      <w:pPr>
+        <w:spacing w:before="0" w:after="0"/>
+      </w:pPr>
+    </w:p>
+    <w:p>
+      <w:pPr>
+        <w:spacing w:before="0" w:after="0"/>
+      </w:pPr>
+    </w:p>
+    <w:p>
+      <w:pPr>
+        <w:spacing w:before="0" w:after="0"/>
+      </w:pPr>
+    </w:p>
+    <w:p>
+      <w:pPr>
+        <w:spacing w:before="0" w:after="0"/>
+      </w:pPr>
+    </w:p>
+    <w:p>
+      <w:pPr>
         <w:spacing w:before="160" w:after="80"/>
       </w:pPr>
       <w:r>
@@ -26744,6 +27773,46 @@
         </w:rPr>
         <w:t>？</w:t>
       </w:r>
+    </w:p>
+    <w:p>
+      <w:pPr>
+        <w:spacing w:before="0" w:after="0"/>
+      </w:pPr>
+    </w:p>
+    <w:p>
+      <w:pPr>
+        <w:spacing w:before="0" w:after="0"/>
+      </w:pPr>
+    </w:p>
+    <w:p>
+      <w:pPr>
+        <w:spacing w:before="0" w:after="0"/>
+      </w:pPr>
+    </w:p>
+    <w:p>
+      <w:pPr>
+        <w:spacing w:before="0" w:after="0"/>
+      </w:pPr>
+    </w:p>
+    <w:p>
+      <w:pPr>
+        <w:spacing w:before="0" w:after="0"/>
+      </w:pPr>
+    </w:p>
+    <w:p>
+      <w:pPr>
+        <w:spacing w:before="0" w:after="0"/>
+      </w:pPr>
+    </w:p>
+    <w:p>
+      <w:pPr>
+        <w:spacing w:before="0" w:after="0"/>
+      </w:pPr>
+    </w:p>
+    <w:p>
+      <w:pPr>
+        <w:spacing w:before="0" w:after="0"/>
+      </w:pPr>
     </w:p>
     <w:p>
       <w:pPr>
@@ -27327,6 +28396,46 @@
     </w:p>
     <w:p>
       <w:pPr>
+        <w:spacing w:before="0" w:after="0"/>
+      </w:pPr>
+    </w:p>
+    <w:p>
+      <w:pPr>
+        <w:spacing w:before="0" w:after="0"/>
+      </w:pPr>
+    </w:p>
+    <w:p>
+      <w:pPr>
+        <w:spacing w:before="0" w:after="0"/>
+      </w:pPr>
+    </w:p>
+    <w:p>
+      <w:pPr>
+        <w:spacing w:before="0" w:after="0"/>
+      </w:pPr>
+    </w:p>
+    <w:p>
+      <w:pPr>
+        <w:spacing w:before="0" w:after="0"/>
+      </w:pPr>
+    </w:p>
+    <w:p>
+      <w:pPr>
+        <w:spacing w:before="0" w:after="0"/>
+      </w:pPr>
+    </w:p>
+    <w:p>
+      <w:pPr>
+        <w:spacing w:before="0" w:after="0"/>
+      </w:pPr>
+    </w:p>
+    <w:p>
+      <w:pPr>
+        <w:spacing w:before="0" w:after="0"/>
+      </w:pPr>
+    </w:p>
+    <w:p>
+      <w:pPr>
         <w:spacing w:before="160" w:after="80"/>
       </w:pPr>
       <w:r>
@@ -27962,6 +29071,46 @@
         </w:rPr>
         <w:t>？</w:t>
       </w:r>
+    </w:p>
+    <w:p>
+      <w:pPr>
+        <w:spacing w:before="0" w:after="0"/>
+      </w:pPr>
+    </w:p>
+    <w:p>
+      <w:pPr>
+        <w:spacing w:before="0" w:after="0"/>
+      </w:pPr>
+    </w:p>
+    <w:p>
+      <w:pPr>
+        <w:spacing w:before="0" w:after="0"/>
+      </w:pPr>
+    </w:p>
+    <w:p>
+      <w:pPr>
+        <w:spacing w:before="0" w:after="0"/>
+      </w:pPr>
+    </w:p>
+    <w:p>
+      <w:pPr>
+        <w:spacing w:before="0" w:after="0"/>
+      </w:pPr>
+    </w:p>
+    <w:p>
+      <w:pPr>
+        <w:spacing w:before="0" w:after="0"/>
+      </w:pPr>
+    </w:p>
+    <w:p>
+      <w:pPr>
+        <w:spacing w:before="0" w:after="0"/>
+      </w:pPr>
+    </w:p>
+    <w:p>
+      <w:pPr>
+        <w:spacing w:before="0" w:after="0"/>
+      </w:pPr>
     </w:p>
     <w:p>
       <w:pPr>
@@ -28451,6 +29600,46 @@
     </w:p>
     <w:p>
       <w:pPr>
+        <w:spacing w:before="0" w:after="0"/>
+      </w:pPr>
+    </w:p>
+    <w:p>
+      <w:pPr>
+        <w:spacing w:before="0" w:after="0"/>
+      </w:pPr>
+    </w:p>
+    <w:p>
+      <w:pPr>
+        <w:spacing w:before="0" w:after="0"/>
+      </w:pPr>
+    </w:p>
+    <w:p>
+      <w:pPr>
+        <w:spacing w:before="0" w:after="0"/>
+      </w:pPr>
+    </w:p>
+    <w:p>
+      <w:pPr>
+        <w:spacing w:before="0" w:after="0"/>
+      </w:pPr>
+    </w:p>
+    <w:p>
+      <w:pPr>
+        <w:spacing w:before="0" w:after="0"/>
+      </w:pPr>
+    </w:p>
+    <w:p>
+      <w:pPr>
+        <w:spacing w:before="0" w:after="0"/>
+      </w:pPr>
+    </w:p>
+    <w:p>
+      <w:pPr>
+        <w:spacing w:before="0" w:after="0"/>
+      </w:pPr>
+    </w:p>
+    <w:p>
+      <w:pPr>
         <w:spacing w:before="160" w:after="80"/>
       </w:pPr>
       <w:r>
@@ -28731,6 +29920,31 @@
     </w:p>
     <w:p>
       <w:pPr>
+        <w:spacing w:before="0" w:after="0"/>
+      </w:pPr>
+    </w:p>
+    <w:p>
+      <w:pPr>
+        <w:spacing w:before="0" w:after="0"/>
+      </w:pPr>
+    </w:p>
+    <w:p>
+      <w:pPr>
+        <w:spacing w:before="0" w:after="0"/>
+      </w:pPr>
+    </w:p>
+    <w:p>
+      <w:pPr>
+        <w:spacing w:before="0" w:after="0"/>
+      </w:pPr>
+    </w:p>
+    <w:p>
+      <w:pPr>
+        <w:spacing w:before="0" w:after="0"/>
+      </w:pPr>
+    </w:p>
+    <w:p>
+      <w:pPr>
         <w:spacing w:before="160" w:after="80"/>
       </w:pPr>
       <w:r>
@@ -29168,6 +30382,46 @@
     </w:p>
     <w:p>
       <w:pPr>
+        <w:spacing w:before="0" w:after="0"/>
+      </w:pPr>
+    </w:p>
+    <w:p>
+      <w:pPr>
+        <w:spacing w:before="0" w:after="0"/>
+      </w:pPr>
+    </w:p>
+    <w:p>
+      <w:pPr>
+        <w:spacing w:before="0" w:after="0"/>
+      </w:pPr>
+    </w:p>
+    <w:p>
+      <w:pPr>
+        <w:spacing w:before="0" w:after="0"/>
+      </w:pPr>
+    </w:p>
+    <w:p>
+      <w:pPr>
+        <w:spacing w:before="0" w:after="0"/>
+      </w:pPr>
+    </w:p>
+    <w:p>
+      <w:pPr>
+        <w:spacing w:before="0" w:after="0"/>
+      </w:pPr>
+    </w:p>
+    <w:p>
+      <w:pPr>
+        <w:spacing w:before="0" w:after="0"/>
+      </w:pPr>
+    </w:p>
+    <w:p>
+      <w:pPr>
+        <w:spacing w:before="0" w:after="0"/>
+      </w:pPr>
+    </w:p>
+    <w:p>
+      <w:pPr>
         <w:spacing w:before="160" w:after="80"/>
       </w:pPr>
       <w:r>
@@ -29641,6 +30895,46 @@
     </w:p>
     <w:p>
       <w:pPr>
+        <w:spacing w:before="0" w:after="0"/>
+      </w:pPr>
+    </w:p>
+    <w:p>
+      <w:pPr>
+        <w:spacing w:before="0" w:after="0"/>
+      </w:pPr>
+    </w:p>
+    <w:p>
+      <w:pPr>
+        <w:spacing w:before="0" w:after="0"/>
+      </w:pPr>
+    </w:p>
+    <w:p>
+      <w:pPr>
+        <w:spacing w:before="0" w:after="0"/>
+      </w:pPr>
+    </w:p>
+    <w:p>
+      <w:pPr>
+        <w:spacing w:before="0" w:after="0"/>
+      </w:pPr>
+    </w:p>
+    <w:p>
+      <w:pPr>
+        <w:spacing w:before="0" w:after="0"/>
+      </w:pPr>
+    </w:p>
+    <w:p>
+      <w:pPr>
+        <w:spacing w:before="0" w:after="0"/>
+      </w:pPr>
+    </w:p>
+    <w:p>
+      <w:pPr>
+        <w:spacing w:before="0" w:after="0"/>
+      </w:pPr>
+    </w:p>
+    <w:p>
+      <w:pPr>
         <w:spacing w:before="160" w:after="80"/>
       </w:pPr>
       <w:r>
@@ -30023,6 +31317,31 @@
     </w:p>
     <w:p>
       <w:pPr>
+        <w:spacing w:before="0" w:after="0"/>
+      </w:pPr>
+    </w:p>
+    <w:p>
+      <w:pPr>
+        <w:spacing w:before="0" w:after="0"/>
+      </w:pPr>
+    </w:p>
+    <w:p>
+      <w:pPr>
+        <w:spacing w:before="0" w:after="0"/>
+      </w:pPr>
+    </w:p>
+    <w:p>
+      <w:pPr>
+        <w:spacing w:before="0" w:after="0"/>
+      </w:pPr>
+    </w:p>
+    <w:p>
+      <w:pPr>
+        <w:spacing w:before="0" w:after="0"/>
+      </w:pPr>
+    </w:p>
+    <w:p>
+      <w:pPr>
         <w:spacing w:before="160" w:after="80"/>
       </w:pPr>
       <w:r>
@@ -30172,6 +31491,21 @@
     </w:p>
     <w:p>
       <w:pPr>
+        <w:spacing w:before="0" w:after="0"/>
+      </w:pPr>
+    </w:p>
+    <w:p>
+      <w:pPr>
+        <w:spacing w:before="0" w:after="0"/>
+      </w:pPr>
+    </w:p>
+    <w:p>
+      <w:pPr>
+        <w:spacing w:before="0" w:after="0"/>
+      </w:pPr>
+    </w:p>
+    <w:p>
+      <w:pPr>
         <w:spacing w:before="160" w:after="80"/>
       </w:pPr>
       <w:r>
@@ -30462,6 +31796,46 @@
         </w:rPr>
         <w:t>?</w:t>
       </w:r>
+    </w:p>
+    <w:p>
+      <w:pPr>
+        <w:spacing w:before="0" w:after="0"/>
+      </w:pPr>
+    </w:p>
+    <w:p>
+      <w:pPr>
+        <w:spacing w:before="0" w:after="0"/>
+      </w:pPr>
+    </w:p>
+    <w:p>
+      <w:pPr>
+        <w:spacing w:before="0" w:after="0"/>
+      </w:pPr>
+    </w:p>
+    <w:p>
+      <w:pPr>
+        <w:spacing w:before="0" w:after="0"/>
+      </w:pPr>
+    </w:p>
+    <w:p>
+      <w:pPr>
+        <w:spacing w:before="0" w:after="0"/>
+      </w:pPr>
+    </w:p>
+    <w:p>
+      <w:pPr>
+        <w:spacing w:before="0" w:after="0"/>
+      </w:pPr>
+    </w:p>
+    <w:p>
+      <w:pPr>
+        <w:spacing w:before="0" w:after="0"/>
+      </w:pPr>
+    </w:p>
+    <w:p>
+      <w:pPr>
+        <w:spacing w:before="0" w:after="0"/>
+      </w:pPr>
     </w:p>
     <w:p>
       <w:pPr>

--- a/00-首页/题组Word/第一轮·竞赛教材版/第一轮原理·6-酸碱理论（学生版）.docx
+++ b/00-首页/题组Word/第一轮·竞赛教材版/第一轮原理·6-酸碱理论（学生版）.docx
@@ -114,8 +114,8 @@
     <w:p>
       <w:pPr>
         <w:pStyle w:val="Compact"/>
+        <w:spacing w:before="0" w:after="0"/>
         <w:ind w:left="480" w:hanging="480"/>
-        <w:spacing w:after="0"/>
       </w:pPr>
       <w:r>
         <w:rPr>
@@ -140,14 +140,60 @@
     <w:p>
       <w:pPr>
         <w:pStyle w:val="Compact"/>
+        <w:spacing w:before="0" w:after="0"/>
         <w:ind w:left="480" w:hanging="480"/>
+      </w:pPr>
+      <w:r>
+        <w:rPr>
+          <w:rFonts w:ascii="Times New Roman" w:hAnsi="Times New Roman" w:eastAsia="Times New Roman" w:cs="Times New Roman"/>
+        </w:rPr>
+        <w:t xml:space="preserve">B. H</w:t>
+      </w:r>
+      <w:r>
+        <w:rPr>
+          <w:rFonts w:ascii="Times New Roman" w:hAnsi="Times New Roman" w:eastAsia="Times New Roman" w:cs="Times New Roman"/>
+          <w:vertAlign w:val="subscript"/>
+        </w:rPr>
+        <w:t>2</w:t>
+      </w:r>
+      <w:r>
+        <w:rPr>
+          <w:rFonts w:ascii="Times New Roman" w:hAnsi="Times New Roman" w:eastAsia="Times New Roman" w:cs="Times New Roman"/>
+        </w:rPr>
+        <w:t>BO</w:t>
+      </w:r>
+      <w:r>
+        <w:rPr>
+          <w:rFonts w:ascii="Times New Roman" w:hAnsi="Times New Roman" w:eastAsia="Times New Roman" w:cs="Times New Roman"/>
+          <w:vertAlign w:val="subscript"/>
+        </w:rPr>
+        <w:t>3</w:t>
+      </w:r>
+      <w:r>
+        <w:rPr>
+          <w:rFonts w:ascii="Times New Roman" w:hAnsi="Times New Roman" w:eastAsia="Times New Roman" w:cs="Times New Roman"/>
+          <w:vertAlign w:val="superscript"/>
+        </w:rPr>
+        <w:t>-</w:t>
+      </w:r>
+      <w:r>
+        <w:rPr>
+          <w:rFonts w:ascii="Times New Roman" w:hAnsi="Times New Roman" w:eastAsia="Times New Roman" w:cs="Times New Roman"/>
+        </w:rPr>
+        <w:t xml:space="preserve">　　</w:t>
+      </w:r>
+    </w:p>
+    <w:p>
+      <w:pPr>
+        <w:pStyle w:val="Compact"/>
         <w:spacing w:before="0" w:after="0"/>
-      </w:pPr>
-      <w:r>
-        <w:rPr>
-          <w:rFonts w:ascii="Times New Roman" w:hAnsi="Times New Roman" w:eastAsia="Times New Roman" w:cs="Times New Roman"/>
-        </w:rPr>
-        <w:t xml:space="preserve">B. H</w:t>
+        <w:ind w:left="480" w:hanging="480"/>
+      </w:pPr>
+      <w:r>
+        <w:rPr>
+          <w:rFonts w:ascii="Times New Roman" w:hAnsi="Times New Roman" w:eastAsia="Times New Roman" w:cs="Times New Roman"/>
+        </w:rPr>
+        <w:t xml:space="preserve">C. C</w:t>
       </w:r>
       <w:r>
         <w:rPr>
@@ -160,21 +206,21 @@
         <w:rPr>
           <w:rFonts w:ascii="Times New Roman" w:hAnsi="Times New Roman" w:eastAsia="Times New Roman" w:cs="Times New Roman"/>
         </w:rPr>
-        <w:t>BO</w:t>
+        <w:t>O</w:t>
       </w:r>
       <w:r>
         <w:rPr>
           <w:rFonts w:ascii="Times New Roman" w:hAnsi="Times New Roman" w:eastAsia="Times New Roman" w:cs="Times New Roman"/>
           <w:vertAlign w:val="subscript"/>
         </w:rPr>
-        <w:t>3</w:t>
+        <w:t>4</w:t>
       </w:r>
       <w:r>
         <w:rPr>
           <w:rFonts w:ascii="Times New Roman" w:hAnsi="Times New Roman" w:eastAsia="Times New Roman" w:cs="Times New Roman"/>
           <w:vertAlign w:val="superscript"/>
         </w:rPr>
-        <w:t>-</w:t>
+        <w:t>2-</w:t>
       </w:r>
       <w:r>
         <w:rPr>
@@ -186,54 +232,8 @@
     <w:p>
       <w:pPr>
         <w:pStyle w:val="Compact"/>
+        <w:spacing w:before="0" w:after="0"/>
         <w:ind w:left="480" w:hanging="480"/>
-        <w:spacing w:before="0" w:after="0"/>
-      </w:pPr>
-      <w:r>
-        <w:rPr>
-          <w:rFonts w:ascii="Times New Roman" w:hAnsi="Times New Roman" w:eastAsia="Times New Roman" w:cs="Times New Roman"/>
-        </w:rPr>
-        <w:t xml:space="preserve">C. C</w:t>
-      </w:r>
-      <w:r>
-        <w:rPr>
-          <w:rFonts w:ascii="Times New Roman" w:hAnsi="Times New Roman" w:eastAsia="Times New Roman" w:cs="Times New Roman"/>
-          <w:vertAlign w:val="subscript"/>
-        </w:rPr>
-        <w:t>2</w:t>
-      </w:r>
-      <w:r>
-        <w:rPr>
-          <w:rFonts w:ascii="Times New Roman" w:hAnsi="Times New Roman" w:eastAsia="Times New Roman" w:cs="Times New Roman"/>
-        </w:rPr>
-        <w:t>O</w:t>
-      </w:r>
-      <w:r>
-        <w:rPr>
-          <w:rFonts w:ascii="Times New Roman" w:hAnsi="Times New Roman" w:eastAsia="Times New Roman" w:cs="Times New Roman"/>
-          <w:vertAlign w:val="subscript"/>
-        </w:rPr>
-        <w:t>4</w:t>
-      </w:r>
-      <w:r>
-        <w:rPr>
-          <w:rFonts w:ascii="Times New Roman" w:hAnsi="Times New Roman" w:eastAsia="Times New Roman" w:cs="Times New Roman"/>
-          <w:vertAlign w:val="superscript"/>
-        </w:rPr>
-        <w:t>2-</w:t>
-      </w:r>
-      <w:r>
-        <w:rPr>
-          <w:rFonts w:ascii="Times New Roman" w:hAnsi="Times New Roman" w:eastAsia="Times New Roman" w:cs="Times New Roman"/>
-        </w:rPr>
-        <w:t xml:space="preserve">　　</w:t>
-      </w:r>
-    </w:p>
-    <w:p>
-      <w:pPr>
-        <w:pStyle w:val="Compact"/>
-        <w:ind w:left="480" w:hanging="480"/>
-        <w:spacing w:before="0" w:after="36"/>
       </w:pPr>
       <w:r>
         <w:rPr>
@@ -316,8 +316,8 @@
     <w:p>
       <w:pPr>
         <w:pStyle w:val="Compact"/>
+        <w:spacing w:before="0" w:after="0"/>
         <w:ind w:left="480" w:hanging="480"/>
-        <w:spacing w:after="0"/>
       </w:pPr>
       <w:r>
         <w:rPr>
@@ -355,21 +355,60 @@
     <w:p>
       <w:pPr>
         <w:pStyle w:val="Compact"/>
+        <w:spacing w:before="0" w:after="0"/>
         <w:ind w:left="480" w:hanging="480"/>
+      </w:pPr>
+      <w:r>
+        <w:rPr>
+          <w:rFonts w:ascii="Times New Roman" w:hAnsi="Times New Roman" w:eastAsia="Times New Roman" w:cs="Times New Roman"/>
+        </w:rPr>
+        <w:t>B. CH</w:t>
+      </w:r>
+      <w:r>
+        <w:rPr>
+          <w:rFonts w:ascii="Times New Roman" w:hAnsi="Times New Roman" w:eastAsia="Times New Roman" w:cs="Times New Roman"/>
+          <w:vertAlign w:val="subscript"/>
+        </w:rPr>
+        <w:t>3</w:t>
+      </w:r>
+      <w:r>
+        <w:rPr>
+          <w:rFonts w:ascii="Times New Roman" w:hAnsi="Times New Roman" w:eastAsia="Times New Roman" w:cs="Times New Roman"/>
+        </w:rPr>
+        <w:t>COOH　　</w:t>
+      </w:r>
+    </w:p>
+    <w:p>
+      <w:pPr>
+        <w:pStyle w:val="Compact"/>
         <w:spacing w:before="0" w:after="0"/>
-      </w:pPr>
-      <w:r>
-        <w:rPr>
-          <w:rFonts w:ascii="Times New Roman" w:hAnsi="Times New Roman" w:eastAsia="Times New Roman" w:cs="Times New Roman"/>
-        </w:rPr>
-        <w:t>B. CH</w:t>
+        <w:ind w:left="480" w:hanging="480"/>
+      </w:pPr>
+      <w:r>
+        <w:rPr>
+          <w:rFonts w:ascii="Times New Roman" w:hAnsi="Times New Roman" w:eastAsia="Times New Roman" w:cs="Times New Roman"/>
+        </w:rPr>
+        <w:t>C. O</w:t>
       </w:r>
       <w:r>
         <w:rPr>
           <w:rFonts w:ascii="Times New Roman" w:hAnsi="Times New Roman" w:eastAsia="Times New Roman" w:cs="Times New Roman"/>
           <w:vertAlign w:val="subscript"/>
         </w:rPr>
-        <w:t>3</w:t>
+        <w:t>2</w:t>
+      </w:r>
+      <w:r>
+        <w:rPr>
+          <w:rFonts w:ascii="Times New Roman" w:hAnsi="Times New Roman" w:eastAsia="Times New Roman" w:cs="Times New Roman"/>
+        </w:rPr>
+        <w:t>NCH</w:t>
+      </w:r>
+      <w:r>
+        <w:rPr>
+          <w:rFonts w:ascii="Times New Roman" w:hAnsi="Times New Roman" w:eastAsia="Times New Roman" w:cs="Times New Roman"/>
+          <w:vertAlign w:val="subscript"/>
+        </w:rPr>
+        <w:t>2</w:t>
       </w:r>
       <w:r>
         <w:rPr>
@@ -381,47 +420,8 @@
     <w:p>
       <w:pPr>
         <w:pStyle w:val="Compact"/>
+        <w:spacing w:before="0" w:after="0"/>
         <w:ind w:left="480" w:hanging="480"/>
-        <w:spacing w:before="0" w:after="0"/>
-      </w:pPr>
-      <w:r>
-        <w:rPr>
-          <w:rFonts w:ascii="Times New Roman" w:hAnsi="Times New Roman" w:eastAsia="Times New Roman" w:cs="Times New Roman"/>
-        </w:rPr>
-        <w:t>C. O</w:t>
-      </w:r>
-      <w:r>
-        <w:rPr>
-          <w:rFonts w:ascii="Times New Roman" w:hAnsi="Times New Roman" w:eastAsia="Times New Roman" w:cs="Times New Roman"/>
-          <w:vertAlign w:val="subscript"/>
-        </w:rPr>
-        <w:t>2</w:t>
-      </w:r>
-      <w:r>
-        <w:rPr>
-          <w:rFonts w:ascii="Times New Roman" w:hAnsi="Times New Roman" w:eastAsia="Times New Roman" w:cs="Times New Roman"/>
-        </w:rPr>
-        <w:t>NCH</w:t>
-      </w:r>
-      <w:r>
-        <w:rPr>
-          <w:rFonts w:ascii="Times New Roman" w:hAnsi="Times New Roman" w:eastAsia="Times New Roman" w:cs="Times New Roman"/>
-          <w:vertAlign w:val="subscript"/>
-        </w:rPr>
-        <w:t>2</w:t>
-      </w:r>
-      <w:r>
-        <w:rPr>
-          <w:rFonts w:ascii="Times New Roman" w:hAnsi="Times New Roman" w:eastAsia="Times New Roman" w:cs="Times New Roman"/>
-        </w:rPr>
-        <w:t>COOH　　</w:t>
-      </w:r>
-    </w:p>
-    <w:p>
-      <w:pPr>
-        <w:pStyle w:val="Compact"/>
-        <w:ind w:left="480" w:hanging="480"/>
-        <w:spacing w:before="0" w:after="36"/>
       </w:pPr>
       <w:r>
         <w:rPr>
@@ -20093,6 +20093,14 @@
       <w:tblPr>
         <w:tblStyle w:val="Table"/>
         <w:tblW w:type="auto" w:w="0"/>
+        <w:tblBorders>
+          <w:top w:val="single" w:sz="12" w:space="0" w:color="000000"/>
+          <w:left w:val="none" w:sz="0" w:space="0" w:color="auto"/>
+          <w:bottom w:val="single" w:sz="12" w:space="0" w:color="000000"/>
+          <w:right w:val="none" w:sz="0" w:space="0" w:color="auto"/>
+          <w:insideH w:val="none" w:sz="0" w:space="0" w:color="auto"/>
+          <w:insideV w:val="none" w:sz="0" w:space="0" w:color="auto"/>
+        </w:tblBorders>
         <w:tblLook w:firstRow="1" w:lastRow="0" w:firstColumn="0" w:lastColumn="0" w:noHBand="0" w:noVBand="0" w:val="0020"/>
       </w:tblPr>
       <w:tblGrid>
@@ -20106,7 +20114,11 @@
           <w:tblHeader w:val="on"/>
         </w:trPr>
         <w:tc>
-          <w:tcPr/>
+          <w:tcPr>
+            <w:tcBorders>
+              <w:bottom w:val="single" w:sz="8" w:space="0" w:color="000000"/>
+            </w:tcBorders>
+          </w:tcPr>
           <w:p>
             <w:pPr>
               <w:pStyle w:val="Compact"/>
@@ -20122,7 +20134,11 @@
           </w:p>
         </w:tc>
         <w:tc>
-          <w:tcPr/>
+          <w:tcPr>
+            <w:tcBorders>
+              <w:bottom w:val="single" w:sz="8" w:space="0" w:color="000000"/>
+            </w:tcBorders>
+          </w:tcPr>
           <w:p>
             <w:pPr>
               <w:pStyle w:val="Compact"/>
@@ -20159,7 +20175,11 @@
           </w:p>
         </w:tc>
         <w:tc>
-          <w:tcPr/>
+          <w:tcPr>
+            <w:tcBorders>
+              <w:bottom w:val="single" w:sz="8" w:space="0" w:color="000000"/>
+            </w:tcBorders>
+          </w:tcPr>
           <w:p>
             <w:pPr>
               <w:pStyle w:val="Compact"/>
@@ -20196,7 +20216,11 @@
           </w:p>
         </w:tc>
         <w:tc>
-          <w:tcPr/>
+          <w:tcPr>
+            <w:tcBorders>
+              <w:bottom w:val="single" w:sz="8" w:space="0" w:color="000000"/>
+            </w:tcBorders>
+          </w:tcPr>
           <w:p>
             <w:pPr>
               <w:pStyle w:val="Compact"/>
@@ -24907,6 +24931,14 @@
         <w:tblStyle w:val="Table"/>
         <w:tblW w:type="pct" w:w="5000"/>
         <w:tblLayout w:type="fixed"/>
+        <w:tblBorders>
+          <w:top w:val="single" w:sz="12" w:space="0" w:color="000000"/>
+          <w:left w:val="none" w:sz="0" w:space="0" w:color="auto"/>
+          <w:bottom w:val="single" w:sz="12" w:space="0" w:color="000000"/>
+          <w:right w:val="none" w:sz="0" w:space="0" w:color="auto"/>
+          <w:insideH w:val="none" w:sz="0" w:space="0" w:color="auto"/>
+          <w:insideV w:val="none" w:sz="0" w:space="0" w:color="auto"/>
+        </w:tblBorders>
         <w:tblLook w:firstRow="1" w:lastRow="0" w:firstColumn="0" w:lastColumn="0" w:noHBand="0" w:noVBand="0" w:val="0020"/>
       </w:tblPr>
       <w:tblGrid>
@@ -24919,7 +24951,11 @@
           <w:tblHeader w:val="on"/>
         </w:trPr>
         <w:tc>
-          <w:tcPr/>
+          <w:tcPr>
+            <w:tcBorders>
+              <w:bottom w:val="single" w:sz="8" w:space="0" w:color="000000"/>
+            </w:tcBorders>
+          </w:tcPr>
           <w:p>
             <w:pPr>
               <w:pStyle w:val="Compact"/>
@@ -24994,7 +25030,11 @@
           </w:p>
         </w:tc>
         <w:tc>
-          <w:tcPr/>
+          <w:tcPr>
+            <w:tcBorders>
+              <w:bottom w:val="single" w:sz="8" w:space="0" w:color="000000"/>
+            </w:tcBorders>
+          </w:tcPr>
           <w:p>
             <w:pPr>
               <w:pStyle w:val="Compact"/>
@@ -25104,7 +25144,11 @@
           </w:p>
         </w:tc>
         <w:tc>
-          <w:tcPr/>
+          <w:tcPr>
+            <w:tcBorders>
+              <w:bottom w:val="single" w:sz="8" w:space="0" w:color="000000"/>
+            </w:tcBorders>
+          </w:tcPr>
           <w:p>
             <w:pPr>
               <w:pStyle w:val="Compact"/>
@@ -27920,6 +27964,14 @@
       <w:tblPr>
         <w:tblStyle w:val="Table"/>
         <w:tblW w:type="auto" w:w="0"/>
+        <w:tblBorders>
+          <w:top w:val="single" w:sz="12" w:space="0" w:color="000000"/>
+          <w:left w:val="none" w:sz="0" w:space="0" w:color="auto"/>
+          <w:bottom w:val="single" w:sz="12" w:space="0" w:color="000000"/>
+          <w:right w:val="none" w:sz="0" w:space="0" w:color="auto"/>
+          <w:insideH w:val="none" w:sz="0" w:space="0" w:color="auto"/>
+          <w:insideV w:val="none" w:sz="0" w:space="0" w:color="auto"/>
+        </w:tblBorders>
         <w:tblLook w:firstRow="1" w:lastRow="0" w:firstColumn="0" w:lastColumn="0" w:noHBand="0" w:noVBand="0" w:val="0020"/>
       </w:tblPr>
       <w:tblGrid>
@@ -27933,7 +27985,11 @@
           <w:tblHeader w:val="on"/>
         </w:trPr>
         <w:tc>
-          <w:tcPr/>
+          <w:tcPr>
+            <w:tcBorders>
+              <w:bottom w:val="single" w:sz="8" w:space="0" w:color="000000"/>
+            </w:tcBorders>
+          </w:tcPr>
           <w:p>
             <w:pPr>
               <w:pStyle w:val="Compact"/>
@@ -27949,7 +28005,11 @@
           </w:p>
         </w:tc>
         <w:tc>
-          <w:tcPr/>
+          <w:tcPr>
+            <w:tcBorders>
+              <w:bottom w:val="single" w:sz="8" w:space="0" w:color="000000"/>
+            </w:tcBorders>
+          </w:tcPr>
           <w:p>
             <w:pPr>
               <w:pStyle w:val="Compact"/>
@@ -27979,7 +28039,11 @@
           </w:p>
         </w:tc>
         <w:tc>
-          <w:tcPr/>
+          <w:tcPr>
+            <w:tcBorders>
+              <w:bottom w:val="single" w:sz="8" w:space="0" w:color="000000"/>
+            </w:tcBorders>
+          </w:tcPr>
           <w:p>
             <w:pPr>
               <w:pStyle w:val="Compact"/>
@@ -27995,7 +28059,11 @@
           </w:p>
         </w:tc>
         <w:tc>
-          <w:tcPr/>
+          <w:tcPr>
+            <w:tcBorders>
+              <w:bottom w:val="single" w:sz="8" w:space="0" w:color="000000"/>
+            </w:tcBorders>
+          </w:tcPr>
           <w:p>
             <w:pPr>
               <w:pStyle w:val="Compact"/>
@@ -32951,7 +33019,7 @@
     <ns0:rPr>
       <ns0:rFonts ns0:ascii="Times New Roman" ns0:cs="Times New Roman" ns0:eastAsia="SimHei" ns0:hAnsi="Times New Roman"/>
       <ns0:b/>
-      <ns0:color ns0:val="17324D"/>
+      <ns0:color ns0:val="000000"/>
       <ns0:sz ns0:val="44"/>
       <ns0:szCs ns0:val="56"/>
     </ns0:rPr>
@@ -33093,7 +33161,7 @@
     <ns0:rPr>
       <ns0:rFonts ns0:ascii="Times New Roman" ns0:cs="Times New Roman" ns0:eastAsia="SimHei" ns0:hAnsi="Times New Roman"/>
       <ns0:b/>
-      <ns0:color ns0:val="17324D"/>
+      <ns0:color ns0:val="000000"/>
       <ns0:sz ns0:val="32"/>
       <ns0:szCs ns0:val="40"/>
     </ns0:rPr>
@@ -33117,7 +33185,7 @@
     <ns0:rPr>
       <ns0:rFonts ns0:ascii="Times New Roman" ns0:cs="Times New Roman" ns0:eastAsia="SimHei" ns0:hAnsi="Times New Roman"/>
       <ns0:b/>
-      <ns0:color ns0:val="17324D"/>
+      <ns0:color ns0:val="000000"/>
       <ns0:sz ns0:val="28"/>
       <ns0:szCs ns0:val="32"/>
     </ns0:rPr>
@@ -33141,7 +33209,7 @@
     <ns0:rPr>
       <ns0:rFonts ns0:ascii="Times New Roman" ns0:cs="Times New Roman" ns0:eastAsia="SimHei" ns0:hAnsi="Times New Roman"/>
       <ns0:b/>
-      <ns0:color ns0:val="17324D"/>
+      <ns0:color ns0:val="000000"/>
       <ns0:sz ns0:val="25"/>
       <ns0:szCs ns0:val="28"/>
     </ns0:rPr>

--- a/00-首页/题组Word/第一轮·竞赛教材版/第一轮原理·6-酸碱理论（学生版）.docx
+++ b/00-首页/题组Word/第一轮·竞赛教材版/第一轮原理·6-酸碱理论（学生版）.docx
@@ -42,6 +42,60 @@
     </w:p>
     <w:p>
       <w:pPr>
+        <w:pStyle w:val="BlockText"/>
+        <w:ind w:firstLine="420"/>
+      </w:pPr>
+      <w:r>
+        <w:rPr>
+          <w:rFonts w:hint="eastAsia" w:ascii="Times New Roman" w:hAnsi="Times New Roman" w:eastAsia="FangSong" w:cs="Times New Roman"/>
+        </w:rPr>
+        <w:t xml:space="preserve">共</w:t>
+      </w:r>
+      <w:r>
+        <w:rPr>
+          <w:rFonts w:ascii="Times New Roman" w:hAnsi="Times New Roman" w:eastAsia="Times New Roman" w:cs="Times New Roman"/>
+        </w:rPr>
+        <w:t xml:space="preserve"> 40 </w:t>
+      </w:r>
+      <w:r>
+        <w:rPr>
+          <w:rFonts w:hint="eastAsia" w:ascii="Times New Roman" w:hAnsi="Times New Roman" w:eastAsia="FangSong" w:cs="Times New Roman"/>
+        </w:rPr>
+        <w:t>题</w:t>
+      </w:r>
+      <w:r>
+        <w:rPr>
+          <w:rFonts w:hint="eastAsia" w:ascii="Times New Roman" w:hAnsi="Times New Roman" w:eastAsia="Times New Roman" w:cs="Times New Roman"/>
+        </w:rPr>
+        <w:t>。</w:t>
+      </w:r>
+      <w:r>
+        <w:rPr>
+          <w:rFonts w:hint="eastAsia" w:ascii="Times New Roman" w:hAnsi="Times New Roman" w:eastAsia="FangSong" w:cs="Times New Roman"/>
+        </w:rPr>
+        <w:t>建议先独立完成</w:t>
+      </w:r>
+      <w:r>
+        <w:rPr>
+          <w:rFonts w:hint="eastAsia" w:ascii="Times New Roman" w:hAnsi="Times New Roman" w:eastAsia="Times New Roman" w:cs="Times New Roman"/>
+        </w:rPr>
+        <w:t>，</w:t>
+      </w:r>
+      <w:r>
+        <w:rPr>
+          <w:rFonts w:hint="eastAsia" w:ascii="Times New Roman" w:hAnsi="Times New Roman" w:eastAsia="FangSong" w:cs="Times New Roman"/>
+        </w:rPr>
+        <w:t>再核对答案</w:t>
+      </w:r>
+      <w:r>
+        <w:rPr>
+          <w:rFonts w:hint="eastAsia" w:ascii="Times New Roman" w:hAnsi="Times New Roman" w:eastAsia="Times New Roman" w:cs="Times New Roman"/>
+        </w:rPr>
+        <w:t>。</w:t>
+      </w:r>
+    </w:p>
+    <w:p>
+      <w:pPr>
         <w:spacing w:before="160" w:after="80"/>
       </w:pPr>
       <w:r>
@@ -91,6 +145,7 @@
     <w:p>
       <w:pPr>
         <w:pStyle w:val="FirstParagraph"/>
+        <w:ind w:firstLine="420"/>
       </w:pPr>
       <w:r>
         <w:rPr>
@@ -114,8 +169,10 @@
     <w:p>
       <w:pPr>
         <w:pStyle w:val="Compact"/>
-        <w:spacing w:before="0" w:after="0"/>
-        <w:ind w:left="480" w:hanging="480"/>
+        <w:numPr>
+          <w:ilvl w:val="0"/>
+          <w:numId w:val="1001"/>
+        </w:numPr>
       </w:pPr>
       <w:r>
         <w:rPr>
@@ -129,25 +186,21 @@
           <w:vertAlign w:val="superscript"/>
         </w:rPr>
         <w:t>-</w:t>
-      </w:r>
-      <w:r>
-        <w:rPr>
-          <w:rFonts w:ascii="Times New Roman" w:hAnsi="Times New Roman" w:eastAsia="Times New Roman" w:cs="Times New Roman"/>
-        </w:rPr>
-        <w:t xml:space="preserve">　　</w:t>
       </w:r>
     </w:p>
     <w:p>
       <w:pPr>
         <w:pStyle w:val="Compact"/>
-        <w:spacing w:before="0" w:after="0"/>
-        <w:ind w:left="480" w:hanging="480"/>
-      </w:pPr>
-      <w:r>
-        <w:rPr>
-          <w:rFonts w:ascii="Times New Roman" w:hAnsi="Times New Roman" w:eastAsia="Times New Roman" w:cs="Times New Roman"/>
-        </w:rPr>
-        <w:t xml:space="preserve">B. H</w:t>
+        <w:numPr>
+          <w:ilvl w:val="0"/>
+          <w:numId w:val="1001"/>
+        </w:numPr>
+      </w:pPr>
+      <w:r>
+        <w:rPr>
+          <w:rFonts w:ascii="Times New Roman" w:hAnsi="Times New Roman" w:eastAsia="Times New Roman" w:cs="Times New Roman"/>
+        </w:rPr>
+        <w:t>B. H</w:t>
       </w:r>
       <w:r>
         <w:rPr>
@@ -175,25 +228,21 @@
           <w:vertAlign w:val="superscript"/>
         </w:rPr>
         <w:t>-</w:t>
-      </w:r>
-      <w:r>
-        <w:rPr>
-          <w:rFonts w:ascii="Times New Roman" w:hAnsi="Times New Roman" w:eastAsia="Times New Roman" w:cs="Times New Roman"/>
-        </w:rPr>
-        <w:t xml:space="preserve">　　</w:t>
       </w:r>
     </w:p>
     <w:p>
       <w:pPr>
         <w:pStyle w:val="Compact"/>
-        <w:spacing w:before="0" w:after="0"/>
-        <w:ind w:left="480" w:hanging="480"/>
-      </w:pPr>
-      <w:r>
-        <w:rPr>
-          <w:rFonts w:ascii="Times New Roman" w:hAnsi="Times New Roman" w:eastAsia="Times New Roman" w:cs="Times New Roman"/>
-        </w:rPr>
-        <w:t xml:space="preserve">C. C</w:t>
+        <w:numPr>
+          <w:ilvl w:val="0"/>
+          <w:numId w:val="1001"/>
+        </w:numPr>
+      </w:pPr>
+      <w:r>
+        <w:rPr>
+          <w:rFonts w:ascii="Times New Roman" w:hAnsi="Times New Roman" w:eastAsia="Times New Roman" w:cs="Times New Roman"/>
+        </w:rPr>
+        <w:t>C. C</w:t>
       </w:r>
       <w:r>
         <w:rPr>
@@ -221,25 +270,21 @@
           <w:vertAlign w:val="superscript"/>
         </w:rPr>
         <w:t>2-</w:t>
-      </w:r>
-      <w:r>
-        <w:rPr>
-          <w:rFonts w:ascii="Times New Roman" w:hAnsi="Times New Roman" w:eastAsia="Times New Roman" w:cs="Times New Roman"/>
-        </w:rPr>
-        <w:t xml:space="preserve">　　</w:t>
       </w:r>
     </w:p>
     <w:p>
       <w:pPr>
         <w:pStyle w:val="Compact"/>
-        <w:spacing w:before="0" w:after="0"/>
-        <w:ind w:left="480" w:hanging="480"/>
-      </w:pPr>
-      <w:r>
-        <w:rPr>
-          <w:rFonts w:ascii="Times New Roman" w:hAnsi="Times New Roman" w:eastAsia="Times New Roman" w:cs="Times New Roman"/>
-        </w:rPr>
-        <w:t xml:space="preserve">D. ClO</w:t>
+        <w:numPr>
+          <w:ilvl w:val="0"/>
+          <w:numId w:val="1001"/>
+        </w:numPr>
+      </w:pPr>
+      <w:r>
+        <w:rPr>
+          <w:rFonts w:ascii="Times New Roman" w:hAnsi="Times New Roman" w:eastAsia="Times New Roman" w:cs="Times New Roman"/>
+        </w:rPr>
+        <w:t>D. ClO</w:t>
       </w:r>
       <w:r>
         <w:rPr>
@@ -258,13 +303,13 @@
     </w:p>
     <w:p>
       <w:pPr>
-        <w:spacing w:before="0" w:after="0"/>
-      </w:pPr>
-    </w:p>
-    <w:p>
-      <w:pPr>
-        <w:spacing w:before="0" w:after="0"/>
-      </w:pPr>
+        <w:spacing w:before="160" w:after="80"/>
+      </w:pPr>
+      <w:r>
+        <w:pict>
+          <v:rect style="width:0;height:1.5pt" o:hralign="center" o:hrstd="t" o:hr="t"/>
+        </w:pict>
+      </w:r>
     </w:p>
     <w:p>
       <w:pPr>
@@ -305,6 +350,7 @@
     <w:p>
       <w:pPr>
         <w:pStyle w:val="FirstParagraph"/>
+        <w:ind w:firstLine="420"/>
       </w:pPr>
       <w:r>
         <w:rPr>
@@ -316,8 +362,10 @@
     <w:p>
       <w:pPr>
         <w:pStyle w:val="Compact"/>
-        <w:spacing w:before="0" w:after="0"/>
-        <w:ind w:left="480" w:hanging="480"/>
+        <w:numPr>
+          <w:ilvl w:val="0"/>
+          <w:numId w:val="1002"/>
+        </w:numPr>
       </w:pPr>
       <w:r>
         <w:rPr>
@@ -349,14 +397,16 @@
         <w:rPr>
           <w:rFonts w:ascii="Times New Roman" w:hAnsi="Times New Roman" w:eastAsia="Times New Roman" w:cs="Times New Roman"/>
         </w:rPr>
-        <w:t>COOH　　</w:t>
+        <w:t>COOH</w:t>
       </w:r>
     </w:p>
     <w:p>
       <w:pPr>
         <w:pStyle w:val="Compact"/>
-        <w:spacing w:before="0" w:after="0"/>
-        <w:ind w:left="480" w:hanging="480"/>
+        <w:numPr>
+          <w:ilvl w:val="0"/>
+          <w:numId w:val="1002"/>
+        </w:numPr>
       </w:pPr>
       <w:r>
         <w:rPr>
@@ -375,14 +425,16 @@
         <w:rPr>
           <w:rFonts w:ascii="Times New Roman" w:hAnsi="Times New Roman" w:eastAsia="Times New Roman" w:cs="Times New Roman"/>
         </w:rPr>
-        <w:t>COOH　　</w:t>
+        <w:t>COOH</w:t>
       </w:r>
     </w:p>
     <w:p>
       <w:pPr>
         <w:pStyle w:val="Compact"/>
-        <w:spacing w:before="0" w:after="0"/>
-        <w:ind w:left="480" w:hanging="480"/>
+        <w:numPr>
+          <w:ilvl w:val="0"/>
+          <w:numId w:val="1002"/>
+        </w:numPr>
       </w:pPr>
       <w:r>
         <w:rPr>
@@ -414,14 +466,16 @@
         <w:rPr>
           <w:rFonts w:ascii="Times New Roman" w:hAnsi="Times New Roman" w:eastAsia="Times New Roman" w:cs="Times New Roman"/>
         </w:rPr>
-        <w:t>COOH　　</w:t>
+        <w:t>COOH</w:t>
       </w:r>
     </w:p>
     <w:p>
       <w:pPr>
         <w:pStyle w:val="Compact"/>
-        <w:spacing w:before="0" w:after="0"/>
-        <w:ind w:left="480" w:hanging="480"/>
+        <w:numPr>
+          <w:ilvl w:val="0"/>
+          <w:numId w:val="1002"/>
+        </w:numPr>
       </w:pPr>
       <w:r>
         <w:rPr>
@@ -445,13 +499,13 @@
     </w:p>
     <w:p>
       <w:pPr>
-        <w:spacing w:before="0" w:after="0"/>
-      </w:pPr>
-    </w:p>
-    <w:p>
-      <w:pPr>
-        <w:spacing w:before="0" w:after="0"/>
-      </w:pPr>
+        <w:spacing w:before="160" w:after="80"/>
+      </w:pPr>
+      <w:r>
+        <w:pict>
+          <v:rect style="width:0;height:1.5pt" o:hralign="center" o:hrstd="t" o:hr="t"/>
+        </w:pict>
+      </w:r>
     </w:p>
     <w:p>
       <w:pPr>
@@ -492,6 +546,7 @@
     <w:p>
       <w:pPr>
         <w:pStyle w:val="FirstParagraph"/>
+        <w:ind w:firstLine="420"/>
       </w:pPr>
       <w:r>
         <w:rPr>
@@ -535,6 +590,7 @@
     <w:p>
       <w:pPr>
         <w:pStyle w:val="BodyText"/>
+        <w:ind w:firstLine="420"/>
       </w:pPr>
       <w:r>
         <w:rPr>
@@ -542,7 +598,7 @@
           <w:b/>
           <w:bCs/>
         </w:rPr>
-        <w:t xml:space="preserve">1-6-1</w:t>
+        <w:t xml:space="preserve">(1)①</w:t>
       </w:r>
       <w:r>
         <w:rPr>
@@ -592,6 +648,7 @@
     <w:p>
       <w:pPr>
         <w:pStyle w:val="BodyText"/>
+        <w:ind w:firstLine="420"/>
       </w:pPr>
       <w:r>
         <w:rPr>
@@ -599,7 +656,7 @@
           <w:b/>
           <w:bCs/>
         </w:rPr>
-        <w:t xml:space="preserve">1-6-2</w:t>
+        <w:t xml:space="preserve">(1)②</w:t>
       </w:r>
       <w:r>
         <w:rPr>
@@ -819,6 +876,7 @@
     <w:p>
       <w:pPr>
         <w:pStyle w:val="BodyText"/>
+        <w:ind w:firstLine="420"/>
       </w:pPr>
       <w:r>
         <w:rPr>
@@ -826,7 +884,7 @@
           <w:b/>
           <w:bCs/>
         </w:rPr>
-        <w:t xml:space="preserve">1-6-3</w:t>
+        <w:t xml:space="preserve">(1)③</w:t>
       </w:r>
       <w:r>
         <w:rPr>
@@ -862,6 +920,7 @@
     <w:p>
       <w:pPr>
         <w:pStyle w:val="BodyText"/>
+        <w:ind w:firstLine="420"/>
       </w:pPr>
       <w:r>
         <w:rPr>
@@ -869,7 +928,7 @@
           <w:b/>
           <w:bCs/>
         </w:rPr>
-        <w:t xml:space="preserve">1-6-4</w:t>
+        <w:t xml:space="preserve">(1)④</w:t>
       </w:r>
       <w:r>
         <w:rPr>
@@ -1006,28 +1065,13 @@
     </w:p>
     <w:p>
       <w:pPr>
-        <w:spacing w:before="0" w:after="0"/>
-      </w:pPr>
-    </w:p>
-    <w:p>
-      <w:pPr>
-        <w:spacing w:before="0" w:after="0"/>
-      </w:pPr>
-    </w:p>
-    <w:p>
-      <w:pPr>
-        <w:spacing w:before="0" w:after="0"/>
-      </w:pPr>
-    </w:p>
-    <w:p>
-      <w:pPr>
-        <w:spacing w:before="0" w:after="0"/>
-      </w:pPr>
-    </w:p>
-    <w:p>
-      <w:pPr>
-        <w:spacing w:before="0" w:after="0"/>
-      </w:pPr>
+        <w:spacing w:before="160" w:after="80"/>
+      </w:pPr>
+      <w:r>
+        <w:pict>
+          <v:rect style="width:0;height:1.5pt" o:hralign="center" o:hrstd="t" o:hr="t"/>
+        </w:pict>
+      </w:r>
     </w:p>
     <w:p>
       <w:pPr>
@@ -1068,6 +1112,7 @@
     <w:p>
       <w:pPr>
         <w:pStyle w:val="FirstParagraph"/>
+        <w:ind w:firstLine="420"/>
       </w:pPr>
       <w:r>
         <w:rPr>
@@ -1121,6 +1166,7 @@
     <w:p>
       <w:pPr>
         <w:pStyle w:val="BodyText"/>
+        <w:ind w:firstLine="420"/>
       </w:pPr>
       <w:r>
         <w:rPr>
@@ -1359,6 +1405,7 @@
     <w:p>
       <w:pPr>
         <w:pStyle w:val="BodyText"/>
+        <w:ind w:firstLine="420"/>
       </w:pPr>
       <w:r>
         <w:rPr>
@@ -1366,7 +1413,7 @@
           <w:b/>
           <w:bCs/>
         </w:rPr>
-        <w:t xml:space="preserve">7-1</w:t>
+        <w:t xml:space="preserve">(1)</w:t>
       </w:r>
       <w:r>
         <w:rPr>
@@ -1558,6 +1605,7 @@
     <w:p>
       <w:pPr>
         <w:pStyle w:val="BodyText"/>
+        <w:ind w:firstLine="420"/>
       </w:pPr>
       <w:r>
         <w:rPr>
@@ -1565,7 +1613,7 @@
           <w:b/>
           <w:bCs/>
         </w:rPr>
-        <w:t xml:space="preserve">7-2</w:t>
+        <w:t xml:space="preserve">(2)</w:t>
       </w:r>
       <w:r>
         <w:rPr>
@@ -1753,28 +1801,13 @@
     </w:p>
     <w:p>
       <w:pPr>
-        <w:spacing w:before="0" w:after="0"/>
-      </w:pPr>
-    </w:p>
-    <w:p>
-      <w:pPr>
-        <w:spacing w:before="0" w:after="0"/>
-      </w:pPr>
-    </w:p>
-    <w:p>
-      <w:pPr>
-        <w:spacing w:before="0" w:after="0"/>
-      </w:pPr>
-    </w:p>
-    <w:p>
-      <w:pPr>
-        <w:spacing w:before="0" w:after="0"/>
-      </w:pPr>
-    </w:p>
-    <w:p>
-      <w:pPr>
-        <w:spacing w:before="0" w:after="0"/>
-      </w:pPr>
+        <w:spacing w:before="160" w:after="80"/>
+      </w:pPr>
+      <w:r>
+        <w:pict>
+          <v:rect style="width:0;height:1.5pt" o:hralign="center" o:hrstd="t" o:hr="t"/>
+        </w:pict>
+      </w:r>
     </w:p>
     <w:p>
       <w:pPr>
@@ -1815,6 +1848,7 @@
     <w:p>
       <w:pPr>
         <w:pStyle w:val="FirstParagraph"/>
+        <w:ind w:firstLine="420"/>
       </w:pPr>
       <w:r>
         <w:rPr>
@@ -2070,6 +2104,7 @@
     <w:p>
       <w:pPr>
         <w:pStyle w:val="BodyText"/>
+        <w:ind w:firstLine="420"/>
       </w:pPr>
       <w:r>
         <w:rPr>
@@ -2107,6 +2142,7 @@
     <w:p>
       <w:pPr>
         <w:pStyle w:val="BodyText"/>
+        <w:ind w:firstLine="420"/>
       </w:pPr>
       <w:r>
         <w:rPr>
@@ -2147,43 +2183,13 @@
     </w:p>
     <w:p>
       <w:pPr>
-        <w:spacing w:before="0" w:after="0"/>
-      </w:pPr>
-    </w:p>
-    <w:p>
-      <w:pPr>
-        <w:spacing w:before="0" w:after="0"/>
-      </w:pPr>
-    </w:p>
-    <w:p>
-      <w:pPr>
-        <w:spacing w:before="0" w:after="0"/>
-      </w:pPr>
-    </w:p>
-    <w:p>
-      <w:pPr>
-        <w:spacing w:before="0" w:after="0"/>
-      </w:pPr>
-    </w:p>
-    <w:p>
-      <w:pPr>
-        <w:spacing w:before="0" w:after="0"/>
-      </w:pPr>
-    </w:p>
-    <w:p>
-      <w:pPr>
-        <w:spacing w:before="0" w:after="0"/>
-      </w:pPr>
-    </w:p>
-    <w:p>
-      <w:pPr>
-        <w:spacing w:before="0" w:after="0"/>
-      </w:pPr>
-    </w:p>
-    <w:p>
-      <w:pPr>
-        <w:spacing w:before="0" w:after="0"/>
-      </w:pPr>
+        <w:spacing w:before="160" w:after="80"/>
+      </w:pPr>
+      <w:r>
+        <w:pict>
+          <v:rect style="width:0;height:1.5pt" o:hralign="center" o:hrstd="t" o:hr="t"/>
+        </w:pict>
+      </w:r>
     </w:p>
     <w:p>
       <w:pPr>
@@ -2224,6 +2230,7 @@
     <w:p>
       <w:pPr>
         <w:pStyle w:val="FirstParagraph"/>
+        <w:ind w:firstLine="420"/>
       </w:pPr>
       <w:r>
         <w:rPr>
@@ -2510,18 +2517,13 @@
     </w:p>
     <w:p>
       <w:pPr>
-        <w:spacing w:before="0" w:after="0"/>
-      </w:pPr>
-    </w:p>
-    <w:p>
-      <w:pPr>
-        <w:spacing w:before="0" w:after="0"/>
-      </w:pPr>
-    </w:p>
-    <w:p>
-      <w:pPr>
-        <w:spacing w:before="0" w:after="0"/>
-      </w:pPr>
+        <w:spacing w:before="160" w:after="80"/>
+      </w:pPr>
+      <w:r>
+        <w:pict>
+          <v:rect style="width:0;height:1.5pt" o:hralign="center" o:hrstd="t" o:hr="t"/>
+        </w:pict>
+      </w:r>
     </w:p>
     <w:p>
       <w:pPr>
@@ -2562,6 +2564,7 @@
     <w:p>
       <w:pPr>
         <w:pStyle w:val="FirstParagraph"/>
+        <w:ind w:firstLine="420"/>
       </w:pPr>
       <w:r>
         <w:rPr>
@@ -2802,18 +2805,13 @@
     </w:p>
     <w:p>
       <w:pPr>
-        <w:spacing w:before="0" w:after="0"/>
-      </w:pPr>
-    </w:p>
-    <w:p>
-      <w:pPr>
-        <w:spacing w:before="0" w:after="0"/>
-      </w:pPr>
-    </w:p>
-    <w:p>
-      <w:pPr>
-        <w:spacing w:before="0" w:after="0"/>
-      </w:pPr>
+        <w:spacing w:before="160" w:after="80"/>
+      </w:pPr>
+      <w:r>
+        <w:pict>
+          <v:rect style="width:0;height:1.5pt" o:hralign="center" o:hrstd="t" o:hr="t"/>
+        </w:pict>
+      </w:r>
     </w:p>
     <w:p>
       <w:pPr>
@@ -2854,6 +2852,7 @@
     <w:p>
       <w:pPr>
         <w:pStyle w:val="FirstParagraph"/>
+        <w:ind w:firstLine="420"/>
       </w:pPr>
       <w:r>
         <w:rPr>
@@ -2883,6 +2882,7 @@
     <w:p>
       <w:pPr>
         <w:pStyle w:val="BodyText"/>
+        <w:ind w:firstLine="420"/>
       </w:pPr>
       <w:r>
         <w:rPr>
@@ -3055,6 +3055,7 @@
     <w:p>
       <w:pPr>
         <w:pStyle w:val="BodyText"/>
+        <w:ind w:firstLine="420"/>
       </w:pPr>
       <w:r>
         <w:rPr>
@@ -3384,6 +3385,7 @@
     <w:p>
       <w:pPr>
         <w:pStyle w:val="BodyText"/>
+        <w:ind w:firstLine="420"/>
       </w:pPr>
       <w:r>
         <w:rPr>
@@ -3447,43 +3449,13 @@
     </w:p>
     <w:p>
       <w:pPr>
-        <w:spacing w:before="0" w:after="0"/>
-      </w:pPr>
-    </w:p>
-    <w:p>
-      <w:pPr>
-        <w:spacing w:before="0" w:after="0"/>
-      </w:pPr>
-    </w:p>
-    <w:p>
-      <w:pPr>
-        <w:spacing w:before="0" w:after="0"/>
-      </w:pPr>
-    </w:p>
-    <w:p>
-      <w:pPr>
-        <w:spacing w:before="0" w:after="0"/>
-      </w:pPr>
-    </w:p>
-    <w:p>
-      <w:pPr>
-        <w:spacing w:before="0" w:after="0"/>
-      </w:pPr>
-    </w:p>
-    <w:p>
-      <w:pPr>
-        <w:spacing w:before="0" w:after="0"/>
-      </w:pPr>
-    </w:p>
-    <w:p>
-      <w:pPr>
-        <w:spacing w:before="0" w:after="0"/>
-      </w:pPr>
-    </w:p>
-    <w:p>
-      <w:pPr>
-        <w:spacing w:before="0" w:after="0"/>
-      </w:pPr>
+        <w:spacing w:before="160" w:after="80"/>
+      </w:pPr>
+      <w:r>
+        <w:pict>
+          <v:rect style="width:0;height:1.5pt" o:hralign="center" o:hrstd="t" o:hr="t"/>
+        </w:pict>
+      </w:r>
     </w:p>
     <w:p>
       <w:pPr>
@@ -3524,6 +3496,7 @@
     <w:p>
       <w:pPr>
         <w:pStyle w:val="FirstParagraph"/>
+        <w:ind w:firstLine="420"/>
       </w:pPr>
       <w:r>
         <w:rPr>
@@ -3613,6 +3586,7 @@
     <w:p>
       <w:pPr>
         <w:pStyle w:val="BodyText"/>
+        <w:ind w:firstLine="420"/>
       </w:pPr>
       <w:r>
         <w:rPr>
@@ -3756,6 +3730,7 @@
     <w:p>
       <w:pPr>
         <w:pStyle w:val="BodyText"/>
+        <w:ind w:firstLine="420"/>
       </w:pPr>
       <w:r>
         <w:rPr>
@@ -3845,6 +3820,7 @@
     <w:p>
       <w:pPr>
         <w:pStyle w:val="BodyText"/>
+        <w:ind w:firstLine="420"/>
       </w:pPr>
       <w:r>
         <w:rPr>
@@ -3922,6 +3898,7 @@
     <w:p>
       <w:pPr>
         <w:pStyle w:val="BodyText"/>
+        <w:ind w:firstLine="420"/>
       </w:pPr>
       <w:r>
         <w:rPr>
@@ -3938,43 +3915,13 @@
     </w:p>
     <w:p>
       <w:pPr>
-        <w:spacing w:before="0" w:after="0"/>
-      </w:pPr>
-    </w:p>
-    <w:p>
-      <w:pPr>
-        <w:spacing w:before="0" w:after="0"/>
-      </w:pPr>
-    </w:p>
-    <w:p>
-      <w:pPr>
-        <w:spacing w:before="0" w:after="0"/>
-      </w:pPr>
-    </w:p>
-    <w:p>
-      <w:pPr>
-        <w:spacing w:before="0" w:after="0"/>
-      </w:pPr>
-    </w:p>
-    <w:p>
-      <w:pPr>
-        <w:spacing w:before="0" w:after="0"/>
-      </w:pPr>
-    </w:p>
-    <w:p>
-      <w:pPr>
-        <w:spacing w:before="0" w:after="0"/>
-      </w:pPr>
-    </w:p>
-    <w:p>
-      <w:pPr>
-        <w:spacing w:before="0" w:after="0"/>
-      </w:pPr>
-    </w:p>
-    <w:p>
-      <w:pPr>
-        <w:spacing w:before="0" w:after="0"/>
-      </w:pPr>
+        <w:spacing w:before="160" w:after="80"/>
+      </w:pPr>
+      <w:r>
+        <w:pict>
+          <v:rect style="width:0;height:1.5pt" o:hralign="center" o:hrstd="t" o:hr="t"/>
+        </w:pict>
+      </w:r>
     </w:p>
     <w:p>
       <w:pPr>
@@ -4015,6 +3962,7 @@
     <w:p>
       <w:pPr>
         <w:pStyle w:val="FirstParagraph"/>
+        <w:ind w:firstLine="420"/>
       </w:pPr>
       <w:r>
         <w:rPr>
@@ -4098,6 +4046,7 @@
     <w:p>
       <w:pPr>
         <w:pStyle w:val="BodyText"/>
+        <w:ind w:firstLine="420"/>
       </w:pPr>
       <w:r>
         <w:rPr>
@@ -4301,6 +4250,7 @@
     <w:p>
       <w:pPr>
         <w:pStyle w:val="BodyText"/>
+        <w:ind w:firstLine="420"/>
       </w:pPr>
       <w:r>
         <w:rPr>
@@ -4528,6 +4478,7 @@
     <w:p>
       <w:pPr>
         <w:pStyle w:val="BodyText"/>
+        <w:ind w:firstLine="420"/>
       </w:pPr>
       <w:r>
         <w:rPr>
@@ -4683,6 +4634,7 @@
     <w:p>
       <w:pPr>
         <w:pStyle w:val="BodyText"/>
+        <w:ind w:firstLine="420"/>
       </w:pPr>
       <w:r>
         <w:rPr>
@@ -4928,6 +4880,7 @@
     <w:p>
       <w:pPr>
         <w:pStyle w:val="BodyText"/>
+        <w:ind w:firstLine="420"/>
       </w:pPr>
       <w:r>
         <w:rPr>
@@ -5023,6 +4976,7 @@
     <w:p>
       <w:pPr>
         <w:pStyle w:val="BodyText"/>
+        <w:ind w:firstLine="420"/>
       </w:pPr>
       <w:r>
         <w:rPr>
@@ -5067,6 +5021,7 @@
           <w:ilvl w:val="0"/>
           <w:numId w:val="1003"/>
         </w:numPr>
+        <w:ind w:firstLine="420"/>
       </w:pPr>
       <w:r>
         <w:rPr>
@@ -5333,6 +5288,7 @@
           <w:ilvl w:val="0"/>
           <w:numId w:val="1003"/>
         </w:numPr>
+        <w:ind w:firstLine="420"/>
       </w:pPr>
       <w:r>
         <w:rPr>
@@ -5383,6 +5339,7 @@
           <w:ilvl w:val="0"/>
           <w:numId w:val="1003"/>
         </w:numPr>
+        <w:ind w:firstLine="420"/>
       </w:pPr>
       <w:r>
         <w:rPr>
@@ -5876,6 +5833,7 @@
           <w:ilvl w:val="0"/>
           <w:numId w:val="1003"/>
         </w:numPr>
+        <w:ind w:firstLine="420"/>
       </w:pPr>
       <w:r>
         <w:rPr>
@@ -6471,6 +6429,7 @@
           <w:ilvl w:val="0"/>
           <w:numId w:val="1003"/>
         </w:numPr>
+        <w:ind w:firstLine="420"/>
       </w:pPr>
       <w:r>
         <w:rPr>
@@ -6692,6 +6651,7 @@
           <w:ilvl w:val="0"/>
           <w:numId w:val="1003"/>
         </w:numPr>
+        <w:ind w:firstLine="420"/>
       </w:pPr>
       <w:r>
         <w:rPr>
@@ -6866,6 +6826,7 @@
           <w:ilvl w:val="0"/>
           <w:numId w:val="1003"/>
         </w:numPr>
+        <w:ind w:firstLine="420"/>
       </w:pPr>
       <w:r>
         <w:rPr>
@@ -6895,6 +6856,7 @@
     <w:p>
       <w:pPr>
         <w:pStyle w:val="FirstParagraph"/>
+        <w:ind w:firstLine="420"/>
       </w:pPr>
       <w:r>
         <w:rPr>
@@ -6935,43 +6897,13 @@
     </w:p>
     <w:p>
       <w:pPr>
-        <w:spacing w:before="0" w:after="0"/>
-      </w:pPr>
-    </w:p>
-    <w:p>
-      <w:pPr>
-        <w:spacing w:before="0" w:after="0"/>
-      </w:pPr>
-    </w:p>
-    <w:p>
-      <w:pPr>
-        <w:spacing w:before="0" w:after="0"/>
-      </w:pPr>
-    </w:p>
-    <w:p>
-      <w:pPr>
-        <w:spacing w:before="0" w:after="0"/>
-      </w:pPr>
-    </w:p>
-    <w:p>
-      <w:pPr>
-        <w:spacing w:before="0" w:after="0"/>
-      </w:pPr>
-    </w:p>
-    <w:p>
-      <w:pPr>
-        <w:spacing w:before="0" w:after="0"/>
-      </w:pPr>
-    </w:p>
-    <w:p>
-      <w:pPr>
-        <w:spacing w:before="0" w:after="0"/>
-      </w:pPr>
-    </w:p>
-    <w:p>
-      <w:pPr>
-        <w:spacing w:before="0" w:after="0"/>
-      </w:pPr>
+        <w:spacing w:before="160" w:after="80"/>
+      </w:pPr>
+      <w:r>
+        <w:pict>
+          <v:rect style="width:0;height:1.5pt" o:hralign="center" o:hrstd="t" o:hr="t"/>
+        </w:pict>
+      </w:r>
     </w:p>
     <w:p>
       <w:pPr>
@@ -7047,6 +6979,7 @@
     <w:p>
       <w:pPr>
         <w:pStyle w:val="FirstParagraph"/>
+        <w:ind w:firstLine="420"/>
       </w:pPr>
       <w:r>
         <w:rPr>
@@ -7104,6 +7037,7 @@
           <w:ilvl w:val="0"/>
           <w:numId w:val="1005"/>
         </w:numPr>
+        <w:ind w:firstLine="420"/>
       </w:pPr>
       <m:oMath>
         <m:r>
@@ -7245,6 +7179,7 @@
     <w:p>
       <w:pPr>
         <w:pStyle w:val="FirstParagraph"/>
+        <w:ind w:firstLine="420"/>
       </w:pPr>
       <w:r>
         <w:rPr>
@@ -7567,6 +7502,7 @@
           <w:ilvl w:val="0"/>
           <w:numId w:val="1006"/>
         </w:numPr>
+        <w:ind w:firstLine="420"/>
       </w:pPr>
       <w:r>
         <w:rPr>
@@ -7599,6 +7535,7 @@
           <w:ilvl w:val="0"/>
           <w:numId w:val="1006"/>
         </w:numPr>
+        <w:ind w:firstLine="420"/>
       </w:pPr>
       <w:r>
         <w:rPr>
@@ -7631,6 +7568,7 @@
           <w:ilvl w:val="0"/>
           <w:numId w:val="1006"/>
         </w:numPr>
+        <w:ind w:firstLine="420"/>
       </w:pPr>
       <w:r>
         <w:rPr>
@@ -7677,43 +7615,13 @@
     </w:p>
     <w:p>
       <w:pPr>
-        <w:spacing w:before="0" w:after="0"/>
-      </w:pPr>
-    </w:p>
-    <w:p>
-      <w:pPr>
-        <w:spacing w:before="0" w:after="0"/>
-      </w:pPr>
-    </w:p>
-    <w:p>
-      <w:pPr>
-        <w:spacing w:before="0" w:after="0"/>
-      </w:pPr>
-    </w:p>
-    <w:p>
-      <w:pPr>
-        <w:spacing w:before="0" w:after="0"/>
-      </w:pPr>
-    </w:p>
-    <w:p>
-      <w:pPr>
-        <w:spacing w:before="0" w:after="0"/>
-      </w:pPr>
-    </w:p>
-    <w:p>
-      <w:pPr>
-        <w:spacing w:before="0" w:after="0"/>
-      </w:pPr>
-    </w:p>
-    <w:p>
-      <w:pPr>
-        <w:spacing w:before="0" w:after="0"/>
-      </w:pPr>
-    </w:p>
-    <w:p>
-      <w:pPr>
-        <w:spacing w:before="0" w:after="0"/>
-      </w:pPr>
+        <w:spacing w:before="160" w:after="80"/>
+      </w:pPr>
+      <w:r>
+        <w:pict>
+          <v:rect style="width:0;height:1.5pt" o:hralign="center" o:hrstd="t" o:hr="t"/>
+        </w:pict>
+      </w:r>
     </w:p>
     <w:p>
       <w:pPr>
@@ -7754,6 +7662,7 @@
     <w:p>
       <w:pPr>
         <w:pStyle w:val="FirstParagraph"/>
+        <w:ind w:firstLine="420"/>
       </w:pPr>
       <w:r>
         <w:rPr>
@@ -8022,6 +7931,7 @@
           <w:ilvl w:val="0"/>
           <w:numId w:val="1007"/>
         </w:numPr>
+        <w:ind w:firstLine="420"/>
       </w:pPr>
       <w:r>
         <w:rPr>
@@ -8067,6 +7977,7 @@
           <w:ilvl w:val="0"/>
           <w:numId w:val="1007"/>
         </w:numPr>
+        <w:ind w:firstLine="420"/>
       </w:pPr>
       <w:r>
         <w:rPr>
@@ -8135,6 +8046,7 @@
           <w:ilvl w:val="0"/>
           <w:numId w:val="1007"/>
         </w:numPr>
+        <w:ind w:firstLine="420"/>
       </w:pPr>
       <w:r>
         <w:rPr>
@@ -8182,6 +8094,7 @@
     <w:p>
       <w:pPr>
         <w:pStyle w:val="FirstParagraph"/>
+        <w:ind w:firstLine="420"/>
       </w:pPr>
       <w:r>
         <w:rPr>
@@ -8215,6 +8128,7 @@
           <w:ilvl w:val="0"/>
           <w:numId w:val="1008"/>
         </w:numPr>
+        <w:ind w:firstLine="420"/>
       </w:pPr>
       <w:r>
         <w:rPr>
@@ -8280,6 +8194,7 @@
           <w:ilvl w:val="0"/>
           <w:numId w:val="1008"/>
         </w:numPr>
+        <w:ind w:firstLine="420"/>
       </w:pPr>
       <w:r>
         <w:rPr>
@@ -8393,6 +8308,7 @@
           <w:ilvl w:val="0"/>
           <w:numId w:val="1008"/>
         </w:numPr>
+        <w:ind w:firstLine="420"/>
       </w:pPr>
       <w:r>
         <w:rPr>
@@ -8859,43 +8775,13 @@
     </w:p>
     <w:p>
       <w:pPr>
-        <w:spacing w:before="0" w:after="0"/>
-      </w:pPr>
-    </w:p>
-    <w:p>
-      <w:pPr>
-        <w:spacing w:before="0" w:after="0"/>
-      </w:pPr>
-    </w:p>
-    <w:p>
-      <w:pPr>
-        <w:spacing w:before="0" w:after="0"/>
-      </w:pPr>
-    </w:p>
-    <w:p>
-      <w:pPr>
-        <w:spacing w:before="0" w:after="0"/>
-      </w:pPr>
-    </w:p>
-    <w:p>
-      <w:pPr>
-        <w:spacing w:before="0" w:after="0"/>
-      </w:pPr>
-    </w:p>
-    <w:p>
-      <w:pPr>
-        <w:spacing w:before="0" w:after="0"/>
-      </w:pPr>
-    </w:p>
-    <w:p>
-      <w:pPr>
-        <w:spacing w:before="0" w:after="0"/>
-      </w:pPr>
-    </w:p>
-    <w:p>
-      <w:pPr>
-        <w:spacing w:before="0" w:after="0"/>
-      </w:pPr>
+        <w:spacing w:before="160" w:after="80"/>
+      </w:pPr>
+      <w:r>
+        <w:pict>
+          <v:rect style="width:0;height:1.5pt" o:hralign="center" o:hrstd="t" o:hr="t"/>
+        </w:pict>
+      </w:r>
     </w:p>
     <w:p>
       <w:pPr>
@@ -8936,6 +8822,7 @@
     <w:p>
       <w:pPr>
         <w:pStyle w:val="FirstParagraph"/>
+        <w:ind w:firstLine="420"/>
       </w:pPr>
       <w:r>
         <w:rPr>
@@ -9142,6 +9029,7 @@
     <w:p>
       <w:pPr>
         <w:pStyle w:val="BodyText"/>
+        <w:ind w:firstLine="420"/>
       </w:pPr>
       <w:r>
         <w:rPr>
@@ -10183,6 +10071,7 @@
           <w:ilvl w:val="0"/>
           <w:numId w:val="1009"/>
         </w:numPr>
+        <w:ind w:firstLine="420"/>
       </w:pPr>
       <w:r>
         <w:rPr>
@@ -10555,6 +10444,7 @@
           <w:ilvl w:val="0"/>
           <w:numId w:val="1009"/>
         </w:numPr>
+        <w:ind w:firstLine="420"/>
       </w:pPr>
       <w:r>
         <w:rPr>
@@ -10919,6 +10809,7 @@
           <w:ilvl w:val="0"/>
           <w:numId w:val="1009"/>
         </w:numPr>
+        <w:ind w:firstLine="420"/>
       </w:pPr>
       <w:r>
         <w:rPr>
@@ -11400,6 +11291,7 @@
           <w:ilvl w:val="0"/>
           <w:numId w:val="1009"/>
         </w:numPr>
+        <w:ind w:firstLine="420"/>
       </w:pPr>
       <w:r>
         <w:rPr>
@@ -11764,6 +11656,7 @@
           <w:ilvl w:val="0"/>
           <w:numId w:val="1009"/>
         </w:numPr>
+        <w:ind w:firstLine="420"/>
       </w:pPr>
       <w:r>
         <w:rPr>
@@ -12248,6 +12141,7 @@
     <w:p>
       <w:pPr>
         <w:pStyle w:val="FirstParagraph"/>
+        <w:ind w:firstLine="420"/>
       </w:pPr>
       <w:r>
         <w:rPr>
@@ -12268,6 +12162,7 @@
           <w:ilvl w:val="0"/>
           <w:numId w:val="1010"/>
         </w:numPr>
+        <w:ind w:firstLine="420"/>
       </w:pPr>
       <w:r>
         <w:rPr>
@@ -12355,6 +12250,7 @@
           <w:ilvl w:val="0"/>
           <w:numId w:val="1010"/>
         </w:numPr>
+        <w:ind w:firstLine="420"/>
       </w:pPr>
       <w:r>
         <w:rPr>
@@ -12399,6 +12295,7 @@
           <w:ilvl w:val="0"/>
           <w:numId w:val="1010"/>
         </w:numPr>
+        <w:ind w:firstLine="420"/>
       </w:pPr>
       <w:r>
         <w:rPr>
@@ -12680,43 +12577,13 @@
     </w:p>
     <w:p>
       <w:pPr>
-        <w:spacing w:before="0" w:after="0"/>
-      </w:pPr>
-    </w:p>
-    <w:p>
-      <w:pPr>
-        <w:spacing w:before="0" w:after="0"/>
-      </w:pPr>
-    </w:p>
-    <w:p>
-      <w:pPr>
-        <w:spacing w:before="0" w:after="0"/>
-      </w:pPr>
-    </w:p>
-    <w:p>
-      <w:pPr>
-        <w:spacing w:before="0" w:after="0"/>
-      </w:pPr>
-    </w:p>
-    <w:p>
-      <w:pPr>
-        <w:spacing w:before="0" w:after="0"/>
-      </w:pPr>
-    </w:p>
-    <w:p>
-      <w:pPr>
-        <w:spacing w:before="0" w:after="0"/>
-      </w:pPr>
-    </w:p>
-    <w:p>
-      <w:pPr>
-        <w:spacing w:before="0" w:after="0"/>
-      </w:pPr>
-    </w:p>
-    <w:p>
-      <w:pPr>
-        <w:spacing w:before="0" w:after="0"/>
-      </w:pPr>
+        <w:spacing w:before="160" w:after="80"/>
+      </w:pPr>
+      <w:r>
+        <w:pict>
+          <v:rect style="width:0;height:1.5pt" o:hralign="center" o:hrstd="t" o:hr="t"/>
+        </w:pict>
+      </w:r>
     </w:p>
     <w:p>
       <w:pPr>
@@ -12757,6 +12624,7 @@
     <w:p>
       <w:pPr>
         <w:pStyle w:val="FirstParagraph"/>
+        <w:ind w:firstLine="420"/>
       </w:pPr>
       <w:r>
         <w:rPr>
@@ -13125,6 +12993,7 @@
     <w:p>
       <w:pPr>
         <w:pStyle w:val="BodyText"/>
+        <w:ind w:firstLine="420"/>
       </w:pPr>
       <w:r>
         <w:rPr>
@@ -13302,6 +13171,7 @@
           <w:ilvl w:val="0"/>
           <w:numId w:val="1011"/>
         </w:numPr>
+        <w:ind w:firstLine="420"/>
       </w:pPr>
       <w:r>
         <w:rPr>
@@ -13649,6 +13519,7 @@
     <w:p>
       <w:pPr>
         <w:pStyle w:val="FirstParagraph"/>
+        <w:ind w:firstLine="420"/>
       </w:pPr>
       <w:r>
         <w:rPr>
@@ -13694,6 +13565,7 @@
           <w:ilvl w:val="0"/>
           <w:numId w:val="1012"/>
         </w:numPr>
+        <w:ind w:firstLine="420"/>
       </w:pPr>
       <w:r>
         <w:rPr>
@@ -13723,6 +13595,7 @@
     <w:p>
       <w:pPr>
         <w:pStyle w:val="FirstParagraph"/>
+        <w:ind w:firstLine="420"/>
       </w:pPr>
       <w:r>
         <w:rPr>
@@ -13795,6 +13668,7 @@
           <w:ilvl w:val="0"/>
           <w:numId w:val="1013"/>
         </w:numPr>
+        <w:ind w:firstLine="420"/>
       </w:pPr>
       <w:r>
         <w:rPr>
@@ -13815,6 +13689,7 @@
           <w:ilvl w:val="0"/>
           <w:numId w:val="1013"/>
         </w:numPr>
+        <w:ind w:firstLine="420"/>
       </w:pPr>
       <w:r>
         <w:rPr>
@@ -13835,6 +13710,7 @@
           <w:ilvl w:val="0"/>
           <w:numId w:val="1013"/>
         </w:numPr>
+        <w:ind w:firstLine="420"/>
       </w:pPr>
       <w:r>
         <w:rPr>
@@ -13867,6 +13743,7 @@
           <w:ilvl w:val="0"/>
           <w:numId w:val="1013"/>
         </w:numPr>
+        <w:ind w:firstLine="420"/>
       </w:pPr>
       <w:r>
         <w:rPr>
@@ -13987,6 +13864,7 @@
           <w:ilvl w:val="0"/>
           <w:numId w:val="1013"/>
         </w:numPr>
+        <w:ind w:firstLine="420"/>
       </w:pPr>
       <w:r>
         <w:rPr>
@@ -14352,43 +14230,13 @@
     </w:p>
     <w:p>
       <w:pPr>
-        <w:spacing w:before="0" w:after="0"/>
-      </w:pPr>
-    </w:p>
-    <w:p>
-      <w:pPr>
-        <w:spacing w:before="0" w:after="0"/>
-      </w:pPr>
-    </w:p>
-    <w:p>
-      <w:pPr>
-        <w:spacing w:before="0" w:after="0"/>
-      </w:pPr>
-    </w:p>
-    <w:p>
-      <w:pPr>
-        <w:spacing w:before="0" w:after="0"/>
-      </w:pPr>
-    </w:p>
-    <w:p>
-      <w:pPr>
-        <w:spacing w:before="0" w:after="0"/>
-      </w:pPr>
-    </w:p>
-    <w:p>
-      <w:pPr>
-        <w:spacing w:before="0" w:after="0"/>
-      </w:pPr>
-    </w:p>
-    <w:p>
-      <w:pPr>
-        <w:spacing w:before="0" w:after="0"/>
-      </w:pPr>
-    </w:p>
-    <w:p>
-      <w:pPr>
-        <w:spacing w:before="0" w:after="0"/>
-      </w:pPr>
+        <w:spacing w:before="160" w:after="80"/>
+      </w:pPr>
+      <w:r>
+        <w:pict>
+          <v:rect style="width:0;height:1.5pt" o:hralign="center" o:hrstd="t" o:hr="t"/>
+        </w:pict>
+      </w:r>
     </w:p>
     <w:p>
       <w:pPr>
@@ -14429,6 +14277,7 @@
     <w:p>
       <w:pPr>
         <w:pStyle w:val="FirstParagraph"/>
+        <w:ind w:firstLine="420"/>
       </w:pPr>
       <w:r>
         <w:rPr>
@@ -14727,6 +14576,7 @@
           <w:ilvl w:val="0"/>
           <w:numId w:val="1014"/>
         </w:numPr>
+        <w:ind w:firstLine="420"/>
       </w:pPr>
       <w:r>
         <w:rPr>
@@ -14747,6 +14597,7 @@
           <w:ilvl w:val="0"/>
           <w:numId w:val="1014"/>
         </w:numPr>
+        <w:ind w:firstLine="420"/>
       </w:pPr>
       <w:r>
         <w:rPr>
@@ -14817,43 +14668,13 @@
     </w:p>
     <w:p>
       <w:pPr>
-        <w:spacing w:before="0" w:after="0"/>
-      </w:pPr>
-    </w:p>
-    <w:p>
-      <w:pPr>
-        <w:spacing w:before="0" w:after="0"/>
-      </w:pPr>
-    </w:p>
-    <w:p>
-      <w:pPr>
-        <w:spacing w:before="0" w:after="0"/>
-      </w:pPr>
-    </w:p>
-    <w:p>
-      <w:pPr>
-        <w:spacing w:before="0" w:after="0"/>
-      </w:pPr>
-    </w:p>
-    <w:p>
-      <w:pPr>
-        <w:spacing w:before="0" w:after="0"/>
-      </w:pPr>
-    </w:p>
-    <w:p>
-      <w:pPr>
-        <w:spacing w:before="0" w:after="0"/>
-      </w:pPr>
-    </w:p>
-    <w:p>
-      <w:pPr>
-        <w:spacing w:before="0" w:after="0"/>
-      </w:pPr>
-    </w:p>
-    <w:p>
-      <w:pPr>
-        <w:spacing w:before="0" w:after="0"/>
-      </w:pPr>
+        <w:spacing w:before="160" w:after="80"/>
+      </w:pPr>
+      <w:r>
+        <w:pict>
+          <v:rect style="width:0;height:1.5pt" o:hralign="center" o:hrstd="t" o:hr="t"/>
+        </w:pict>
+      </w:r>
     </w:p>
     <w:p>
       <w:pPr>
@@ -14894,6 +14715,7 @@
     <w:p>
       <w:pPr>
         <w:pStyle w:val="FirstParagraph"/>
+        <w:ind w:firstLine="420"/>
       </w:pPr>
       <w:r>
         <w:rPr>
@@ -15183,6 +15005,7 @@
           <w:ilvl w:val="0"/>
           <w:numId w:val="1015"/>
         </w:numPr>
+        <w:ind w:firstLine="420"/>
       </w:pPr>
       <w:r>
         <w:rPr>
@@ -15452,6 +15275,7 @@
           <w:ilvl w:val="0"/>
           <w:numId w:val="1015"/>
         </w:numPr>
+        <w:ind w:firstLine="420"/>
       </w:pPr>
       <w:r>
         <w:rPr>
@@ -15576,43 +15400,13 @@
     </w:p>
     <w:p>
       <w:pPr>
-        <w:spacing w:before="0" w:after="0"/>
-      </w:pPr>
-    </w:p>
-    <w:p>
-      <w:pPr>
-        <w:spacing w:before="0" w:after="0"/>
-      </w:pPr>
-    </w:p>
-    <w:p>
-      <w:pPr>
-        <w:spacing w:before="0" w:after="0"/>
-      </w:pPr>
-    </w:p>
-    <w:p>
-      <w:pPr>
-        <w:spacing w:before="0" w:after="0"/>
-      </w:pPr>
-    </w:p>
-    <w:p>
-      <w:pPr>
-        <w:spacing w:before="0" w:after="0"/>
-      </w:pPr>
-    </w:p>
-    <w:p>
-      <w:pPr>
-        <w:spacing w:before="0" w:after="0"/>
-      </w:pPr>
-    </w:p>
-    <w:p>
-      <w:pPr>
-        <w:spacing w:before="0" w:after="0"/>
-      </w:pPr>
-    </w:p>
-    <w:p>
-      <w:pPr>
-        <w:spacing w:before="0" w:after="0"/>
-      </w:pPr>
+        <w:spacing w:before="160" w:after="80"/>
+      </w:pPr>
+      <w:r>
+        <w:pict>
+          <v:rect style="width:0;height:1.5pt" o:hralign="center" o:hrstd="t" o:hr="t"/>
+        </w:pict>
+      </w:r>
     </w:p>
     <w:p>
       <w:pPr>
@@ -15653,6 +15447,7 @@
     <w:p>
       <w:pPr>
         <w:pStyle w:val="FirstParagraph"/>
+        <w:ind w:firstLine="420"/>
       </w:pPr>
       <w:r>
         <w:rPr>
@@ -16386,6 +16181,7 @@
     <w:p>
       <w:pPr>
         <w:pStyle w:val="FirstParagraph"/>
+        <w:ind w:firstLine="420"/>
       </w:pPr>
       <w:r>
         <w:rPr>
@@ -16443,6 +16239,7 @@
           <w:ilvl w:val="0"/>
           <w:numId w:val="1016"/>
         </w:numPr>
+        <w:ind w:firstLine="420"/>
       </w:pPr>
       <w:r>
         <w:rPr>
@@ -16611,6 +16408,7 @@
           <w:ilvl w:val="0"/>
           <w:numId w:val="1016"/>
         </w:numPr>
+        <w:ind w:firstLine="420"/>
       </w:pPr>
       <w:r>
         <w:rPr>
@@ -16735,28 +16533,13 @@
     </w:p>
     <w:p>
       <w:pPr>
-        <w:spacing w:before="0" w:after="0"/>
-      </w:pPr>
-    </w:p>
-    <w:p>
-      <w:pPr>
-        <w:spacing w:before="0" w:after="0"/>
-      </w:pPr>
-    </w:p>
-    <w:p>
-      <w:pPr>
-        <w:spacing w:before="0" w:after="0"/>
-      </w:pPr>
-    </w:p>
-    <w:p>
-      <w:pPr>
-        <w:spacing w:before="0" w:after="0"/>
-      </w:pPr>
-    </w:p>
-    <w:p>
-      <w:pPr>
-        <w:spacing w:before="0" w:after="0"/>
-      </w:pPr>
+        <w:spacing w:before="160" w:after="80"/>
+      </w:pPr>
+      <w:r>
+        <w:pict>
+          <v:rect style="width:0;height:1.5pt" o:hralign="center" o:hrstd="t" o:hr="t"/>
+        </w:pict>
+      </w:r>
     </w:p>
     <w:p>
       <w:pPr>
@@ -16797,6 +16580,7 @@
     <w:p>
       <w:pPr>
         <w:pStyle w:val="FirstParagraph"/>
+        <w:ind w:firstLine="420"/>
       </w:pPr>
       <m:oMath>
         <m:oMathPr>
@@ -17305,20 +17089,12 @@
     </w:p>
     <w:p>
       <w:pPr>
-        <w:pStyle w:val="BodyText"/>
-      </w:pPr>
-      <w:r>
-        <w:rPr>
-          <w:rFonts w:ascii="Times New Roman" w:hAnsi="Times New Roman" w:eastAsia="Times New Roman" w:cs="Times New Roman"/>
-        </w:rPr>
-        <w:t xml:space="preserve">9-1</w:t>
-      </w:r>
-      <w:r>
-        <w:rPr>
-          <w:rFonts w:ascii="Times New Roman" w:hAnsi="Times New Roman" w:eastAsia="Times New Roman" w:cs="Times New Roman"/>
-        </w:rPr>
-        <w:t xml:space="preserve"> </w:t>
-      </w:r>
+        <w:numPr>
+          <w:ilvl w:val="0"/>
+          <w:numId w:val="1017"/>
+        </w:numPr>
+        <w:ind w:firstLine="420"/>
+      </w:pPr>
       <m:oMath>
         <m:oMathPr>
           <m:ctrlPr>
@@ -17434,14 +17210,12 @@
     </w:p>
     <w:p>
       <w:pPr>
-        <w:pStyle w:val="BodyText"/>
-      </w:pPr>
-      <w:r>
-        <w:rPr>
-          <w:rFonts w:ascii="Times New Roman" w:hAnsi="Times New Roman" w:eastAsia="Times New Roman" w:cs="Times New Roman"/>
-        </w:rPr>
-        <w:t xml:space="preserve">9-2 </w:t>
-      </w:r>
+        <w:numPr>
+          <w:ilvl w:val="0"/>
+          <w:numId w:val="1017"/>
+        </w:numPr>
+        <w:ind w:firstLine="420"/>
+      </w:pPr>
       <w:r>
         <w:rPr>
           <w:rFonts w:hint="eastAsia" w:ascii="Times New Roman" w:hAnsi="Times New Roman" w:eastAsia="FangSong" w:cs="Times New Roman"/>
@@ -17469,14 +17243,12 @@
     </w:p>
     <w:p>
       <w:pPr>
-        <w:pStyle w:val="BodyText"/>
-      </w:pPr>
-      <w:r>
-        <w:rPr>
-          <w:rFonts w:ascii="Times New Roman" w:hAnsi="Times New Roman" w:eastAsia="Times New Roman" w:cs="Times New Roman"/>
-        </w:rPr>
-        <w:t xml:space="preserve">9-3 </w:t>
-      </w:r>
+        <w:numPr>
+          <w:ilvl w:val="0"/>
+          <w:numId w:val="1017"/>
+        </w:numPr>
+        <w:ind w:firstLine="420"/>
+      </w:pPr>
       <w:r>
         <w:rPr>
           <w:rFonts w:hint="eastAsia" w:ascii="Times New Roman" w:hAnsi="Times New Roman" w:eastAsia="FangSong" w:cs="Times New Roman"/>
@@ -17660,43 +17432,13 @@
     </w:p>
     <w:p>
       <w:pPr>
-        <w:spacing w:before="0" w:after="0"/>
-      </w:pPr>
-    </w:p>
-    <w:p>
-      <w:pPr>
-        <w:spacing w:before="0" w:after="0"/>
-      </w:pPr>
-    </w:p>
-    <w:p>
-      <w:pPr>
-        <w:spacing w:before="0" w:after="0"/>
-      </w:pPr>
-    </w:p>
-    <w:p>
-      <w:pPr>
-        <w:spacing w:before="0" w:after="0"/>
-      </w:pPr>
-    </w:p>
-    <w:p>
-      <w:pPr>
-        <w:spacing w:before="0" w:after="0"/>
-      </w:pPr>
-    </w:p>
-    <w:p>
-      <w:pPr>
-        <w:spacing w:before="0" w:after="0"/>
-      </w:pPr>
-    </w:p>
-    <w:p>
-      <w:pPr>
-        <w:spacing w:before="0" w:after="0"/>
-      </w:pPr>
-    </w:p>
-    <w:p>
-      <w:pPr>
-        <w:spacing w:before="0" w:after="0"/>
-      </w:pPr>
+        <w:spacing w:before="160" w:after="80"/>
+      </w:pPr>
+      <w:r>
+        <w:pict>
+          <v:rect style="width:0;height:1.5pt" o:hralign="center" o:hrstd="t" o:hr="t"/>
+        </w:pict>
+      </w:r>
     </w:p>
     <w:p>
       <w:pPr>
@@ -17737,6 +17479,7 @@
     <w:p>
       <w:pPr>
         <w:pStyle w:val="FirstParagraph"/>
+        <w:ind w:firstLine="420"/>
       </w:pPr>
       <w:r>
         <w:rPr>
@@ -18071,28 +17814,13 @@
     </w:p>
     <w:p>
       <w:pPr>
-        <w:spacing w:before="0" w:after="0"/>
-      </w:pPr>
-    </w:p>
-    <w:p>
-      <w:pPr>
-        <w:spacing w:before="0" w:after="0"/>
-      </w:pPr>
-    </w:p>
-    <w:p>
-      <w:pPr>
-        <w:spacing w:before="0" w:after="0"/>
-      </w:pPr>
-    </w:p>
-    <w:p>
-      <w:pPr>
-        <w:spacing w:before="0" w:after="0"/>
-      </w:pPr>
-    </w:p>
-    <w:p>
-      <w:pPr>
-        <w:spacing w:before="0" w:after="0"/>
-      </w:pPr>
+        <w:spacing w:before="160" w:after="80"/>
+      </w:pPr>
+      <w:r>
+        <w:pict>
+          <v:rect style="width:0;height:1.5pt" o:hralign="center" o:hrstd="t" o:hr="t"/>
+        </w:pict>
+      </w:r>
     </w:p>
     <w:p>
       <w:pPr>
@@ -18133,6 +17861,7 @@
     <w:p>
       <w:pPr>
         <w:pStyle w:val="FirstParagraph"/>
+        <w:ind w:firstLine="420"/>
       </w:pPr>
       <m:oMath>
         <m:r>
@@ -18626,28 +18355,13 @@
     </w:p>
     <w:p>
       <w:pPr>
-        <w:spacing w:before="0" w:after="0"/>
-      </w:pPr>
-    </w:p>
-    <w:p>
-      <w:pPr>
-        <w:spacing w:before="0" w:after="0"/>
-      </w:pPr>
-    </w:p>
-    <w:p>
-      <w:pPr>
-        <w:spacing w:before="0" w:after="0"/>
-      </w:pPr>
-    </w:p>
-    <w:p>
-      <w:pPr>
-        <w:spacing w:before="0" w:after="0"/>
-      </w:pPr>
-    </w:p>
-    <w:p>
-      <w:pPr>
-        <w:spacing w:before="0" w:after="0"/>
-      </w:pPr>
+        <w:spacing w:before="160" w:after="80"/>
+      </w:pPr>
+      <w:r>
+        <w:pict>
+          <v:rect style="width:0;height:1.5pt" o:hralign="center" o:hrstd="t" o:hr="t"/>
+        </w:pict>
+      </w:r>
     </w:p>
     <w:p>
       <w:pPr>
@@ -18688,6 +18402,7 @@
     <w:p>
       <w:pPr>
         <w:pStyle w:val="FirstParagraph"/>
+        <w:ind w:firstLine="420"/>
       </w:pPr>
       <w:r>
         <w:rPr>
@@ -18765,6 +18480,7 @@
     <w:p>
       <w:pPr>
         <w:pStyle w:val="BodyText"/>
+        <w:ind w:firstLine="420"/>
       </w:pPr>
       <w:r>
         <w:rPr>
@@ -18958,6 +18674,7 @@
     <w:p>
       <w:pPr>
         <w:pStyle w:val="BodyText"/>
+        <w:ind w:firstLine="420"/>
       </w:pPr>
       <w:r>
         <w:rPr>
@@ -19415,6 +19132,7 @@
     <w:p>
       <w:pPr>
         <w:pStyle w:val="BodyText"/>
+        <w:ind w:firstLine="420"/>
       </w:pPr>
       <w:r>
         <w:rPr>
@@ -19707,6 +19425,7 @@
     <w:p>
       <w:pPr>
         <w:pStyle w:val="BodyText"/>
+        <w:ind w:firstLine="420"/>
       </w:pPr>
       <w:r>
         <w:rPr>
@@ -20063,6 +19782,7 @@
       <w:pPr>
         <w:pStyle w:val="BodyText"/>
         <w:spacing w:after="80"/>
+        <w:ind w:firstLine="420"/>
       </w:pPr>
       <w:r>
         <w:rPr>
@@ -20093,15 +19813,16 @@
       <w:tblPr>
         <w:tblStyle w:val="Table"/>
         <w:tblW w:type="auto" w:w="0"/>
+        <w:tblLook w:firstRow="1" w:lastRow="0" w:firstColumn="0" w:lastColumn="0" w:noHBand="0" w:noVBand="0" w:val="0020"/>
+        <w:jc w:val="center"/>
         <w:tblBorders>
-          <w:top w:val="single" w:sz="12" w:space="0" w:color="000000"/>
-          <w:left w:val="none" w:sz="0" w:space="0" w:color="auto"/>
-          <w:bottom w:val="single" w:sz="12" w:space="0" w:color="000000"/>
-          <w:right w:val="none" w:sz="0" w:space="0" w:color="auto"/>
-          <w:insideH w:val="none" w:sz="0" w:space="0" w:color="auto"/>
-          <w:insideV w:val="none" w:sz="0" w:space="0" w:color="auto"/>
+          <w:top w:val="single" w:sz="12" w:space="0" w:color="333333"/>
+          <w:bottom w:val="single" w:sz="12" w:space="0" w:color="333333"/>
+          <w:left w:val="none"/>
+          <w:right w:val="none"/>
+          <w:insideH w:val="none"/>
+          <w:insideV w:val="none"/>
         </w:tblBorders>
-        <w:tblLook w:firstRow="1" w:lastRow="0" w:firstColumn="0" w:lastColumn="0" w:noHBand="0" w:noVBand="0" w:val="0020"/>
       </w:tblPr>
       <w:tblGrid>
         <w:gridCol w:w="1980"/>
@@ -20116,7 +19837,7 @@
         <w:tc>
           <w:tcPr>
             <w:tcBorders>
-              <w:bottom w:val="single" w:sz="8" w:space="0" w:color="000000"/>
+              <w:bottom w:val="single" w:sz="6" w:space="0" w:color="333333"/>
             </w:tcBorders>
           </w:tcPr>
           <w:p>
@@ -20136,7 +19857,7 @@
         <w:tc>
           <w:tcPr>
             <w:tcBorders>
-              <w:bottom w:val="single" w:sz="8" w:space="0" w:color="000000"/>
+              <w:bottom w:val="single" w:sz="6" w:space="0" w:color="333333"/>
             </w:tcBorders>
           </w:tcPr>
           <w:p>
@@ -20177,7 +19898,7 @@
         <w:tc>
           <w:tcPr>
             <w:tcBorders>
-              <w:bottom w:val="single" w:sz="8" w:space="0" w:color="000000"/>
+              <w:bottom w:val="single" w:sz="6" w:space="0" w:color="333333"/>
             </w:tcBorders>
           </w:tcPr>
           <w:p>
@@ -20218,7 +19939,7 @@
         <w:tc>
           <w:tcPr>
             <w:tcBorders>
-              <w:bottom w:val="single" w:sz="8" w:space="0" w:color="000000"/>
+              <w:bottom w:val="single" w:sz="6" w:space="0" w:color="333333"/>
             </w:tcBorders>
           </w:tcPr>
           <w:p>
@@ -20448,6 +20169,7 @@
       <w:pPr>
         <w:pStyle w:val="BodyText"/>
         <w:spacing w:before="120"/>
+        <w:ind w:firstLine="420"/>
       </w:pPr>
       <w:r>
         <w:rPr>
@@ -20527,6 +20249,7 @@
     <w:p>
       <w:pPr>
         <w:pStyle w:val="BodyText"/>
+        <w:ind w:firstLine="420"/>
       </w:pPr>
       <w:r>
         <w:rPr>
@@ -20582,6 +20305,7 @@
     <w:p>
       <w:pPr>
         <w:pStyle w:val="BodyText"/>
+        <w:ind w:firstLine="420"/>
       </w:pPr>
       <w:r>
         <w:rPr>
@@ -20773,6 +20497,7 @@
     <w:p>
       <w:pPr>
         <w:pStyle w:val="BodyText"/>
+        <w:ind w:firstLine="420"/>
       </w:pPr>
       <w:r>
         <w:rPr>
@@ -20905,6 +20630,7 @@
     <w:p>
       <w:pPr>
         <w:pStyle w:val="BodyText"/>
+        <w:ind w:firstLine="420"/>
       </w:pPr>
       <w:r>
         <w:rPr>
@@ -21121,6 +20847,7 @@
     <w:p>
       <w:pPr>
         <w:pStyle w:val="BodyText"/>
+        <w:ind w:firstLine="420"/>
       </w:pPr>
       <w:r>
         <w:rPr>
@@ -21243,6 +20970,7 @@
     <w:p>
       <w:pPr>
         <w:pStyle w:val="BodyText"/>
+        <w:ind w:firstLine="420"/>
       </w:pPr>
       <w:r>
         <w:rPr>
@@ -21386,6 +21114,7 @@
     <w:p>
       <w:pPr>
         <w:pStyle w:val="BodyText"/>
+        <w:ind w:firstLine="420"/>
       </w:pPr>
       <w:r>
         <w:rPr>
@@ -21458,43 +21187,13 @@
     </w:p>
     <w:p>
       <w:pPr>
-        <w:spacing w:before="0" w:after="0"/>
-      </w:pPr>
-    </w:p>
-    <w:p>
-      <w:pPr>
-        <w:spacing w:before="0" w:after="0"/>
-      </w:pPr>
-    </w:p>
-    <w:p>
-      <w:pPr>
-        <w:spacing w:before="0" w:after="0"/>
-      </w:pPr>
-    </w:p>
-    <w:p>
-      <w:pPr>
-        <w:spacing w:before="0" w:after="0"/>
-      </w:pPr>
-    </w:p>
-    <w:p>
-      <w:pPr>
-        <w:spacing w:before="0" w:after="0"/>
-      </w:pPr>
-    </w:p>
-    <w:p>
-      <w:pPr>
-        <w:spacing w:before="0" w:after="0"/>
-      </w:pPr>
-    </w:p>
-    <w:p>
-      <w:pPr>
-        <w:spacing w:before="0" w:after="0"/>
-      </w:pPr>
-    </w:p>
-    <w:p>
-      <w:pPr>
-        <w:spacing w:before="0" w:after="0"/>
-      </w:pPr>
+        <w:spacing w:before="160" w:after="80"/>
+      </w:pPr>
+      <w:r>
+        <w:pict>
+          <v:rect style="width:0;height:1.5pt" o:hralign="center" o:hrstd="t" o:hr="t"/>
+        </w:pict>
+      </w:r>
     </w:p>
     <w:p>
       <w:pPr>
@@ -21535,6 +21234,7 @@
     <w:p>
       <w:pPr>
         <w:pStyle w:val="FirstParagraph"/>
+        <w:ind w:firstLine="420"/>
       </w:pPr>
       <w:r>
         <w:rPr>
@@ -21642,6 +21342,7 @@
     <w:p>
       <w:pPr>
         <w:pStyle w:val="BodyText"/>
+        <w:ind w:firstLine="420"/>
       </w:pPr>
       <w:r>
         <w:rPr>
@@ -21649,7 +21350,7 @@
           <w:b/>
           <w:bCs/>
         </w:rPr>
-        <w:t xml:space="preserve">3-1</w:t>
+        <w:t xml:space="preserve">(1)</w:t>
       </w:r>
       <w:r>
         <w:rPr>
@@ -21716,6 +21417,7 @@
     <w:p>
       <w:pPr>
         <w:pStyle w:val="BodyText"/>
+        <w:ind w:firstLine="420"/>
       </w:pPr>
       <w:r>
         <w:rPr>
@@ -21723,7 +21425,7 @@
           <w:b/>
           <w:bCs/>
         </w:rPr>
-        <w:t xml:space="preserve">3-2</w:t>
+        <w:t xml:space="preserve">(2)</w:t>
       </w:r>
       <w:r>
         <w:rPr>
@@ -21765,6 +21467,7 @@
     <w:p>
       <w:pPr>
         <w:pStyle w:val="BodyText"/>
+        <w:ind w:firstLine="420"/>
       </w:pPr>
       <w:r>
         <w:rPr>
@@ -21772,7 +21475,7 @@
           <w:b/>
           <w:bCs/>
         </w:rPr>
-        <w:t xml:space="preserve">3-3</w:t>
+        <w:t xml:space="preserve">(3)</w:t>
       </w:r>
       <w:r>
         <w:rPr>
@@ -22155,6 +21858,7 @@
     <w:p>
       <w:pPr>
         <w:pStyle w:val="BodyText"/>
+        <w:ind w:firstLine="420"/>
       </w:pPr>
       <w:r>
         <w:rPr>
@@ -22162,7 +21866,7 @@
           <w:b/>
           <w:bCs/>
         </w:rPr>
-        <w:t xml:space="preserve">3-4</w:t>
+        <w:t xml:space="preserve">(4)</w:t>
       </w:r>
       <w:r>
         <w:rPr>
@@ -22229,6 +21933,7 @@
     <w:p>
       <w:pPr>
         <w:pStyle w:val="BodyText"/>
+        <w:ind w:firstLine="420"/>
       </w:pPr>
       <w:r>
         <w:rPr>
@@ -22236,7 +21941,7 @@
           <w:b/>
           <w:bCs/>
         </w:rPr>
-        <w:t xml:space="preserve">3-5</w:t>
+        <w:t xml:space="preserve">(5)</w:t>
       </w:r>
       <w:r>
         <w:rPr>
@@ -22265,43 +21970,13 @@
     </w:p>
     <w:p>
       <w:pPr>
-        <w:spacing w:before="0" w:after="0"/>
-      </w:pPr>
-    </w:p>
-    <w:p>
-      <w:pPr>
-        <w:spacing w:before="0" w:after="0"/>
-      </w:pPr>
-    </w:p>
-    <w:p>
-      <w:pPr>
-        <w:spacing w:before="0" w:after="0"/>
-      </w:pPr>
-    </w:p>
-    <w:p>
-      <w:pPr>
-        <w:spacing w:before="0" w:after="0"/>
-      </w:pPr>
-    </w:p>
-    <w:p>
-      <w:pPr>
-        <w:spacing w:before="0" w:after="0"/>
-      </w:pPr>
-    </w:p>
-    <w:p>
-      <w:pPr>
-        <w:spacing w:before="0" w:after="0"/>
-      </w:pPr>
-    </w:p>
-    <w:p>
-      <w:pPr>
-        <w:spacing w:before="0" w:after="0"/>
-      </w:pPr>
-    </w:p>
-    <w:p>
-      <w:pPr>
-        <w:spacing w:before="0" w:after="0"/>
-      </w:pPr>
+        <w:spacing w:before="160" w:after="80"/>
+      </w:pPr>
+      <w:r>
+        <w:pict>
+          <v:rect style="width:0;height:1.5pt" o:hralign="center" o:hrstd="t" o:hr="t"/>
+        </w:pict>
+      </w:r>
     </w:p>
     <w:p>
       <w:pPr>
@@ -22342,6 +22017,7 @@
     <w:p>
       <w:pPr>
         <w:pStyle w:val="FirstParagraph"/>
+        <w:ind w:firstLine="420"/>
       </w:pPr>
       <w:r>
         <w:rPr>
@@ -22441,6 +22117,7 @@
     <w:p>
       <w:pPr>
         <w:pStyle w:val="BodyText"/>
+        <w:ind w:firstLine="420"/>
       </w:pPr>
       <w:r>
         <w:rPr>
@@ -22576,6 +22253,7 @@
     <w:p>
       <w:pPr>
         <w:pStyle w:val="BodyText"/>
+        <w:ind w:firstLine="420"/>
       </w:pPr>
       <w:r>
         <w:rPr>
@@ -22583,7 +22261,7 @@
           <w:b/>
           <w:bCs/>
         </w:rPr>
-        <w:t xml:space="preserve">7-1</w:t>
+        <w:t xml:space="preserve">(1)</w:t>
       </w:r>
       <w:r>
         <w:rPr>
@@ -22645,6 +22323,7 @@
     <w:p>
       <w:pPr>
         <w:pStyle w:val="BodyText"/>
+        <w:ind w:firstLine="420"/>
       </w:pPr>
       <w:r>
         <w:rPr>
@@ -22652,7 +22331,7 @@
           <w:b/>
           <w:bCs/>
         </w:rPr>
-        <w:t xml:space="preserve">7-2</w:t>
+        <w:t xml:space="preserve">(2)</w:t>
       </w:r>
       <w:r>
         <w:rPr>
@@ -22701,6 +22380,7 @@
     <w:p>
       <w:pPr>
         <w:pStyle w:val="BodyText"/>
+        <w:ind w:firstLine="420"/>
       </w:pPr>
       <w:r>
         <w:rPr>
@@ -22708,7 +22388,7 @@
           <w:b/>
           <w:bCs/>
         </w:rPr>
-        <w:t xml:space="preserve">7-3</w:t>
+        <w:t xml:space="preserve">(3)</w:t>
       </w:r>
       <w:r>
         <w:rPr>
@@ -22794,6 +22474,7 @@
     <w:p>
       <w:pPr>
         <w:pStyle w:val="BodyText"/>
+        <w:ind w:firstLine="420"/>
       </w:pPr>
       <w:r>
         <w:rPr>
@@ -22801,7 +22482,7 @@
           <w:b/>
           <w:bCs/>
         </w:rPr>
-        <w:t xml:space="preserve">7-4</w:t>
+        <w:t xml:space="preserve">(4)</w:t>
       </w:r>
       <w:r>
         <w:rPr>
@@ -23173,43 +22854,13 @@
     </w:p>
     <w:p>
       <w:pPr>
-        <w:spacing w:before="0" w:after="0"/>
-      </w:pPr>
-    </w:p>
-    <w:p>
-      <w:pPr>
-        <w:spacing w:before="0" w:after="0"/>
-      </w:pPr>
-    </w:p>
-    <w:p>
-      <w:pPr>
-        <w:spacing w:before="0" w:after="0"/>
-      </w:pPr>
-    </w:p>
-    <w:p>
-      <w:pPr>
-        <w:spacing w:before="0" w:after="0"/>
-      </w:pPr>
-    </w:p>
-    <w:p>
-      <w:pPr>
-        <w:spacing w:before="0" w:after="0"/>
-      </w:pPr>
-    </w:p>
-    <w:p>
-      <w:pPr>
-        <w:spacing w:before="0" w:after="0"/>
-      </w:pPr>
-    </w:p>
-    <w:p>
-      <w:pPr>
-        <w:spacing w:before="0" w:after="0"/>
-      </w:pPr>
-    </w:p>
-    <w:p>
-      <w:pPr>
-        <w:spacing w:before="0" w:after="0"/>
-      </w:pPr>
+        <w:spacing w:before="160" w:after="80"/>
+      </w:pPr>
+      <w:r>
+        <w:pict>
+          <v:rect style="width:0;height:1.5pt" o:hralign="center" o:hrstd="t" o:hr="t"/>
+        </w:pict>
+      </w:r>
     </w:p>
     <w:p>
       <w:pPr>
@@ -23250,6 +22901,7 @@
     <w:p>
       <w:pPr>
         <w:pStyle w:val="FirstParagraph"/>
+        <w:ind w:firstLine="420"/>
       </w:pPr>
       <w:r>
         <w:rPr>
@@ -23512,6 +23164,7 @@
     <w:p>
       <w:pPr>
         <w:pStyle w:val="FirstParagraph"/>
+        <w:ind w:firstLine="420"/>
       </w:pPr>
       <w:r>
         <w:rPr>
@@ -23519,7 +23172,7 @@
           <w:b/>
           <w:bCs/>
         </w:rPr>
-        <w:t xml:space="preserve">6-1</w:t>
+        <w:t xml:space="preserve">(1)</w:t>
       </w:r>
       <w:r>
         <w:rPr>
@@ -23543,6 +23196,7 @@
     <w:p>
       <w:pPr>
         <w:pStyle w:val="BodyText"/>
+        <w:ind w:firstLine="420"/>
       </w:pPr>
       <w:r>
         <w:rPr>
@@ -23550,7 +23204,7 @@
           <w:b/>
           <w:bCs/>
         </w:rPr>
-        <w:t xml:space="preserve">6-2</w:t>
+        <w:t xml:space="preserve">(2)</w:t>
       </w:r>
       <w:r>
         <w:rPr>
@@ -23691,6 +23345,7 @@
     <w:p>
       <w:pPr>
         <w:pStyle w:val="BodyText"/>
+        <w:ind w:firstLine="420"/>
       </w:pPr>
       <w:r>
         <w:rPr>
@@ -23698,7 +23353,7 @@
           <w:b/>
           <w:bCs/>
         </w:rPr>
-        <w:t xml:space="preserve">6-3</w:t>
+        <w:t xml:space="preserve">(3)</w:t>
       </w:r>
       <w:r>
         <w:rPr>
@@ -23828,6 +23483,7 @@
     <w:p>
       <w:pPr>
         <w:pStyle w:val="BodyText"/>
+        <w:ind w:firstLine="420"/>
       </w:pPr>
       <w:r>
         <w:rPr>
@@ -23835,7 +23491,7 @@
           <w:b/>
           <w:bCs/>
         </w:rPr>
-        <w:t xml:space="preserve">6-4</w:t>
+        <w:t xml:space="preserve">(4)</w:t>
       </w:r>
       <w:r>
         <w:rPr>
@@ -23926,6 +23582,7 @@
     <w:p>
       <w:pPr>
         <w:pStyle w:val="BodyText"/>
+        <w:ind w:firstLine="420"/>
       </w:pPr>
       <w:r>
         <w:rPr>
@@ -23933,7 +23590,7 @@
           <w:b/>
           <w:bCs/>
         </w:rPr>
-        <w:t xml:space="preserve">6-5</w:t>
+        <w:t xml:space="preserve">(5)</w:t>
       </w:r>
       <w:r>
         <w:rPr>
@@ -24066,6 +23723,7 @@
     <w:p>
       <w:pPr>
         <w:pStyle w:val="BodyText"/>
+        <w:ind w:firstLine="420"/>
       </w:pPr>
       <w:r>
         <w:rPr>
@@ -24073,7 +23731,7 @@
           <w:b/>
           <w:bCs/>
         </w:rPr>
-        <w:t xml:space="preserve">6-6</w:t>
+        <w:t xml:space="preserve">(6)</w:t>
       </w:r>
       <w:r>
         <w:rPr>
@@ -24227,43 +23885,13 @@
     </w:p>
     <w:p>
       <w:pPr>
-        <w:spacing w:before="0" w:after="0"/>
-      </w:pPr>
-    </w:p>
-    <w:p>
-      <w:pPr>
-        <w:spacing w:before="0" w:after="0"/>
-      </w:pPr>
-    </w:p>
-    <w:p>
-      <w:pPr>
-        <w:spacing w:before="0" w:after="0"/>
-      </w:pPr>
-    </w:p>
-    <w:p>
-      <w:pPr>
-        <w:spacing w:before="0" w:after="0"/>
-      </w:pPr>
-    </w:p>
-    <w:p>
-      <w:pPr>
-        <w:spacing w:before="0" w:after="0"/>
-      </w:pPr>
-    </w:p>
-    <w:p>
-      <w:pPr>
-        <w:spacing w:before="0" w:after="0"/>
-      </w:pPr>
-    </w:p>
-    <w:p>
-      <w:pPr>
-        <w:spacing w:before="0" w:after="0"/>
-      </w:pPr>
-    </w:p>
-    <w:p>
-      <w:pPr>
-        <w:spacing w:before="0" w:after="0"/>
-      </w:pPr>
+        <w:spacing w:before="160" w:after="80"/>
+      </w:pPr>
+      <w:r>
+        <w:pict>
+          <v:rect style="width:0;height:1.5pt" o:hralign="center" o:hrstd="t" o:hr="t"/>
+        </w:pict>
+      </w:r>
     </w:p>
     <w:p>
       <w:pPr>
@@ -24304,6 +23932,7 @@
     <w:p>
       <w:pPr>
         <w:pStyle w:val="FirstParagraph"/>
+        <w:ind w:firstLine="420"/>
       </w:pPr>
       <w:r>
         <w:rPr>
@@ -24333,6 +23962,7 @@
     <w:p>
       <w:pPr>
         <w:pStyle w:val="BodyText"/>
+        <w:ind w:firstLine="420"/>
       </w:pPr>
       <w:r>
         <w:rPr>
@@ -24394,6 +24024,7 @@
     <w:p>
       <w:pPr>
         <w:pStyle w:val="BodyText"/>
+        <w:ind w:firstLine="420"/>
       </w:pPr>
       <w:r>
         <w:rPr>
@@ -24525,6 +24156,7 @@
     <w:p>
       <w:pPr>
         <w:pStyle w:val="BodyText"/>
+        <w:ind w:firstLine="420"/>
       </w:pPr>
       <w:r>
         <w:rPr>
@@ -24532,7 +24164,7 @@
           <w:b/>
           <w:bCs/>
         </w:rPr>
-        <w:t xml:space="preserve">7-1</w:t>
+        <w:t xml:space="preserve">(1)</w:t>
       </w:r>
       <w:r>
         <w:rPr>
@@ -24568,6 +24200,7 @@
     <w:p>
       <w:pPr>
         <w:pStyle w:val="BodyText"/>
+        <w:ind w:firstLine="420"/>
       </w:pPr>
       <w:r>
         <w:rPr>
@@ -24575,7 +24208,7 @@
           <w:b/>
           <w:bCs/>
         </w:rPr>
-        <w:t xml:space="preserve">7-2</w:t>
+        <w:t xml:space="preserve">(2)</w:t>
       </w:r>
       <w:r>
         <w:rPr>
@@ -24649,6 +24282,7 @@
     <w:p>
       <w:pPr>
         <w:pStyle w:val="BodyText"/>
+        <w:ind w:firstLine="420"/>
       </w:pPr>
       <w:r>
         <w:rPr>
@@ -24656,7 +24290,7 @@
           <w:b/>
           <w:bCs/>
         </w:rPr>
-        <w:t xml:space="preserve">7-3</w:t>
+        <w:t xml:space="preserve">(3)</w:t>
       </w:r>
       <w:r>
         <w:rPr>
@@ -24680,6 +24314,7 @@
     <w:p>
       <w:pPr>
         <w:pStyle w:val="BodyText"/>
+        <w:ind w:firstLine="420"/>
       </w:pPr>
       <w:r>
         <w:rPr>
@@ -24687,7 +24322,7 @@
           <w:b/>
           <w:bCs/>
         </w:rPr>
-        <w:t xml:space="preserve">7-4</w:t>
+        <w:t xml:space="preserve">(4)</w:t>
       </w:r>
       <w:r>
         <w:rPr>
@@ -24766,43 +24401,13 @@
     </w:p>
     <w:p>
       <w:pPr>
-        <w:spacing w:before="0" w:after="0"/>
-      </w:pPr>
-    </w:p>
-    <w:p>
-      <w:pPr>
-        <w:spacing w:before="0" w:after="0"/>
-      </w:pPr>
-    </w:p>
-    <w:p>
-      <w:pPr>
-        <w:spacing w:before="0" w:after="0"/>
-      </w:pPr>
-    </w:p>
-    <w:p>
-      <w:pPr>
-        <w:spacing w:before="0" w:after="0"/>
-      </w:pPr>
-    </w:p>
-    <w:p>
-      <w:pPr>
-        <w:spacing w:before="0" w:after="0"/>
-      </w:pPr>
-    </w:p>
-    <w:p>
-      <w:pPr>
-        <w:spacing w:before="0" w:after="0"/>
-      </w:pPr>
-    </w:p>
-    <w:p>
-      <w:pPr>
-        <w:spacing w:before="0" w:after="0"/>
-      </w:pPr>
-    </w:p>
-    <w:p>
-      <w:pPr>
-        <w:spacing w:before="0" w:after="0"/>
-      </w:pPr>
+        <w:spacing w:before="160" w:after="80"/>
+      </w:pPr>
+      <w:r>
+        <w:pict>
+          <v:rect style="width:0;height:1.5pt" o:hralign="center" o:hrstd="t" o:hr="t"/>
+        </w:pict>
+      </w:r>
     </w:p>
     <w:p>
       <w:pPr>
@@ -24844,6 +24449,7 @@
       <w:pPr>
         <w:pStyle w:val="FirstParagraph"/>
         <w:spacing w:after="80"/>
+        <w:ind w:firstLine="420"/>
       </w:pPr>
       <w:r>
         <w:rPr>
@@ -24931,15 +24537,16 @@
         <w:tblStyle w:val="Table"/>
         <w:tblW w:type="pct" w:w="5000"/>
         <w:tblLayout w:type="fixed"/>
+        <w:tblLook w:firstRow="1" w:lastRow="0" w:firstColumn="0" w:lastColumn="0" w:noHBand="0" w:noVBand="0" w:val="0020"/>
+        <w:jc w:val="center"/>
         <w:tblBorders>
-          <w:top w:val="single" w:sz="12" w:space="0" w:color="000000"/>
-          <w:left w:val="none" w:sz="0" w:space="0" w:color="auto"/>
-          <w:bottom w:val="single" w:sz="12" w:space="0" w:color="000000"/>
-          <w:right w:val="none" w:sz="0" w:space="0" w:color="auto"/>
-          <w:insideH w:val="none" w:sz="0" w:space="0" w:color="auto"/>
-          <w:insideV w:val="none" w:sz="0" w:space="0" w:color="auto"/>
+          <w:top w:val="single" w:sz="12" w:space="0" w:color="333333"/>
+          <w:bottom w:val="single" w:sz="12" w:space="0" w:color="333333"/>
+          <w:left w:val="none"/>
+          <w:right w:val="none"/>
+          <w:insideH w:val="none"/>
+          <w:insideV w:val="none"/>
         </w:tblBorders>
-        <w:tblLook w:firstRow="1" w:lastRow="0" w:firstColumn="0" w:lastColumn="0" w:noHBand="0" w:noVBand="0" w:val="0020"/>
       </w:tblPr>
       <w:tblGrid>
         <w:gridCol w:w="2640"/>
@@ -24953,7 +24560,7 @@
         <w:tc>
           <w:tcPr>
             <w:tcBorders>
-              <w:bottom w:val="single" w:sz="8" w:space="0" w:color="000000"/>
+              <w:bottom w:val="single" w:sz="6" w:space="0" w:color="333333"/>
             </w:tcBorders>
           </w:tcPr>
           <w:p>
@@ -25032,7 +24639,7 @@
         <w:tc>
           <w:tcPr>
             <w:tcBorders>
-              <w:bottom w:val="single" w:sz="8" w:space="0" w:color="000000"/>
+              <w:bottom w:val="single" w:sz="6" w:space="0" w:color="333333"/>
             </w:tcBorders>
           </w:tcPr>
           <w:p>
@@ -25146,7 +24753,7 @@
         <w:tc>
           <w:tcPr>
             <w:tcBorders>
-              <w:bottom w:val="single" w:sz="8" w:space="0" w:color="000000"/>
+              <w:bottom w:val="single" w:sz="6" w:space="0" w:color="333333"/>
             </w:tcBorders>
           </w:tcPr>
           <w:p>
@@ -25310,6 +24917,7 @@
       <w:pPr>
         <w:pStyle w:val="BodyText"/>
         <w:spacing w:before="120"/>
+        <w:ind w:firstLine="420"/>
       </w:pPr>
       <w:r>
         <w:rPr>
@@ -25351,28 +24959,13 @@
     </w:p>
     <w:p>
       <w:pPr>
-        <w:spacing w:before="0" w:after="0"/>
-      </w:pPr>
-    </w:p>
-    <w:p>
-      <w:pPr>
-        <w:spacing w:before="0" w:after="0"/>
-      </w:pPr>
-    </w:p>
-    <w:p>
-      <w:pPr>
-        <w:spacing w:before="0" w:after="0"/>
-      </w:pPr>
-    </w:p>
-    <w:p>
-      <w:pPr>
-        <w:spacing w:before="0" w:after="0"/>
-      </w:pPr>
-    </w:p>
-    <w:p>
-      <w:pPr>
-        <w:spacing w:before="0" w:after="0"/>
-      </w:pPr>
+        <w:spacing w:before="160" w:after="80"/>
+      </w:pPr>
+      <w:r>
+        <w:pict>
+          <v:rect style="width:0;height:1.5pt" o:hralign="center" o:hrstd="t" o:hr="t"/>
+        </w:pict>
+      </w:r>
     </w:p>
     <w:p>
       <w:pPr>
@@ -25413,6 +25006,7 @@
     <w:p>
       <w:pPr>
         <w:pStyle w:val="FirstParagraph"/>
+        <w:ind w:firstLine="420"/>
       </w:pPr>
       <w:r>
         <w:rPr>
@@ -25599,6 +25193,7 @@
     <w:p>
       <w:pPr>
         <w:pStyle w:val="BodyText"/>
+        <w:ind w:firstLine="420"/>
       </w:pPr>
       <w:r>
         <w:rPr>
@@ -25606,7 +25201,7 @@
           <w:b/>
           <w:bCs/>
         </w:rPr>
-        <w:t xml:space="preserve">4-1</w:t>
+        <w:t xml:space="preserve">(1)</w:t>
       </w:r>
       <w:r>
         <w:rPr>
@@ -25724,6 +25319,7 @@
     <w:p>
       <w:pPr>
         <w:pStyle w:val="BodyText"/>
+        <w:ind w:firstLine="420"/>
       </w:pPr>
       <w:r>
         <w:rPr>
@@ -25731,7 +25327,7 @@
           <w:b/>
           <w:bCs/>
         </w:rPr>
-        <w:t xml:space="preserve">4-2</w:t>
+        <w:t xml:space="preserve">(2)</w:t>
       </w:r>
       <w:r>
         <w:rPr>
@@ -25786,28 +25382,13 @@
     </w:p>
     <w:p>
       <w:pPr>
-        <w:spacing w:before="0" w:after="0"/>
-      </w:pPr>
-    </w:p>
-    <w:p>
-      <w:pPr>
-        <w:spacing w:before="0" w:after="0"/>
-      </w:pPr>
-    </w:p>
-    <w:p>
-      <w:pPr>
-        <w:spacing w:before="0" w:after="0"/>
-      </w:pPr>
-    </w:p>
-    <w:p>
-      <w:pPr>
-        <w:spacing w:before="0" w:after="0"/>
-      </w:pPr>
-    </w:p>
-    <w:p>
-      <w:pPr>
-        <w:spacing w:before="0" w:after="0"/>
-      </w:pPr>
+        <w:spacing w:before="160" w:after="80"/>
+      </w:pPr>
+      <w:r>
+        <w:pict>
+          <v:rect style="width:0;height:1.5pt" o:hralign="center" o:hrstd="t" o:hr="t"/>
+        </w:pict>
+      </w:r>
     </w:p>
     <w:p>
       <w:pPr>
@@ -25848,6 +25429,7 @@
     <w:p>
       <w:pPr>
         <w:pStyle w:val="FirstParagraph"/>
+        <w:ind w:firstLine="420"/>
       </w:pPr>
       <w:r>
         <w:rPr>
@@ -25997,28 +25579,13 @@
     </w:p>
     <w:p>
       <w:pPr>
-        <w:spacing w:before="0" w:after="0"/>
-      </w:pPr>
-    </w:p>
-    <w:p>
-      <w:pPr>
-        <w:spacing w:before="0" w:after="0"/>
-      </w:pPr>
-    </w:p>
-    <w:p>
-      <w:pPr>
-        <w:spacing w:before="0" w:after="0"/>
-      </w:pPr>
-    </w:p>
-    <w:p>
-      <w:pPr>
-        <w:spacing w:before="0" w:after="0"/>
-      </w:pPr>
-    </w:p>
-    <w:p>
-      <w:pPr>
-        <w:spacing w:before="0" w:after="0"/>
-      </w:pPr>
+        <w:spacing w:before="160" w:after="80"/>
+      </w:pPr>
+      <w:r>
+        <w:pict>
+          <v:rect style="width:0;height:1.5pt" o:hralign="center" o:hrstd="t" o:hr="t"/>
+        </w:pict>
+      </w:r>
     </w:p>
     <w:p>
       <w:pPr>
@@ -26059,6 +25626,7 @@
     <w:p>
       <w:pPr>
         <w:pStyle w:val="FirstParagraph"/>
+        <w:ind w:firstLine="420"/>
       </w:pPr>
       <w:r>
         <w:rPr>
@@ -26368,6 +25936,7 @@
     <w:p>
       <w:pPr>
         <w:pStyle w:val="BodyText"/>
+        <w:ind w:firstLine="420"/>
       </w:pPr>
       <w:r>
         <w:rPr>
@@ -26459,43 +26028,13 @@
     </w:p>
     <w:p>
       <w:pPr>
-        <w:spacing w:before="0" w:after="0"/>
-      </w:pPr>
-    </w:p>
-    <w:p>
-      <w:pPr>
-        <w:spacing w:before="0" w:after="0"/>
-      </w:pPr>
-    </w:p>
-    <w:p>
-      <w:pPr>
-        <w:spacing w:before="0" w:after="0"/>
-      </w:pPr>
-    </w:p>
-    <w:p>
-      <w:pPr>
-        <w:spacing w:before="0" w:after="0"/>
-      </w:pPr>
-    </w:p>
-    <w:p>
-      <w:pPr>
-        <w:spacing w:before="0" w:after="0"/>
-      </w:pPr>
-    </w:p>
-    <w:p>
-      <w:pPr>
-        <w:spacing w:before="0" w:after="0"/>
-      </w:pPr>
-    </w:p>
-    <w:p>
-      <w:pPr>
-        <w:spacing w:before="0" w:after="0"/>
-      </w:pPr>
-    </w:p>
-    <w:p>
-      <w:pPr>
-        <w:spacing w:before="0" w:after="0"/>
-      </w:pPr>
+        <w:spacing w:before="160" w:after="80"/>
+      </w:pPr>
+      <w:r>
+        <w:pict>
+          <v:rect style="width:0;height:1.5pt" o:hralign="center" o:hrstd="t" o:hr="t"/>
+        </w:pict>
+      </w:r>
     </w:p>
     <w:p>
       <w:pPr>
@@ -26536,6 +26075,7 @@
     <w:p>
       <w:pPr>
         <w:pStyle w:val="FirstParagraph"/>
+        <w:ind w:firstLine="420"/>
       </w:pPr>
       <w:r>
         <w:rPr>
@@ -26726,28 +26266,13 @@
     </w:p>
     <w:p>
       <w:pPr>
-        <w:spacing w:before="0" w:after="0"/>
-      </w:pPr>
-    </w:p>
-    <w:p>
-      <w:pPr>
-        <w:spacing w:before="0" w:after="0"/>
-      </w:pPr>
-    </w:p>
-    <w:p>
-      <w:pPr>
-        <w:spacing w:before="0" w:after="0"/>
-      </w:pPr>
-    </w:p>
-    <w:p>
-      <w:pPr>
-        <w:spacing w:before="0" w:after="0"/>
-      </w:pPr>
-    </w:p>
-    <w:p>
-      <w:pPr>
-        <w:spacing w:before="0" w:after="0"/>
-      </w:pPr>
+        <w:spacing w:before="160" w:after="80"/>
+      </w:pPr>
+      <w:r>
+        <w:pict>
+          <v:rect style="width:0;height:1.5pt" o:hralign="center" o:hrstd="t" o:hr="t"/>
+        </w:pict>
+      </w:r>
     </w:p>
     <w:p>
       <w:pPr>
@@ -26788,6 +26313,7 @@
     <w:p>
       <w:pPr>
         <w:pStyle w:val="FirstParagraph"/>
+        <w:ind w:firstLine="420"/>
       </w:pPr>
       <w:r>
         <w:rPr>
@@ -26861,6 +26387,7 @@
     <w:p>
       <w:pPr>
         <w:pStyle w:val="BodyText"/>
+        <w:ind w:firstLine="420"/>
       </w:pPr>
       <w:r>
         <w:rPr>
@@ -26868,7 +26395,7 @@
           <w:b/>
           <w:bCs/>
         </w:rPr>
-        <w:t xml:space="preserve">9-1</w:t>
+        <w:t xml:space="preserve">(1)</w:t>
       </w:r>
       <w:r>
         <w:rPr>
@@ -27000,6 +26527,7 @@
     <w:p>
       <w:pPr>
         <w:pStyle w:val="BodyText"/>
+        <w:ind w:firstLine="420"/>
       </w:pPr>
       <w:r>
         <w:rPr>
@@ -27007,7 +26535,7 @@
           <w:b/>
           <w:bCs/>
         </w:rPr>
-        <w:t xml:space="preserve">9-2</w:t>
+        <w:t xml:space="preserve">(2)</w:t>
       </w:r>
       <w:r>
         <w:rPr>
@@ -27293,6 +26821,7 @@
     <w:p>
       <w:pPr>
         <w:pStyle w:val="BodyText"/>
+        <w:ind w:firstLine="420"/>
       </w:pPr>
       <w:r>
         <w:rPr>
@@ -27300,7 +26829,7 @@
           <w:b/>
           <w:bCs/>
         </w:rPr>
-        <w:t xml:space="preserve">9-3</w:t>
+        <w:t xml:space="preserve">(3)</w:t>
       </w:r>
       <w:r>
         <w:rPr>
@@ -27566,6 +27095,7 @@
     <w:p>
       <w:pPr>
         <w:pStyle w:val="BodyText"/>
+        <w:ind w:firstLine="420"/>
       </w:pPr>
       <w:r>
         <w:rPr>
@@ -27573,7 +27103,7 @@
           <w:b/>
           <w:bCs/>
         </w:rPr>
-        <w:t xml:space="preserve">9-4</w:t>
+        <w:t xml:space="preserve">(4)</w:t>
       </w:r>
       <w:r>
         <w:rPr>
@@ -27820,43 +27350,13 @@
     </w:p>
     <w:p>
       <w:pPr>
-        <w:spacing w:before="0" w:after="0"/>
-      </w:pPr>
-    </w:p>
-    <w:p>
-      <w:pPr>
-        <w:spacing w:before="0" w:after="0"/>
-      </w:pPr>
-    </w:p>
-    <w:p>
-      <w:pPr>
-        <w:spacing w:before="0" w:after="0"/>
-      </w:pPr>
-    </w:p>
-    <w:p>
-      <w:pPr>
-        <w:spacing w:before="0" w:after="0"/>
-      </w:pPr>
-    </w:p>
-    <w:p>
-      <w:pPr>
-        <w:spacing w:before="0" w:after="0"/>
-      </w:pPr>
-    </w:p>
-    <w:p>
-      <w:pPr>
-        <w:spacing w:before="0" w:after="0"/>
-      </w:pPr>
-    </w:p>
-    <w:p>
-      <w:pPr>
-        <w:spacing w:before="0" w:after="0"/>
-      </w:pPr>
-    </w:p>
-    <w:p>
-      <w:pPr>
-        <w:spacing w:before="0" w:after="0"/>
-      </w:pPr>
+        <w:spacing w:before="160" w:after="80"/>
+      </w:pPr>
+      <w:r>
+        <w:pict>
+          <v:rect style="width:0;height:1.5pt" o:hralign="center" o:hrstd="t" o:hr="t"/>
+        </w:pict>
+      </w:r>
     </w:p>
     <w:p>
       <w:pPr>
@@ -27898,6 +27398,7 @@
       <w:pPr>
         <w:pStyle w:val="FirstParagraph"/>
         <w:spacing w:after="80"/>
+        <w:ind w:firstLine="420"/>
       </w:pPr>
       <w:r>
         <w:rPr>
@@ -27964,15 +27465,16 @@
       <w:tblPr>
         <w:tblStyle w:val="Table"/>
         <w:tblW w:type="auto" w:w="0"/>
+        <w:tblLook w:firstRow="1" w:lastRow="0" w:firstColumn="0" w:lastColumn="0" w:noHBand="0" w:noVBand="0" w:val="0020"/>
+        <w:jc w:val="center"/>
         <w:tblBorders>
-          <w:top w:val="single" w:sz="12" w:space="0" w:color="000000"/>
-          <w:left w:val="none" w:sz="0" w:space="0" w:color="auto"/>
-          <w:bottom w:val="single" w:sz="12" w:space="0" w:color="000000"/>
-          <w:right w:val="none" w:sz="0" w:space="0" w:color="auto"/>
-          <w:insideH w:val="none" w:sz="0" w:space="0" w:color="auto"/>
-          <w:insideV w:val="none" w:sz="0" w:space="0" w:color="auto"/>
+          <w:top w:val="single" w:sz="12" w:space="0" w:color="333333"/>
+          <w:bottom w:val="single" w:sz="12" w:space="0" w:color="333333"/>
+          <w:left w:val="none"/>
+          <w:right w:val="none"/>
+          <w:insideH w:val="none"/>
+          <w:insideV w:val="none"/>
         </w:tblBorders>
-        <w:tblLook w:firstRow="1" w:lastRow="0" w:firstColumn="0" w:lastColumn="0" w:noHBand="0" w:noVBand="0" w:val="0020"/>
       </w:tblPr>
       <w:tblGrid>
         <w:gridCol w:w="1980"/>
@@ -27987,7 +27489,7 @@
         <w:tc>
           <w:tcPr>
             <w:tcBorders>
-              <w:bottom w:val="single" w:sz="8" w:space="0" w:color="000000"/>
+              <w:bottom w:val="single" w:sz="6" w:space="0" w:color="333333"/>
             </w:tcBorders>
           </w:tcPr>
           <w:p>
@@ -28007,7 +27509,7 @@
         <w:tc>
           <w:tcPr>
             <w:tcBorders>
-              <w:bottom w:val="single" w:sz="8" w:space="0" w:color="000000"/>
+              <w:bottom w:val="single" w:sz="6" w:space="0" w:color="333333"/>
             </w:tcBorders>
           </w:tcPr>
           <w:p>
@@ -28041,7 +27543,7 @@
         <w:tc>
           <w:tcPr>
             <w:tcBorders>
-              <w:bottom w:val="single" w:sz="8" w:space="0" w:color="000000"/>
+              <w:bottom w:val="single" w:sz="6" w:space="0" w:color="333333"/>
             </w:tcBorders>
           </w:tcPr>
           <w:p>
@@ -28061,7 +27563,7 @@
         <w:tc>
           <w:tcPr>
             <w:tcBorders>
-              <w:bottom w:val="single" w:sz="8" w:space="0" w:color="000000"/>
+              <w:bottom w:val="single" w:sz="6" w:space="0" w:color="333333"/>
             </w:tcBorders>
           </w:tcPr>
           <w:p>
@@ -28237,6 +27739,7 @@
       <w:pPr>
         <w:pStyle w:val="BodyText"/>
         <w:spacing w:before="120"/>
+        <w:ind w:firstLine="420"/>
       </w:pPr>
       <w:r>
         <w:rPr>
@@ -28244,7 +27747,7 @@
           <w:b/>
           <w:bCs/>
         </w:rPr>
-        <w:t xml:space="preserve">6-1</w:t>
+        <w:t xml:space="preserve">(1)</w:t>
       </w:r>
       <w:r>
         <w:rPr>
@@ -28280,6 +27783,7 @@
     <w:p>
       <w:pPr>
         <w:pStyle w:val="BodyText"/>
+        <w:ind w:firstLine="420"/>
       </w:pPr>
       <w:r>
         <w:rPr>
@@ -28287,7 +27791,7 @@
           <w:b/>
           <w:bCs/>
         </w:rPr>
-        <w:t xml:space="preserve">6-2</w:t>
+        <w:t xml:space="preserve">(2)</w:t>
       </w:r>
       <w:r>
         <w:rPr>
@@ -28347,6 +27851,7 @@
     <w:p>
       <w:pPr>
         <w:pStyle w:val="BodyText"/>
+        <w:ind w:firstLine="420"/>
       </w:pPr>
       <w:r>
         <w:rPr>
@@ -28354,7 +27859,7 @@
           <w:b/>
           <w:bCs/>
         </w:rPr>
-        <w:t xml:space="preserve">6-3</w:t>
+        <w:t xml:space="preserve">(3)</w:t>
       </w:r>
       <w:r>
         <w:rPr>
@@ -28464,43 +27969,13 @@
     </w:p>
     <w:p>
       <w:pPr>
-        <w:spacing w:before="0" w:after="0"/>
-      </w:pPr>
-    </w:p>
-    <w:p>
-      <w:pPr>
-        <w:spacing w:before="0" w:after="0"/>
-      </w:pPr>
-    </w:p>
-    <w:p>
-      <w:pPr>
-        <w:spacing w:before="0" w:after="0"/>
-      </w:pPr>
-    </w:p>
-    <w:p>
-      <w:pPr>
-        <w:spacing w:before="0" w:after="0"/>
-      </w:pPr>
-    </w:p>
-    <w:p>
-      <w:pPr>
-        <w:spacing w:before="0" w:after="0"/>
-      </w:pPr>
-    </w:p>
-    <w:p>
-      <w:pPr>
-        <w:spacing w:before="0" w:after="0"/>
-      </w:pPr>
-    </w:p>
-    <w:p>
-      <w:pPr>
-        <w:spacing w:before="0" w:after="0"/>
-      </w:pPr>
-    </w:p>
-    <w:p>
-      <w:pPr>
-        <w:spacing w:before="0" w:after="0"/>
-      </w:pPr>
+        <w:spacing w:before="160" w:after="80"/>
+      </w:pPr>
+      <w:r>
+        <w:pict>
+          <v:rect style="width:0;height:1.5pt" o:hralign="center" o:hrstd="t" o:hr="t"/>
+        </w:pict>
+      </w:r>
     </w:p>
     <w:p>
       <w:pPr>
@@ -28541,6 +28016,7 @@
     <w:p>
       <w:pPr>
         <w:pStyle w:val="FirstParagraph"/>
+        <w:ind w:firstLine="420"/>
       </w:pPr>
       <w:r>
         <w:rPr>
@@ -28694,6 +28170,7 @@
     <w:p>
       <w:pPr>
         <w:pStyle w:val="BodyText"/>
+        <w:ind w:firstLine="420"/>
       </w:pPr>
       <w:r>
         <w:rPr>
@@ -28701,7 +28178,7 @@
           <w:b/>
           <w:bCs/>
         </w:rPr>
-        <w:t xml:space="preserve">3-1</w:t>
+        <w:t xml:space="preserve">(1)</w:t>
       </w:r>
       <w:r>
         <w:rPr>
@@ -28725,6 +28202,7 @@
     <w:p>
       <w:pPr>
         <w:pStyle w:val="BodyText"/>
+        <w:ind w:firstLine="420"/>
       </w:pPr>
       <w:r>
         <w:rPr>
@@ -28732,7 +28210,7 @@
           <w:b/>
           <w:bCs/>
         </w:rPr>
-        <w:t xml:space="preserve">3-2</w:t>
+        <w:t xml:space="preserve">(2)</w:t>
       </w:r>
       <w:r>
         <w:rPr>
@@ -29000,6 +28478,7 @@
     <w:p>
       <w:pPr>
         <w:pStyle w:val="BodyText"/>
+        <w:ind w:firstLine="420"/>
       </w:pPr>
       <w:r>
         <w:rPr>
@@ -29007,7 +28486,7 @@
           <w:b/>
           <w:bCs/>
         </w:rPr>
-        <w:t xml:space="preserve">3-3</w:t>
+        <w:t xml:space="preserve">(3)</w:t>
       </w:r>
       <w:r>
         <w:rPr>
@@ -29112,6 +28591,7 @@
     <w:p>
       <w:pPr>
         <w:pStyle w:val="BodyText"/>
+        <w:ind w:firstLine="420"/>
       </w:pPr>
       <w:r>
         <w:rPr>
@@ -29119,7 +28599,7 @@
           <w:b/>
           <w:bCs/>
         </w:rPr>
-        <w:t xml:space="preserve">3-4</w:t>
+        <w:t xml:space="preserve">(4)</w:t>
       </w:r>
       <w:r>
         <w:rPr>
@@ -29142,43 +28622,13 @@
     </w:p>
     <w:p>
       <w:pPr>
-        <w:spacing w:before="0" w:after="0"/>
-      </w:pPr>
-    </w:p>
-    <w:p>
-      <w:pPr>
-        <w:spacing w:before="0" w:after="0"/>
-      </w:pPr>
-    </w:p>
-    <w:p>
-      <w:pPr>
-        <w:spacing w:before="0" w:after="0"/>
-      </w:pPr>
-    </w:p>
-    <w:p>
-      <w:pPr>
-        <w:spacing w:before="0" w:after="0"/>
-      </w:pPr>
-    </w:p>
-    <w:p>
-      <w:pPr>
-        <w:spacing w:before="0" w:after="0"/>
-      </w:pPr>
-    </w:p>
-    <w:p>
-      <w:pPr>
-        <w:spacing w:before="0" w:after="0"/>
-      </w:pPr>
-    </w:p>
-    <w:p>
-      <w:pPr>
-        <w:spacing w:before="0" w:after="0"/>
-      </w:pPr>
-    </w:p>
-    <w:p>
-      <w:pPr>
-        <w:spacing w:before="0" w:after="0"/>
-      </w:pPr>
+        <w:spacing w:before="160" w:after="80"/>
+      </w:pPr>
+      <w:r>
+        <w:pict>
+          <v:rect style="width:0;height:1.5pt" o:hralign="center" o:hrstd="t" o:hr="t"/>
+        </w:pict>
+      </w:r>
     </w:p>
     <w:p>
       <w:pPr>
@@ -29219,6 +28669,7 @@
     <w:p>
       <w:pPr>
         <w:pStyle w:val="FirstParagraph"/>
+        <w:ind w:firstLine="420"/>
       </w:pPr>
       <w:r>
         <w:rPr>
@@ -29324,7 +28775,7 @@
         <w:pStyle w:val="Compact"/>
         <w:numPr>
           <w:ilvl w:val="0"/>
-          <w:numId w:val="1017"/>
+          <w:numId w:val="1018"/>
         </w:numPr>
       </w:pPr>
       <m:oMath>
@@ -29412,7 +28863,7 @@
         <w:pStyle w:val="Compact"/>
         <w:numPr>
           <w:ilvl w:val="0"/>
-          <w:numId w:val="1017"/>
+          <w:numId w:val="1018"/>
         </w:numPr>
       </w:pPr>
       <w:r>
@@ -29453,7 +28904,7 @@
         <w:pStyle w:val="Compact"/>
         <w:numPr>
           <w:ilvl w:val="0"/>
-          <w:numId w:val="1017"/>
+          <w:numId w:val="1018"/>
         </w:numPr>
       </w:pPr>
       <w:r>
@@ -29501,8 +28952,9 @@
         <w:pStyle w:val="Compact"/>
         <w:numPr>
           <w:ilvl w:val="0"/>
-          <w:numId w:val="1017"/>
+          <w:numId w:val="1018"/>
         </w:numPr>
+        <w:ind w:firstLine="420"/>
       </w:pPr>
       <w:r>
         <w:rPr>
@@ -29539,6 +28991,7 @@
     <w:p>
       <w:pPr>
         <w:pStyle w:val="FirstParagraph"/>
+        <w:ind w:firstLine="420"/>
       </w:pPr>
       <w:r>
         <w:rPr>
@@ -29546,7 +28999,7 @@
           <w:b/>
           <w:bCs/>
         </w:rPr>
-        <w:t xml:space="preserve">10-1</w:t>
+        <w:t xml:space="preserve">(1)</w:t>
       </w:r>
       <w:r>
         <w:rPr>
@@ -29601,6 +29054,7 @@
     <w:p>
       <w:pPr>
         <w:pStyle w:val="BodyText"/>
+        <w:ind w:firstLine="420"/>
       </w:pPr>
       <w:r>
         <w:rPr>
@@ -29608,7 +29062,7 @@
           <w:b/>
           <w:bCs/>
         </w:rPr>
-        <w:t xml:space="preserve">10-2</w:t>
+        <w:t xml:space="preserve">(2)</w:t>
       </w:r>
       <w:r>
         <w:rPr>
@@ -29668,43 +29122,13 @@
     </w:p>
     <w:p>
       <w:pPr>
-        <w:spacing w:before="0" w:after="0"/>
-      </w:pPr>
-    </w:p>
-    <w:p>
-      <w:pPr>
-        <w:spacing w:before="0" w:after="0"/>
-      </w:pPr>
-    </w:p>
-    <w:p>
-      <w:pPr>
-        <w:spacing w:before="0" w:after="0"/>
-      </w:pPr>
-    </w:p>
-    <w:p>
-      <w:pPr>
-        <w:spacing w:before="0" w:after="0"/>
-      </w:pPr>
-    </w:p>
-    <w:p>
-      <w:pPr>
-        <w:spacing w:before="0" w:after="0"/>
-      </w:pPr>
-    </w:p>
-    <w:p>
-      <w:pPr>
-        <w:spacing w:before="0" w:after="0"/>
-      </w:pPr>
-    </w:p>
-    <w:p>
-      <w:pPr>
-        <w:spacing w:before="0" w:after="0"/>
-      </w:pPr>
-    </w:p>
-    <w:p>
-      <w:pPr>
-        <w:spacing w:before="0" w:after="0"/>
-      </w:pPr>
+        <w:spacing w:before="160" w:after="80"/>
+      </w:pPr>
+      <w:r>
+        <w:pict>
+          <v:rect style="width:0;height:1.5pt" o:hralign="center" o:hrstd="t" o:hr="t"/>
+        </w:pict>
+      </w:r>
     </w:p>
     <w:p>
       <w:pPr>
@@ -29745,6 +29169,7 @@
     <w:p>
       <w:pPr>
         <w:pStyle w:val="FirstParagraph"/>
+        <w:ind w:firstLine="420"/>
       </w:pPr>
       <w:r>
         <w:rPr>
@@ -29798,6 +29223,7 @@
     <w:p>
       <w:pPr>
         <w:pStyle w:val="BodyText"/>
+        <w:ind w:firstLine="420"/>
       </w:pPr>
       <w:r>
         <w:rPr>
@@ -29805,7 +29231,7 @@
           <w:b/>
           <w:bCs/>
         </w:rPr>
-        <w:t xml:space="preserve">9-1</w:t>
+        <w:t xml:space="preserve">(1)</w:t>
       </w:r>
       <w:r>
         <w:rPr>
@@ -29829,6 +29255,7 @@
     <w:p>
       <w:pPr>
         <w:pStyle w:val="BodyText"/>
+        <w:ind w:firstLine="420"/>
       </w:pPr>
       <w:r>
         <w:rPr>
@@ -29836,7 +29263,7 @@
           <w:b/>
           <w:bCs/>
         </w:rPr>
-        <w:t xml:space="preserve">9-2</w:t>
+        <w:t xml:space="preserve">(2)</w:t>
       </w:r>
       <w:r>
         <w:rPr>
@@ -29860,6 +29287,7 @@
     <w:p>
       <w:pPr>
         <w:pStyle w:val="BodyText"/>
+        <w:ind w:firstLine="420"/>
       </w:pPr>
       <w:r>
         <w:rPr>
@@ -29867,7 +29295,7 @@
           <w:b/>
           <w:bCs/>
         </w:rPr>
-        <w:t xml:space="preserve">9-3</w:t>
+        <w:t xml:space="preserve">(3)</w:t>
       </w:r>
       <w:r>
         <w:rPr>
@@ -29922,6 +29350,7 @@
     <w:p>
       <w:pPr>
         <w:pStyle w:val="BodyText"/>
+        <w:ind w:firstLine="420"/>
       </w:pPr>
       <w:r>
         <w:rPr>
@@ -29929,7 +29358,7 @@
           <w:b/>
           <w:bCs/>
         </w:rPr>
-        <w:t xml:space="preserve">9-4</w:t>
+        <w:t xml:space="preserve">(4)</w:t>
       </w:r>
       <w:r>
         <w:rPr>
@@ -29988,28 +29417,13 @@
     </w:p>
     <w:p>
       <w:pPr>
-        <w:spacing w:before="0" w:after="0"/>
-      </w:pPr>
-    </w:p>
-    <w:p>
-      <w:pPr>
-        <w:spacing w:before="0" w:after="0"/>
-      </w:pPr>
-    </w:p>
-    <w:p>
-      <w:pPr>
-        <w:spacing w:before="0" w:after="0"/>
-      </w:pPr>
-    </w:p>
-    <w:p>
-      <w:pPr>
-        <w:spacing w:before="0" w:after="0"/>
-      </w:pPr>
-    </w:p>
-    <w:p>
-      <w:pPr>
-        <w:spacing w:before="0" w:after="0"/>
-      </w:pPr>
+        <w:spacing w:before="160" w:after="80"/>
+      </w:pPr>
+      <w:r>
+        <w:pict>
+          <v:rect style="width:0;height:1.5pt" o:hralign="center" o:hrstd="t" o:hr="t"/>
+        </w:pict>
+      </w:r>
     </w:p>
     <w:p>
       <w:pPr>
@@ -30050,6 +29464,7 @@
     <w:p>
       <w:pPr>
         <w:pStyle w:val="FirstParagraph"/>
+        <w:ind w:firstLine="420"/>
       </w:pPr>
       <w:r>
         <w:rPr>
@@ -30057,7 +29472,7 @@
           <w:b/>
           <w:bCs/>
         </w:rPr>
-        <w:t xml:space="preserve">1-1</w:t>
+        <w:t xml:space="preserve">(1)</w:t>
       </w:r>
       <w:r>
         <w:rPr>
@@ -30220,6 +29635,7 @@
     <w:p>
       <w:pPr>
         <w:pStyle w:val="BodyText"/>
+        <w:ind w:firstLine="420"/>
       </w:pPr>
       <w:r>
         <w:rPr>
@@ -30227,7 +29643,7 @@
           <w:b/>
           <w:bCs/>
         </w:rPr>
-        <w:t xml:space="preserve">1-2</w:t>
+        <w:t xml:space="preserve">(2)</w:t>
       </w:r>
       <w:r>
         <w:rPr>
@@ -30450,43 +29866,13 @@
     </w:p>
     <w:p>
       <w:pPr>
-        <w:spacing w:before="0" w:after="0"/>
-      </w:pPr>
-    </w:p>
-    <w:p>
-      <w:pPr>
-        <w:spacing w:before="0" w:after="0"/>
-      </w:pPr>
-    </w:p>
-    <w:p>
-      <w:pPr>
-        <w:spacing w:before="0" w:after="0"/>
-      </w:pPr>
-    </w:p>
-    <w:p>
-      <w:pPr>
-        <w:spacing w:before="0" w:after="0"/>
-      </w:pPr>
-    </w:p>
-    <w:p>
-      <w:pPr>
-        <w:spacing w:before="0" w:after="0"/>
-      </w:pPr>
-    </w:p>
-    <w:p>
-      <w:pPr>
-        <w:spacing w:before="0" w:after="0"/>
-      </w:pPr>
-    </w:p>
-    <w:p>
-      <w:pPr>
-        <w:spacing w:before="0" w:after="0"/>
-      </w:pPr>
-    </w:p>
-    <w:p>
-      <w:pPr>
-        <w:spacing w:before="0" w:after="0"/>
-      </w:pPr>
+        <w:spacing w:before="160" w:after="80"/>
+      </w:pPr>
+      <w:r>
+        <w:pict>
+          <v:rect style="width:0;height:1.5pt" o:hralign="center" o:hrstd="t" o:hr="t"/>
+        </w:pict>
+      </w:r>
     </w:p>
     <w:p>
       <w:pPr>
@@ -30527,6 +29913,7 @@
     <w:p>
       <w:pPr>
         <w:pStyle w:val="FirstParagraph"/>
+        <w:ind w:firstLine="420"/>
       </w:pPr>
       <w:r>
         <w:rPr>
@@ -30723,6 +30110,7 @@
     <w:p>
       <w:pPr>
         <w:pStyle w:val="BodyText"/>
+        <w:ind w:firstLine="420"/>
       </w:pPr>
       <w:r>
         <w:rPr>
@@ -30730,7 +30118,7 @@
           <w:b/>
           <w:bCs/>
         </w:rPr>
-        <w:t xml:space="preserve">5-1</w:t>
+        <w:t xml:space="preserve">(1)</w:t>
       </w:r>
       <w:r>
         <w:rPr>
@@ -30754,6 +30142,7 @@
     <w:p>
       <w:pPr>
         <w:pStyle w:val="BodyText"/>
+        <w:ind w:firstLine="420"/>
       </w:pPr>
       <w:r>
         <w:rPr>
@@ -30761,7 +30150,7 @@
           <w:b/>
           <w:bCs/>
         </w:rPr>
-        <w:t xml:space="preserve">5-2</w:t>
+        <w:t xml:space="preserve">(2)</w:t>
       </w:r>
       <w:r>
         <w:rPr>
@@ -30809,6 +30198,7 @@
     <w:p>
       <w:pPr>
         <w:pStyle w:val="BodyText"/>
+        <w:ind w:firstLine="420"/>
       </w:pPr>
       <w:r>
         <w:rPr>
@@ -30816,7 +30206,7 @@
           <w:b/>
           <w:bCs/>
         </w:rPr>
-        <w:t xml:space="preserve">5-3</w:t>
+        <w:t xml:space="preserve">(3)</w:t>
       </w:r>
       <w:r>
         <w:rPr>
@@ -30865,6 +30255,7 @@
     <w:p>
       <w:pPr>
         <w:pStyle w:val="BodyText"/>
+        <w:ind w:firstLine="420"/>
       </w:pPr>
       <w:r>
         <w:rPr>
@@ -30872,7 +30263,7 @@
           <w:b/>
           <w:bCs/>
         </w:rPr>
-        <w:t xml:space="preserve">5-4</w:t>
+        <w:t xml:space="preserve">(4)</w:t>
       </w:r>
       <w:r>
         <w:rPr>
@@ -30921,6 +30312,7 @@
     <w:p>
       <w:pPr>
         <w:pStyle w:val="BodyText"/>
+        <w:ind w:firstLine="420"/>
       </w:pPr>
       <w:r>
         <w:rPr>
@@ -30928,7 +30320,7 @@
           <w:b/>
           <w:bCs/>
         </w:rPr>
-        <w:t xml:space="preserve">5-5</w:t>
+        <w:t xml:space="preserve">(5)</w:t>
       </w:r>
       <w:r>
         <w:rPr>
@@ -30963,43 +30355,13 @@
     </w:p>
     <w:p>
       <w:pPr>
-        <w:spacing w:before="0" w:after="0"/>
-      </w:pPr>
-    </w:p>
-    <w:p>
-      <w:pPr>
-        <w:spacing w:before="0" w:after="0"/>
-      </w:pPr>
-    </w:p>
-    <w:p>
-      <w:pPr>
-        <w:spacing w:before="0" w:after="0"/>
-      </w:pPr>
-    </w:p>
-    <w:p>
-      <w:pPr>
-        <w:spacing w:before="0" w:after="0"/>
-      </w:pPr>
-    </w:p>
-    <w:p>
-      <w:pPr>
-        <w:spacing w:before="0" w:after="0"/>
-      </w:pPr>
-    </w:p>
-    <w:p>
-      <w:pPr>
-        <w:spacing w:before="0" w:after="0"/>
-      </w:pPr>
-    </w:p>
-    <w:p>
-      <w:pPr>
-        <w:spacing w:before="0" w:after="0"/>
-      </w:pPr>
-    </w:p>
-    <w:p>
-      <w:pPr>
-        <w:spacing w:before="0" w:after="0"/>
-      </w:pPr>
+        <w:spacing w:before="160" w:after="80"/>
+      </w:pPr>
+      <w:r>
+        <w:pict>
+          <v:rect style="width:0;height:1.5pt" o:hralign="center" o:hrstd="t" o:hr="t"/>
+        </w:pict>
+      </w:r>
     </w:p>
     <w:p>
       <w:pPr>
@@ -31040,6 +30402,7 @@
     <w:p>
       <w:pPr>
         <w:pStyle w:val="FirstParagraph"/>
+        <w:ind w:firstLine="420"/>
       </w:pPr>
       <w:r>
         <w:rPr>
@@ -31195,6 +30558,7 @@
     <w:p>
       <w:pPr>
         <w:pStyle w:val="BodyText"/>
+        <w:ind w:firstLine="420"/>
       </w:pPr>
       <w:r>
         <w:rPr>
@@ -31385,28 +30749,13 @@
     </w:p>
     <w:p>
       <w:pPr>
-        <w:spacing w:before="0" w:after="0"/>
-      </w:pPr>
-    </w:p>
-    <w:p>
-      <w:pPr>
-        <w:spacing w:before="0" w:after="0"/>
-      </w:pPr>
-    </w:p>
-    <w:p>
-      <w:pPr>
-        <w:spacing w:before="0" w:after="0"/>
-      </w:pPr>
-    </w:p>
-    <w:p>
-      <w:pPr>
-        <w:spacing w:before="0" w:after="0"/>
-      </w:pPr>
-    </w:p>
-    <w:p>
-      <w:pPr>
-        <w:spacing w:before="0" w:after="0"/>
-      </w:pPr>
+        <w:spacing w:before="160" w:after="80"/>
+      </w:pPr>
+      <w:r>
+        <w:pict>
+          <v:rect style="width:0;height:1.5pt" o:hralign="center" o:hrstd="t" o:hr="t"/>
+        </w:pict>
+      </w:r>
     </w:p>
     <w:p>
       <w:pPr>
@@ -31447,6 +30796,7 @@
     <w:p>
       <w:pPr>
         <w:pStyle w:val="FirstParagraph"/>
+        <w:ind w:firstLine="420"/>
       </w:pPr>
       <w:r>
         <w:rPr>
@@ -31559,18 +30909,13 @@
     </w:p>
     <w:p>
       <w:pPr>
-        <w:spacing w:before="0" w:after="0"/>
-      </w:pPr>
-    </w:p>
-    <w:p>
-      <w:pPr>
-        <w:spacing w:before="0" w:after="0"/>
-      </w:pPr>
-    </w:p>
-    <w:p>
-      <w:pPr>
-        <w:spacing w:before="0" w:after="0"/>
-      </w:pPr>
+        <w:spacing w:before="160" w:after="80"/>
+      </w:pPr>
+      <w:r>
+        <w:pict>
+          <v:rect style="width:0;height:1.5pt" o:hralign="center" o:hrstd="t" o:hr="t"/>
+        </w:pict>
+      </w:r>
     </w:p>
     <w:p>
       <w:pPr>
@@ -31611,6 +30956,7 @@
     <w:p>
       <w:pPr>
         <w:pStyle w:val="FirstParagraph"/>
+        <w:ind w:firstLine="420"/>
       </w:pPr>
       <w:r>
         <w:rPr>
@@ -31867,43 +31213,13 @@
     </w:p>
     <w:p>
       <w:pPr>
-        <w:spacing w:before="0" w:after="0"/>
-      </w:pPr>
-    </w:p>
-    <w:p>
-      <w:pPr>
-        <w:spacing w:before="0" w:after="0"/>
-      </w:pPr>
-    </w:p>
-    <w:p>
-      <w:pPr>
-        <w:spacing w:before="0" w:after="0"/>
-      </w:pPr>
-    </w:p>
-    <w:p>
-      <w:pPr>
-        <w:spacing w:before="0" w:after="0"/>
-      </w:pPr>
-    </w:p>
-    <w:p>
-      <w:pPr>
-        <w:spacing w:before="0" w:after="0"/>
-      </w:pPr>
-    </w:p>
-    <w:p>
-      <w:pPr>
-        <w:spacing w:before="0" w:after="0"/>
-      </w:pPr>
-    </w:p>
-    <w:p>
-      <w:pPr>
-        <w:spacing w:before="0" w:after="0"/>
-      </w:pPr>
-    </w:p>
-    <w:p>
-      <w:pPr>
-        <w:spacing w:before="0" w:after="0"/>
-      </w:pPr>
+        <w:spacing w:before="160" w:after="80"/>
+      </w:pPr>
+      <w:r>
+        <w:pict>
+          <v:rect style="width:0;height:1.5pt" o:hralign="center" o:hrstd="t" o:hr="t"/>
+        </w:pict>
+      </w:r>
     </w:p>
     <w:p>
       <w:pPr>
@@ -32503,6 +31819,91 @@
       <w:start w:val="3"/>
       <w:numFmt w:val="decimal"/>
       <w:lvlText w:val="%9."/>
+      <w:lvlJc w:val="left"/>
+      <w:pPr>
+        <w:ind w:left="6480" w:hanging="360"/>
+      </w:pPr>
+    </w:lvl>
+  </w:abstractNum>
+  <w:abstractNum w:abstractNumId="99431">
+    <w:nsid w:val="00A99431"/>
+    <w:multiLevelType w:val="multilevel"/>
+    <w:lvl w:ilvl="0">
+      <w:start w:val="1"/>
+      <w:numFmt w:val="decimal"/>
+      <w:lvlText w:val="(%1)"/>
+      <w:lvlJc w:val="left"/>
+      <w:pPr>
+        <w:ind w:left="720" w:hanging="360"/>
+      </w:pPr>
+    </w:lvl>
+    <w:lvl w:ilvl="1">
+      <w:start w:val="1"/>
+      <w:numFmt w:val="decimal"/>
+      <w:lvlText w:val="(%2)"/>
+      <w:lvlJc w:val="left"/>
+      <w:pPr>
+        <w:ind w:left="1440" w:hanging="360"/>
+      </w:pPr>
+    </w:lvl>
+    <w:lvl w:ilvl="2">
+      <w:start w:val="1"/>
+      <w:numFmt w:val="decimal"/>
+      <w:lvlText w:val="(%3)"/>
+      <w:lvlJc w:val="left"/>
+      <w:pPr>
+        <w:ind w:left="2160" w:hanging="360"/>
+      </w:pPr>
+    </w:lvl>
+    <w:lvl w:ilvl="3">
+      <w:start w:val="1"/>
+      <w:numFmt w:val="decimal"/>
+      <w:lvlText w:val="(%4)"/>
+      <w:lvlJc w:val="left"/>
+      <w:pPr>
+        <w:ind w:left="2880" w:hanging="360"/>
+      </w:pPr>
+    </w:lvl>
+    <w:lvl w:ilvl="4">
+      <w:start w:val="1"/>
+      <w:numFmt w:val="decimal"/>
+      <w:lvlText w:val="(%5)"/>
+      <w:lvlJc w:val="left"/>
+      <w:pPr>
+        <w:ind w:left="3600" w:hanging="360"/>
+      </w:pPr>
+    </w:lvl>
+    <w:lvl w:ilvl="5">
+      <w:start w:val="1"/>
+      <w:numFmt w:val="decimal"/>
+      <w:lvlText w:val="(%6)"/>
+      <w:lvlJc w:val="left"/>
+      <w:pPr>
+        <w:ind w:left="4320" w:hanging="360"/>
+      </w:pPr>
+    </w:lvl>
+    <w:lvl w:ilvl="6">
+      <w:start w:val="1"/>
+      <w:numFmt w:val="decimal"/>
+      <w:lvlText w:val="(%7)"/>
+      <w:lvlJc w:val="left"/>
+      <w:pPr>
+        <w:ind w:left="5040" w:hanging="360"/>
+      </w:pPr>
+    </w:lvl>
+    <w:lvl w:ilvl="7">
+      <w:start w:val="1"/>
+      <w:numFmt w:val="decimal"/>
+      <w:lvlText w:val="(%8)"/>
+      <w:lvlJc w:val="left"/>
+      <w:pPr>
+        <w:ind w:left="5760" w:hanging="360"/>
+      </w:pPr>
+    </w:lvl>
+    <w:lvl w:ilvl="8">
+      <w:start w:val="1"/>
+      <w:numFmt w:val="decimal"/>
+      <w:lvlText w:val="(%9)"/>
       <w:lvlJc w:val="left"/>
       <w:pPr>
         <w:ind w:left="6480" w:hanging="360"/>
@@ -32939,6 +32340,36 @@
     </w:lvlOverride>
   </w:num>
   <w:num w:numId="1017">
+    <w:abstractNumId w:val="99431"/>
+    <w:lvlOverride w:ilvl="0">
+      <w:startOverride w:val="1"/>
+    </w:lvlOverride>
+    <w:lvlOverride w:ilvl="1">
+      <w:startOverride w:val="1"/>
+    </w:lvlOverride>
+    <w:lvlOverride w:ilvl="2">
+      <w:startOverride w:val="1"/>
+    </w:lvlOverride>
+    <w:lvlOverride w:ilvl="3">
+      <w:startOverride w:val="1"/>
+    </w:lvlOverride>
+    <w:lvlOverride w:ilvl="4">
+      <w:startOverride w:val="1"/>
+    </w:lvlOverride>
+    <w:lvlOverride w:ilvl="5">
+      <w:startOverride w:val="1"/>
+    </w:lvlOverride>
+    <w:lvlOverride w:ilvl="6">
+      <w:startOverride w:val="1"/>
+    </w:lvlOverride>
+    <w:lvlOverride w:ilvl="7">
+      <w:startOverride w:val="1"/>
+    </w:lvlOverride>
+    <w:lvlOverride w:ilvl="8">
+      <w:startOverride w:val="1"/>
+    </w:lvlOverride>
+  </w:num>
+  <w:num w:numId="1018">
     <w:abstractNumId w:val="991"/>
   </w:num>
 </w:numbering>
@@ -33019,7 +32450,7 @@
     <ns0:rPr>
       <ns0:rFonts ns0:ascii="Times New Roman" ns0:cs="Times New Roman" ns0:eastAsia="SimHei" ns0:hAnsi="Times New Roman"/>
       <ns0:b/>
-      <ns0:color ns0:val="000000"/>
+      <ns0:color ns0:val="17324D"/>
       <ns0:sz ns0:val="44"/>
       <ns0:szCs ns0:val="56"/>
     </ns0:rPr>
@@ -33161,7 +32592,7 @@
     <ns0:rPr>
       <ns0:rFonts ns0:ascii="Times New Roman" ns0:cs="Times New Roman" ns0:eastAsia="SimHei" ns0:hAnsi="Times New Roman"/>
       <ns0:b/>
-      <ns0:color ns0:val="000000"/>
+      <ns0:color ns0:val="17324D"/>
       <ns0:sz ns0:val="32"/>
       <ns0:szCs ns0:val="40"/>
     </ns0:rPr>
@@ -33185,7 +32616,7 @@
     <ns0:rPr>
       <ns0:rFonts ns0:ascii="Times New Roman" ns0:cs="Times New Roman" ns0:eastAsia="SimHei" ns0:hAnsi="Times New Roman"/>
       <ns0:b/>
-      <ns0:color ns0:val="000000"/>
+      <ns0:color ns0:val="17324D"/>
       <ns0:sz ns0:val="28"/>
       <ns0:szCs ns0:val="32"/>
     </ns0:rPr>
@@ -33209,7 +32640,7 @@
     <ns0:rPr>
       <ns0:rFonts ns0:ascii="Times New Roman" ns0:cs="Times New Roman" ns0:eastAsia="SimHei" ns0:hAnsi="Times New Roman"/>
       <ns0:b/>
-      <ns0:color ns0:val="000000"/>
+      <ns0:color ns0:val="17324D"/>
       <ns0:sz ns0:val="25"/>
       <ns0:szCs ns0:val="28"/>
     </ns0:rPr>

--- a/00-首页/题组Word/第一轮·竞赛教材版/第一轮原理·6-酸碱理论（学生版）.docx
+++ b/00-首页/题组Word/第一轮·竞赛教材版/第一轮原理·6-酸碱理论（学生版）.docx
@@ -6943,11 +6943,66 @@
     </w:p>
     <w:p>
       <w:pPr>
+        <w:pStyle w:val="FirstParagraph"/>
+        <w:ind w:firstLine="420"/>
+      </w:pPr>
+      <w:r>
+        <w:rPr>
+          <w:rFonts w:hint="eastAsia" w:ascii="Times New Roman" w:hAnsi="Times New Roman" w:eastAsia="FangSong" w:cs="Times New Roman"/>
+        </w:rPr>
+        <w:t>按国标方法</w:t>
+      </w:r>
+      <w:r>
+        <w:rPr>
+          <w:rFonts w:hint="eastAsia" w:ascii="Times New Roman" w:hAnsi="Times New Roman" w:eastAsia="Times New Roman" w:cs="Times New Roman"/>
+        </w:rPr>
+        <w:t>(GB29203-2012)</w:t>
+      </w:r>
+      <w:r>
+        <w:rPr>
+          <w:rFonts w:hint="eastAsia" w:ascii="Times New Roman" w:hAnsi="Times New Roman" w:eastAsia="FangSong" w:cs="Times New Roman"/>
+        </w:rPr>
+        <w:t>测定某含量不低于</w:t>
+      </w:r>
+      <w:r>
+        <w:rPr>
+          <w:rFonts w:hint="eastAsia" w:ascii="Times New Roman" w:hAnsi="Times New Roman" w:eastAsia="Times New Roman" w:cs="Times New Roman"/>
+        </w:rPr>
+        <w:t>90%</w:t>
+      </w:r>
+      <w:r>
+        <w:rPr>
+          <w:rFonts w:hint="eastAsia" w:ascii="Times New Roman" w:hAnsi="Times New Roman" w:eastAsia="FangSong" w:cs="Times New Roman"/>
+        </w:rPr>
+        <w:t>的食品添加剂</w:t>
+      </w:r>
+      <w:r>
+        <w:rPr>
+          <w:rFonts w:hint="eastAsia" w:ascii="Times New Roman" w:hAnsi="Times New Roman" w:eastAsia="Times New Roman" w:cs="Times New Roman"/>
+        </w:rPr>
+        <w:t>KI</w:t>
+      </w:r>
+      <w:r>
+        <w:rPr>
+          <w:rFonts w:hint="eastAsia" w:ascii="Times New Roman" w:hAnsi="Times New Roman" w:eastAsia="FangSong" w:cs="Times New Roman"/>
+        </w:rPr>
+        <w:t>试样</w:t>
+      </w:r>
+      <w:r>
+        <w:rPr>
+          <w:rFonts w:hint="eastAsia" w:ascii="Times New Roman" w:hAnsi="Times New Roman" w:eastAsia="Times New Roman" w:cs="Times New Roman"/>
+        </w:rPr>
+        <w:t>。</w:t>
+      </w:r>
+    </w:p>
+    <w:p>
+      <w:pPr>
         <w:pStyle w:val="Compact"/>
         <w:numPr>
           <w:ilvl w:val="0"/>
           <w:numId w:val="1004"/>
         </w:numPr>
+        <w:ind w:firstLine="420"/>
       </w:pPr>
       <m:oMath>
         <m:r>
@@ -6973,7 +7028,117 @@
         <w:rPr>
           <w:rFonts w:ascii="Times New Roman" w:hAnsi="Times New Roman" w:eastAsia="Times New Roman" w:cs="Times New Roman"/>
         </w:rPr>
-        <w:t xml:space="preserve">…</w:t>
+        <w:t xml:space="preserve"> </w:t>
+      </w:r>
+      <w:r>
+        <w:rPr>
+          <w:rFonts w:hint="eastAsia" w:ascii="Times New Roman" w:hAnsi="Times New Roman" w:eastAsia="FangSong" w:cs="Times New Roman"/>
+        </w:rPr>
+        <w:t>标准溶液的配制</w:t>
+      </w:r>
+      <w:r>
+        <w:rPr>
+          <w:rFonts w:hint="eastAsia" w:ascii="Times New Roman" w:hAnsi="Times New Roman" w:eastAsia="Times New Roman" w:cs="Times New Roman"/>
+        </w:rPr>
+        <w:t>:</w:t>
+      </w:r>
+      <w:r>
+        <w:rPr>
+          <w:rFonts w:ascii="Times New Roman" w:hAnsi="Times New Roman" w:eastAsia="Times New Roman" w:cs="Times New Roman"/>
+        </w:rPr>
+        <w:t xml:space="preserve"> </w:t>
+      </w:r>
+      <w:r>
+        <w:rPr>
+          <w:rFonts w:hint="eastAsia" w:ascii="Times New Roman" w:hAnsi="Times New Roman" w:eastAsia="FangSong" w:cs="Times New Roman"/>
+        </w:rPr>
+        <w:t xml:space="preserve">称取</w:t>
+      </w:r>
+      <w:r>
+        <w:rPr>
+          <w:rFonts w:ascii="Times New Roman" w:hAnsi="Times New Roman" w:eastAsia="Times New Roman" w:cs="Times New Roman"/>
+        </w:rPr>
+        <w:t xml:space="preserve"> 5.3643g </w:t>
+      </w:r>
+      <w:r>
+        <w:rPr>
+          <w:rFonts w:hint="eastAsia" w:ascii="Times New Roman" w:hAnsi="Times New Roman" w:eastAsia="FangSong" w:cs="Times New Roman"/>
+        </w:rPr>
+        <w:t xml:space="preserve">纯</w:t>
+      </w:r>
+      <w:r>
+        <w:rPr>
+          <w:rFonts w:ascii="Times New Roman" w:hAnsi="Times New Roman" w:eastAsia="Times New Roman" w:cs="Times New Roman"/>
+        </w:rPr>
+        <w:t xml:space="preserve"> </w:t>
+      </w:r>
+      <m:oMath>
+        <m:r>
+          <m:t>K</m:t>
+        </m:r>
+        <m:r>
+          <m:t>I</m:t>
+        </m:r>
+        <m:sSub>
+          <m:e>
+            <m:r>
+              <m:t>O</m:t>
+            </m:r>
+          </m:e>
+          <m:sub>
+            <m:r>
+              <m:t>3</m:t>
+            </m:r>
+          </m:sub>
+        </m:sSub>
+      </m:oMath>
+      <w:r>
+        <w:rPr>
+          <w:rFonts w:ascii="Times New Roman" w:hAnsi="Times New Roman" w:eastAsia="Times New Roman" w:cs="Times New Roman"/>
+        </w:rPr>
+        <w:t xml:space="preserve"> </w:t>
+      </w:r>
+      <w:r>
+        <w:rPr>
+          <w:rFonts w:hint="eastAsia" w:ascii="Times New Roman" w:hAnsi="Times New Roman" w:eastAsia="FangSong" w:cs="Times New Roman"/>
+        </w:rPr>
+        <w:t xml:space="preserve">溶于</w:t>
+      </w:r>
+      <w:r>
+        <w:rPr>
+          <w:rFonts w:ascii="Times New Roman" w:hAnsi="Times New Roman" w:eastAsia="Times New Roman" w:cs="Times New Roman"/>
+        </w:rPr>
+        <w:t xml:space="preserve"> 80mL </w:t>
+      </w:r>
+      <w:r>
+        <w:rPr>
+          <w:rFonts w:hint="eastAsia" w:ascii="Times New Roman" w:hAnsi="Times New Roman" w:eastAsia="FangSong" w:cs="Times New Roman"/>
+        </w:rPr>
+        <w:t>蒸馏水中</w:t>
+      </w:r>
+      <w:r>
+        <w:rPr>
+          <w:rFonts w:hint="eastAsia" w:ascii="Times New Roman" w:hAnsi="Times New Roman" w:eastAsia="Times New Roman" w:cs="Times New Roman"/>
+        </w:rPr>
+        <w:t>,</w:t>
+      </w:r>
+      <w:r>
+        <w:rPr>
+          <w:rFonts w:ascii="Times New Roman" w:hAnsi="Times New Roman" w:eastAsia="Times New Roman" w:cs="Times New Roman"/>
+        </w:rPr>
+        <w:t xml:space="preserve"> </w:t>
+      </w:r>
+      <w:r>
+        <w:rPr>
+          <w:rFonts w:hint="eastAsia" w:ascii="Times New Roman" w:hAnsi="Times New Roman" w:eastAsia="FangSong" w:cs="Times New Roman"/>
+        </w:rPr>
+        <w:t xml:space="preserve">定容至</w:t>
+      </w:r>
+      <w:r>
+        <w:rPr>
+          <w:rFonts w:ascii="Times New Roman" w:hAnsi="Times New Roman" w:eastAsia="Times New Roman" w:cs="Times New Roman"/>
+        </w:rPr>
+        <w:t xml:space="preserve"> 500mL。</w:t>
       </w:r>
     </w:p>
     <w:p>
@@ -6983,33 +7148,39 @@
       </w:pPr>
       <w:r>
         <w:rPr>
-          <w:rFonts w:hint="eastAsia" w:ascii="Times New Roman" w:hAnsi="Times New Roman" w:eastAsia="FangSong" w:cs="Times New Roman"/>
-        </w:rPr>
-        <w:t>按国标方法</w:t>
-      </w:r>
-      <w:r>
-        <w:rPr>
-          <w:rFonts w:hint="eastAsia" w:ascii="Times New Roman" w:hAnsi="Times New Roman" w:eastAsia="Times New Roman" w:cs="Times New Roman"/>
-        </w:rPr>
-        <w:t>(GB29203-2012)</w:t>
-      </w:r>
-      <w:r>
-        <w:rPr>
-          <w:rFonts w:hint="eastAsia" w:ascii="Times New Roman" w:hAnsi="Times New Roman" w:eastAsia="FangSong" w:cs="Times New Roman"/>
-        </w:rPr>
-        <w:t>测定某含量不低于</w:t>
-      </w:r>
-      <w:r>
-        <w:rPr>
-          <w:rFonts w:hint="eastAsia" w:ascii="Times New Roman" w:hAnsi="Times New Roman" w:eastAsia="Times New Roman" w:cs="Times New Roman"/>
-        </w:rPr>
-        <w:t>90%</w:t>
-      </w:r>
-      <w:r>
-        <w:rPr>
-          <w:rFonts w:hint="eastAsia" w:ascii="Times New Roman" w:hAnsi="Times New Roman" w:eastAsia="FangSong" w:cs="Times New Roman"/>
-        </w:rPr>
-        <w:t>的食品添加剂</w:t>
+          <w:rFonts w:hint="eastAsia" w:ascii="Times New Roman" w:hAnsi="Times New Roman" w:eastAsia="Times New Roman" w:cs="Times New Roman"/>
+        </w:rPr>
+        <w:t>b)</w:t>
+      </w:r>
+      <w:r>
+        <w:rPr>
+          <w:rFonts w:hint="eastAsia" w:ascii="Times New Roman" w:hAnsi="Times New Roman" w:eastAsia="FangSong" w:cs="Times New Roman"/>
+        </w:rPr>
+        <w:t>样品测定</w:t>
+      </w:r>
+      <w:r>
+        <w:rPr>
+          <w:rFonts w:hint="eastAsia" w:ascii="Times New Roman" w:hAnsi="Times New Roman" w:eastAsia="Times New Roman" w:cs="Times New Roman"/>
+        </w:rPr>
+        <w:t>：</w:t>
+      </w:r>
+      <w:r>
+        <w:rPr>
+          <w:rFonts w:hint="eastAsia" w:ascii="Times New Roman" w:hAnsi="Times New Roman" w:eastAsia="FangSong" w:cs="Times New Roman"/>
+        </w:rPr>
+        <w:t>称取</w:t>
+      </w:r>
+      <w:r>
+        <w:rPr>
+          <w:rFonts w:hint="eastAsia" w:ascii="Times New Roman" w:hAnsi="Times New Roman" w:eastAsia="Times New Roman" w:cs="Times New Roman"/>
+        </w:rPr>
+        <w:t>0.5232g</w:t>
+      </w:r>
+      <w:r>
+        <w:rPr>
+          <w:rFonts w:ascii="Times New Roman" w:hAnsi="Times New Roman" w:eastAsia="Times New Roman" w:cs="Times New Roman"/>
+        </w:rPr>
+        <w:t xml:space="preserve"> </w:t>
       </w:r>
       <w:r>
         <w:rPr>
@@ -7021,483 +7192,706 @@
         <w:rPr>
           <w:rFonts w:hint="eastAsia" w:ascii="Times New Roman" w:hAnsi="Times New Roman" w:eastAsia="FangSong" w:cs="Times New Roman"/>
         </w:rPr>
-        <w:t>试样</w:t>
+        <w:t>样品并加水溶解</w:t>
+      </w:r>
+      <w:r>
+        <w:rPr>
+          <w:rFonts w:hint="eastAsia" w:ascii="Times New Roman" w:hAnsi="Times New Roman" w:eastAsia="Times New Roman" w:cs="Times New Roman"/>
+        </w:rPr>
+        <w:t>，</w:t>
+      </w:r>
+      <w:r>
+        <w:rPr>
+          <w:rFonts w:hint="eastAsia" w:ascii="Times New Roman" w:hAnsi="Times New Roman" w:eastAsia="FangSong" w:cs="Times New Roman"/>
+        </w:rPr>
+        <w:t>加入</w:t>
+      </w:r>
+      <w:r>
+        <w:rPr>
+          <w:rFonts w:hint="eastAsia" w:ascii="Times New Roman" w:hAnsi="Times New Roman" w:eastAsia="Times New Roman" w:cs="Times New Roman"/>
+        </w:rPr>
+        <w:t>35mL</w:t>
+      </w:r>
+      <w:r>
+        <w:rPr>
+          <w:rFonts w:ascii="Times New Roman" w:hAnsi="Times New Roman" w:eastAsia="Times New Roman" w:cs="Times New Roman"/>
+        </w:rPr>
+        <w:t xml:space="preserve"> 12mol/L </w:t>
+      </w:r>
+      <w:r>
+        <w:rPr>
+          <w:rFonts w:hint="eastAsia" w:ascii="Times New Roman" w:hAnsi="Times New Roman" w:eastAsia="Times New Roman" w:cs="Times New Roman"/>
+        </w:rPr>
+        <w:t>HCl</w:t>
+      </w:r>
+      <w:r>
+        <w:rPr>
+          <w:rFonts w:hint="eastAsia" w:ascii="Times New Roman" w:hAnsi="Times New Roman" w:eastAsia="FangSong" w:cs="Times New Roman"/>
+        </w:rPr>
+        <w:t>和</w:t>
+      </w:r>
+      <w:r>
+        <w:rPr>
+          <w:rFonts w:hint="eastAsia" w:ascii="Times New Roman" w:hAnsi="Times New Roman" w:eastAsia="Times New Roman" w:cs="Times New Roman"/>
+        </w:rPr>
+        <w:t>5mL</w:t>
+      </w:r>
+      <w:r>
+        <w:rPr>
+          <w:rFonts w:hint="eastAsia" w:ascii="Times New Roman" w:hAnsi="Times New Roman" w:eastAsia="FangSong" w:cs="Times New Roman"/>
+        </w:rPr>
+        <w:t>分析纯</w:t>
+      </w:r>
+      <w:r>
+        <w:rPr>
+          <w:rFonts w:ascii="Times New Roman" w:hAnsi="Times New Roman" w:eastAsia="Times New Roman" w:cs="Times New Roman"/>
+        </w:rPr>
+        <w:t xml:space="preserve"> </w:t>
+      </w:r>
+      <m:oMath>
+        <m:r>
+          <m:t>C</m:t>
+        </m:r>
+        <m:r>
+          <m:t>H</m:t>
+        </m:r>
+        <m:r>
+          <m:t>C</m:t>
+        </m:r>
+        <m:sSub>
+          <m:e>
+            <m:r>
+              <m:t>l</m:t>
+            </m:r>
+          </m:e>
+          <m:sub>
+            <m:r>
+              <m:t>3</m:t>
+            </m:r>
+          </m:sub>
+        </m:sSub>
+      </m:oMath>
+      <w:r>
+        <w:rPr>
+          <w:rFonts w:ascii="Times New Roman" w:hAnsi="Times New Roman" w:eastAsia="Times New Roman" w:cs="Times New Roman"/>
+        </w:rPr>
+        <w:t xml:space="preserve"> </w:t>
+      </w:r>
+      <w:r>
+        <w:rPr>
+          <w:rFonts w:hint="eastAsia" w:ascii="Times New Roman" w:hAnsi="Times New Roman" w:eastAsia="Times New Roman" w:cs="Times New Roman"/>
+        </w:rPr>
+        <w:t>（</w:t>
+      </w:r>
+      <w:r>
+        <w:rPr>
+          <w:rFonts w:hint="eastAsia" w:ascii="Times New Roman" w:hAnsi="Times New Roman" w:eastAsia="FangSong" w:cs="Times New Roman"/>
+        </w:rPr>
+        <w:t>密度约</w:t>
+      </w:r>
+      <w:r>
+        <w:rPr>
+          <w:rFonts w:hint="eastAsia" w:ascii="Times New Roman" w:hAnsi="Times New Roman" w:eastAsia="Times New Roman" w:cs="Times New Roman"/>
+        </w:rPr>
+        <w:t>1.5g/mL）。</w:t>
+      </w:r>
+      <w:r>
+        <w:rPr>
+          <w:rFonts w:hint="eastAsia" w:ascii="Times New Roman" w:hAnsi="Times New Roman" w:eastAsia="FangSong" w:cs="Times New Roman"/>
+        </w:rPr>
+        <w:t>用</w:t>
+      </w:r>
+      <w:r>
+        <w:rPr>
+          <w:rFonts w:ascii="Times New Roman" w:hAnsi="Times New Roman" w:eastAsia="Times New Roman" w:cs="Times New Roman"/>
+        </w:rPr>
+        <w:t xml:space="preserve"> </w:t>
+      </w:r>
+      <m:oMath>
+        <m:r>
+          <m:t>K</m:t>
+        </m:r>
+        <m:r>
+          <m:t>I</m:t>
+        </m:r>
+        <m:sSub>
+          <m:e>
+            <m:r>
+              <m:t>O</m:t>
+            </m:r>
+          </m:e>
+          <m:sub>
+            <m:r>
+              <m:t>3</m:t>
+            </m:r>
+          </m:sub>
+        </m:sSub>
+      </m:oMath>
+      <w:r>
+        <w:rPr>
+          <w:rFonts w:ascii="Times New Roman" w:hAnsi="Times New Roman" w:eastAsia="Times New Roman" w:cs="Times New Roman"/>
+        </w:rPr>
+        <w:t xml:space="preserve"> </w:t>
+      </w:r>
+      <w:r>
+        <w:rPr>
+          <w:rFonts w:hint="eastAsia" w:ascii="Times New Roman" w:hAnsi="Times New Roman" w:eastAsia="FangSong" w:cs="Times New Roman"/>
+        </w:rPr>
+        <w:t>标准溶液滴定</w:t>
+      </w:r>
+      <w:r>
+        <w:rPr>
+          <w:rFonts w:hint="eastAsia" w:ascii="Times New Roman" w:hAnsi="Times New Roman" w:eastAsia="Times New Roman" w:cs="Times New Roman"/>
+        </w:rPr>
+        <w:t>，</w:t>
+      </w:r>
+      <w:r>
+        <w:rPr>
+          <w:rFonts w:hint="eastAsia" w:ascii="Times New Roman" w:hAnsi="Times New Roman" w:eastAsia="FangSong" w:cs="Times New Roman"/>
+        </w:rPr>
+        <w:t>直到</w:t>
+      </w:r>
+      <w:r>
+        <w:rPr>
+          <w:rFonts w:ascii="Times New Roman" w:hAnsi="Times New Roman" w:eastAsia="Times New Roman" w:cs="Times New Roman"/>
+        </w:rPr>
+        <w:t xml:space="preserve"> </w:t>
+      </w:r>
+      <m:oMath>
+        <m:r>
+          <m:t>C</m:t>
+        </m:r>
+        <m:r>
+          <m:t>H</m:t>
+        </m:r>
+        <m:r>
+          <m:t>C</m:t>
+        </m:r>
+        <m:sSub>
+          <m:e>
+            <m:r>
+              <m:t>l</m:t>
+            </m:r>
+          </m:e>
+          <m:sub>
+            <m:r>
+              <m:t>3</m:t>
+            </m:r>
+          </m:sub>
+        </m:sSub>
+      </m:oMath>
+      <w:r>
+        <w:rPr>
+          <w:rFonts w:ascii="Times New Roman" w:hAnsi="Times New Roman" w:eastAsia="Times New Roman" w:cs="Times New Roman"/>
+        </w:rPr>
+        <w:t xml:space="preserve"> </w:t>
+      </w:r>
+      <w:r>
+        <w:rPr>
+          <w:rFonts w:hint="eastAsia" w:ascii="Times New Roman" w:hAnsi="Times New Roman" w:eastAsia="FangSong" w:cs="Times New Roman"/>
+        </w:rPr>
+        <w:t>层无色且</w:t>
+      </w:r>
+      <w:r>
+        <w:rPr>
+          <w:rFonts w:hint="eastAsia" w:ascii="Times New Roman" w:hAnsi="Times New Roman" w:eastAsia="Times New Roman" w:cs="Times New Roman"/>
+        </w:rPr>
+        <w:t>5min</w:t>
+      </w:r>
+      <w:r>
+        <w:rPr>
+          <w:rFonts w:hint="eastAsia" w:ascii="Times New Roman" w:hAnsi="Times New Roman" w:eastAsia="FangSong" w:cs="Times New Roman"/>
+        </w:rPr>
+        <w:t>内不复紫色即为终点</w:t>
       </w:r>
       <w:r>
         <w:rPr>
           <w:rFonts w:hint="eastAsia" w:ascii="Times New Roman" w:hAnsi="Times New Roman" w:eastAsia="Times New Roman" w:cs="Times New Roman"/>
         </w:rPr>
         <w:t>。</w:t>
+      </w:r>
+      <w:r>
+        <w:rPr>
+          <w:rFonts w:hint="eastAsia" w:ascii="Times New Roman" w:hAnsi="Times New Roman" w:eastAsia="FangSong" w:cs="Times New Roman"/>
+        </w:rPr>
+        <w:t>消耗</w:t>
+      </w:r>
+      <w:r>
+        <w:rPr>
+          <w:rFonts w:ascii="Times New Roman" w:hAnsi="Times New Roman" w:eastAsia="Times New Roman" w:cs="Times New Roman"/>
+        </w:rPr>
+        <w:t xml:space="preserve"> </w:t>
+      </w:r>
+      <m:oMath>
+        <m:r>
+          <m:t>K</m:t>
+        </m:r>
+        <m:r>
+          <m:t>I</m:t>
+        </m:r>
+        <m:sSub>
+          <m:e>
+            <m:r>
+              <m:t>O</m:t>
+            </m:r>
+          </m:e>
+          <m:sub>
+            <m:r>
+              <m:t>3</m:t>
+            </m:r>
+          </m:sub>
+        </m:sSub>
+      </m:oMath>
+      <w:r>
+        <w:rPr>
+          <w:rFonts w:ascii="Times New Roman" w:hAnsi="Times New Roman" w:eastAsia="Times New Roman" w:cs="Times New Roman"/>
+        </w:rPr>
+        <w:t xml:space="preserve"> </w:t>
+      </w:r>
+      <w:r>
+        <w:rPr>
+          <w:rFonts w:hint="eastAsia" w:ascii="Times New Roman" w:hAnsi="Times New Roman" w:eastAsia="FangSong" w:cs="Times New Roman"/>
+        </w:rPr>
+        <w:t>标准溶液</w:t>
+      </w:r>
+      <w:r>
+        <w:rPr>
+          <w:rFonts w:hint="eastAsia" w:ascii="Times New Roman" w:hAnsi="Times New Roman" w:eastAsia="Times New Roman" w:cs="Times New Roman"/>
+        </w:rPr>
+        <w:t>29.02mL。</w:t>
       </w:r>
     </w:p>
     <w:p>
       <w:pPr>
-        <w:pStyle w:val="Compact"/>
         <w:numPr>
           <w:ilvl w:val="0"/>
           <w:numId w:val="1005"/>
         </w:numPr>
         <w:ind w:firstLine="420"/>
       </w:pPr>
-      <m:oMath>
-        <m:r>
-          <m:t>K</m:t>
-        </m:r>
-        <m:r>
-          <m:t>I</m:t>
-        </m:r>
-        <m:sSub>
-          <m:e>
-            <m:r>
-              <m:t>O</m:t>
-            </m:r>
-          </m:e>
-          <m:sub>
-            <m:r>
-              <m:t>3</m:t>
-            </m:r>
-          </m:sub>
-        </m:sSub>
-      </m:oMath>
-      <w:r>
-        <w:rPr>
-          <w:rFonts w:ascii="Times New Roman" w:hAnsi="Times New Roman" w:eastAsia="Times New Roman" w:cs="Times New Roman"/>
-        </w:rPr>
-        <w:t xml:space="preserve"> </w:t>
-      </w:r>
-      <w:r>
-        <w:rPr>
-          <w:rFonts w:hint="eastAsia" w:ascii="Times New Roman" w:hAnsi="Times New Roman" w:eastAsia="FangSong" w:cs="Times New Roman"/>
-        </w:rPr>
-        <w:t>标准溶液的配制</w:t>
-      </w:r>
-      <w:r>
-        <w:rPr>
-          <w:rFonts w:hint="eastAsia" w:ascii="Times New Roman" w:hAnsi="Times New Roman" w:eastAsia="Times New Roman" w:cs="Times New Roman"/>
-        </w:rPr>
-        <w:t>:</w:t>
-      </w:r>
-      <w:r>
-        <w:rPr>
-          <w:rFonts w:ascii="Times New Roman" w:hAnsi="Times New Roman" w:eastAsia="Times New Roman" w:cs="Times New Roman"/>
-        </w:rPr>
-        <w:t xml:space="preserve"> </w:t>
-      </w:r>
-      <w:r>
-        <w:rPr>
-          <w:rFonts w:hint="eastAsia" w:ascii="Times New Roman" w:hAnsi="Times New Roman" w:eastAsia="FangSong" w:cs="Times New Roman"/>
-        </w:rPr>
-        <w:t xml:space="preserve">称取</w:t>
-      </w:r>
-      <w:r>
-        <w:rPr>
-          <w:rFonts w:ascii="Times New Roman" w:hAnsi="Times New Roman" w:eastAsia="Times New Roman" w:cs="Times New Roman"/>
-        </w:rPr>
-        <w:t xml:space="preserve"> 5.3643g </w:t>
-      </w:r>
-      <w:r>
-        <w:rPr>
-          <w:rFonts w:hint="eastAsia" w:ascii="Times New Roman" w:hAnsi="Times New Roman" w:eastAsia="FangSong" w:cs="Times New Roman"/>
-        </w:rPr>
-        <w:t xml:space="preserve">纯</w:t>
-      </w:r>
-      <w:r>
-        <w:rPr>
-          <w:rFonts w:ascii="Times New Roman" w:hAnsi="Times New Roman" w:eastAsia="Times New Roman" w:cs="Times New Roman"/>
-        </w:rPr>
-        <w:t xml:space="preserve"> </w:t>
-      </w:r>
-      <m:oMath>
-        <m:r>
-          <m:t>K</m:t>
-        </m:r>
-        <m:r>
-          <m:t>I</m:t>
-        </m:r>
-        <m:sSub>
-          <m:e>
-            <m:r>
-              <m:t>O</m:t>
-            </m:r>
-          </m:e>
-          <m:sub>
-            <m:r>
-              <m:t>3</m:t>
-            </m:r>
-          </m:sub>
-        </m:sSub>
-      </m:oMath>
-      <w:r>
-        <w:rPr>
-          <w:rFonts w:ascii="Times New Roman" w:hAnsi="Times New Roman" w:eastAsia="Times New Roman" w:cs="Times New Roman"/>
-        </w:rPr>
-        <w:t xml:space="preserve"> </w:t>
-      </w:r>
-      <w:r>
-        <w:rPr>
-          <w:rFonts w:hint="eastAsia" w:ascii="Times New Roman" w:hAnsi="Times New Roman" w:eastAsia="FangSong" w:cs="Times New Roman"/>
-        </w:rPr>
-        <w:t xml:space="preserve">溶于</w:t>
-      </w:r>
-      <w:r>
-        <w:rPr>
-          <w:rFonts w:ascii="Times New Roman" w:hAnsi="Times New Roman" w:eastAsia="Times New Roman" w:cs="Times New Roman"/>
-        </w:rPr>
-        <w:t xml:space="preserve"> 80mL </w:t>
-      </w:r>
-      <w:r>
-        <w:rPr>
-          <w:rFonts w:hint="eastAsia" w:ascii="Times New Roman" w:hAnsi="Times New Roman" w:eastAsia="FangSong" w:cs="Times New Roman"/>
-        </w:rPr>
-        <w:t>蒸馏水中</w:t>
-      </w:r>
-      <w:r>
-        <w:rPr>
-          <w:rFonts w:hint="eastAsia" w:ascii="Times New Roman" w:hAnsi="Times New Roman" w:eastAsia="Times New Roman" w:cs="Times New Roman"/>
-        </w:rPr>
-        <w:t>,</w:t>
-      </w:r>
-      <w:r>
-        <w:rPr>
-          <w:rFonts w:ascii="Times New Roman" w:hAnsi="Times New Roman" w:eastAsia="Times New Roman" w:cs="Times New Roman"/>
-        </w:rPr>
-        <w:t xml:space="preserve"> </w:t>
-      </w:r>
-      <w:r>
-        <w:rPr>
-          <w:rFonts w:hint="eastAsia" w:ascii="Times New Roman" w:hAnsi="Times New Roman" w:eastAsia="FangSong" w:cs="Times New Roman"/>
-        </w:rPr>
-        <w:t xml:space="preserve">定容至</w:t>
-      </w:r>
-      <w:r>
-        <w:rPr>
-          <w:rFonts w:ascii="Times New Roman" w:hAnsi="Times New Roman" w:eastAsia="Times New Roman" w:cs="Times New Roman"/>
-        </w:rPr>
-        <w:t xml:space="preserve"> 500mL。</w:t>
+      <w:r>
+        <w:rPr>
+          <w:rFonts w:hint="eastAsia" w:ascii="Times New Roman" w:hAnsi="Times New Roman" w:eastAsia="FangSong" w:cs="Times New Roman"/>
+        </w:rPr>
+        <w:t>上述测定对实验用水有何要求</w:t>
+      </w:r>
+      <w:r>
+        <w:rPr>
+          <w:rFonts w:hint="eastAsia" w:ascii="Times New Roman" w:hAnsi="Times New Roman" w:eastAsia="Times New Roman" w:cs="Times New Roman"/>
+        </w:rPr>
+        <w:t>？</w:t>
+      </w:r>
+      <w:r>
+        <w:rPr>
+          <w:rFonts w:hint="eastAsia" w:ascii="Times New Roman" w:hAnsi="Times New Roman" w:eastAsia="FangSong" w:cs="Times New Roman"/>
+        </w:rPr>
+        <w:t>写出不符合要求时可能发生的副反应</w:t>
+      </w:r>
+      <w:r>
+        <w:rPr>
+          <w:rFonts w:hint="eastAsia" w:ascii="Times New Roman" w:hAnsi="Times New Roman" w:eastAsia="Times New Roman" w:cs="Times New Roman"/>
+        </w:rPr>
+        <w:t>。</w:t>
       </w:r>
     </w:p>
     <w:p>
       <w:pPr>
+        <w:numPr>
+          <w:ilvl w:val="0"/>
+          <w:numId w:val="1005"/>
+        </w:numPr>
+        <w:ind w:firstLine="420"/>
+      </w:pPr>
+      <w:r>
+        <w:rPr>
+          <w:rFonts w:hint="eastAsia" w:ascii="Times New Roman" w:hAnsi="Times New Roman" w:eastAsia="FangSong" w:cs="Times New Roman"/>
+        </w:rPr>
+        <w:t>写出滴定时发生反应的方程式</w:t>
+      </w:r>
+      <w:r>
+        <w:rPr>
+          <w:rFonts w:hint="eastAsia" w:ascii="Times New Roman" w:hAnsi="Times New Roman" w:eastAsia="Times New Roman" w:cs="Times New Roman"/>
+        </w:rPr>
+        <w:t>；</w:t>
+      </w:r>
+      <w:r>
+        <w:rPr>
+          <w:rFonts w:hint="eastAsia" w:ascii="Times New Roman" w:hAnsi="Times New Roman" w:eastAsia="FangSong" w:cs="Times New Roman"/>
+        </w:rPr>
+        <w:t>据此讨论实验现象和确定终点的化学原理</w:t>
+      </w:r>
+      <w:r>
+        <w:rPr>
+          <w:rFonts w:hint="eastAsia" w:ascii="Times New Roman" w:hAnsi="Times New Roman" w:eastAsia="Times New Roman" w:cs="Times New Roman"/>
+        </w:rPr>
+        <w:t>。</w:t>
+      </w:r>
+    </w:p>
+    <w:p>
+      <w:pPr>
+        <w:numPr>
+          <w:ilvl w:val="0"/>
+          <w:numId w:val="1005"/>
+        </w:numPr>
+        <w:ind w:firstLine="420"/>
+      </w:pPr>
+      <w:r>
+        <w:rPr>
+          <w:rFonts w:hint="eastAsia" w:ascii="Times New Roman" w:hAnsi="Times New Roman" w:eastAsia="FangSong" w:cs="Times New Roman"/>
+        </w:rPr>
+        <w:t xml:space="preserve">求出样品中</w:t>
+      </w:r>
+      <w:r>
+        <w:rPr>
+          <w:rFonts w:ascii="Times New Roman" w:hAnsi="Times New Roman" w:eastAsia="Times New Roman" w:cs="Times New Roman"/>
+        </w:rPr>
+        <w:t xml:space="preserve"> KI </w:t>
+      </w:r>
+      <w:r>
+        <w:rPr>
+          <w:rFonts w:hint="eastAsia" w:ascii="Times New Roman" w:hAnsi="Times New Roman" w:eastAsia="FangSong" w:cs="Times New Roman"/>
+        </w:rPr>
+        <w:t>的质量分数</w:t>
+      </w:r>
+      <w:r>
+        <w:rPr>
+          <w:rFonts w:hint="eastAsia" w:ascii="Times New Roman" w:hAnsi="Times New Roman" w:eastAsia="Times New Roman" w:cs="Times New Roman"/>
+        </w:rPr>
+        <w:t>,</w:t>
+      </w:r>
+      <w:r>
+        <w:rPr>
+          <w:rFonts w:ascii="Times New Roman" w:hAnsi="Times New Roman" w:eastAsia="Times New Roman" w:cs="Times New Roman"/>
+        </w:rPr>
+        <w:t xml:space="preserve"> </w:t>
+      </w:r>
+      <w:r>
+        <w:rPr>
+          <w:rFonts w:hint="eastAsia" w:ascii="Times New Roman" w:hAnsi="Times New Roman" w:eastAsia="FangSong" w:cs="Times New Roman"/>
+        </w:rPr>
+        <w:t>要求列出计算公式</w:t>
+      </w:r>
+      <w:r>
+        <w:rPr>
+          <w:rFonts w:hint="eastAsia" w:ascii="Times New Roman" w:hAnsi="Times New Roman" w:eastAsia="Times New Roman" w:cs="Times New Roman"/>
+        </w:rPr>
+        <w:t>。</w:t>
+      </w:r>
+    </w:p>
+    <w:p>
+      <w:pPr>
+        <w:spacing w:before="160" w:after="80"/>
+      </w:pPr>
+      <w:r>
+        <w:pict>
+          <v:rect style="width:0;height:1.5pt" o:hralign="center" o:hrstd="t" o:hr="t"/>
+        </w:pict>
+      </w:r>
+    </w:p>
+    <w:p>
+      <w:pPr>
+        <w:spacing w:before="160" w:after="80"/>
+      </w:pPr>
+      <w:r>
+        <w:pict>
+          <v:rect style="width:0;height:1.5pt" o:hralign="center" o:hrstd="t" o:hr="t"/>
+        </w:pict>
+      </w:r>
+    </w:p>
+    <w:bookmarkEnd w:id="22"/>
+    <w:bookmarkStart w:id="23" w:name="第12题"/>
+    <w:p>
+      <w:pPr>
+        <w:pStyle w:val="Heading3"/>
+        <w:spacing w:before="280" w:after="120"/>
+      </w:pPr>
+      <w:r>
+        <w:rPr>
+          <w:rFonts w:hint="eastAsia" w:ascii="Times New Roman" w:hAnsi="Times New Roman" w:eastAsia="SimHei" w:cs="Times New Roman"/>
+        </w:rPr>
+        <w:t>第</w:t>
+      </w:r>
+      <w:r>
+        <w:rPr>
+          <w:rFonts w:hint="eastAsia" w:ascii="Times New Roman" w:hAnsi="Times New Roman" w:eastAsia="Times New Roman" w:cs="Times New Roman"/>
+        </w:rPr>
+        <w:t>12</w:t>
+      </w:r>
+      <w:r>
+        <w:rPr>
+          <w:rFonts w:hint="eastAsia" w:ascii="Times New Roman" w:hAnsi="Times New Roman" w:eastAsia="SimHei" w:cs="Times New Roman"/>
+        </w:rPr>
+        <w:t>题</w:t>
+      </w:r>
+    </w:p>
+    <w:p>
+      <w:pPr>
         <w:pStyle w:val="FirstParagraph"/>
         <w:ind w:firstLine="420"/>
       </w:pPr>
       <w:r>
         <w:rPr>
-          <w:rFonts w:hint="eastAsia" w:ascii="Times New Roman" w:hAnsi="Times New Roman" w:eastAsia="Times New Roman" w:cs="Times New Roman"/>
-        </w:rPr>
-        <w:t>b)</w:t>
-      </w:r>
-      <w:r>
-        <w:rPr>
-          <w:rFonts w:hint="eastAsia" w:ascii="Times New Roman" w:hAnsi="Times New Roman" w:eastAsia="FangSong" w:cs="Times New Roman"/>
-        </w:rPr>
-        <w:t>样品测定</w:t>
-      </w:r>
-      <w:r>
-        <w:rPr>
-          <w:rFonts w:hint="eastAsia" w:ascii="Times New Roman" w:hAnsi="Times New Roman" w:eastAsia="Times New Roman" w:cs="Times New Roman"/>
-        </w:rPr>
-        <w:t>：</w:t>
-      </w:r>
-      <w:r>
-        <w:rPr>
-          <w:rFonts w:hint="eastAsia" w:ascii="Times New Roman" w:hAnsi="Times New Roman" w:eastAsia="FangSong" w:cs="Times New Roman"/>
-        </w:rPr>
-        <w:t>称取</w:t>
-      </w:r>
-      <w:r>
-        <w:rPr>
-          <w:rFonts w:hint="eastAsia" w:ascii="Times New Roman" w:hAnsi="Times New Roman" w:eastAsia="Times New Roman" w:cs="Times New Roman"/>
-        </w:rPr>
-        <w:t>0.5232g</w:t>
-      </w:r>
-      <w:r>
-        <w:rPr>
-          <w:rFonts w:ascii="Times New Roman" w:hAnsi="Times New Roman" w:eastAsia="Times New Roman" w:cs="Times New Roman"/>
-        </w:rPr>
-        <w:t xml:space="preserve"> </w:t>
-      </w:r>
-      <w:r>
-        <w:rPr>
-          <w:rFonts w:hint="eastAsia" w:ascii="Times New Roman" w:hAnsi="Times New Roman" w:eastAsia="Times New Roman" w:cs="Times New Roman"/>
-        </w:rPr>
-        <w:t>KI</w:t>
-      </w:r>
-      <w:r>
-        <w:rPr>
-          <w:rFonts w:hint="eastAsia" w:ascii="Times New Roman" w:hAnsi="Times New Roman" w:eastAsia="FangSong" w:cs="Times New Roman"/>
-        </w:rPr>
-        <w:t>样品并加水溶解</w:t>
-      </w:r>
-      <w:r>
-        <w:rPr>
-          <w:rFonts w:hint="eastAsia" w:ascii="Times New Roman" w:hAnsi="Times New Roman" w:eastAsia="Times New Roman" w:cs="Times New Roman"/>
-        </w:rPr>
-        <w:t>，</w:t>
-      </w:r>
-      <w:r>
-        <w:rPr>
-          <w:rFonts w:hint="eastAsia" w:ascii="Times New Roman" w:hAnsi="Times New Roman" w:eastAsia="FangSong" w:cs="Times New Roman"/>
-        </w:rPr>
-        <w:t>加入</w:t>
-      </w:r>
-      <w:r>
-        <w:rPr>
-          <w:rFonts w:hint="eastAsia" w:ascii="Times New Roman" w:hAnsi="Times New Roman" w:eastAsia="Times New Roman" w:cs="Times New Roman"/>
-        </w:rPr>
-        <w:t>35mL</w:t>
-      </w:r>
-      <w:r>
-        <w:rPr>
-          <w:rFonts w:ascii="Times New Roman" w:hAnsi="Times New Roman" w:eastAsia="Times New Roman" w:cs="Times New Roman"/>
-        </w:rPr>
-        <w:t xml:space="preserve"> 12mol/L </w:t>
-      </w:r>
-      <w:r>
-        <w:rPr>
-          <w:rFonts w:hint="eastAsia" w:ascii="Times New Roman" w:hAnsi="Times New Roman" w:eastAsia="Times New Roman" w:cs="Times New Roman"/>
-        </w:rPr>
-        <w:t>HCl</w:t>
-      </w:r>
-      <w:r>
-        <w:rPr>
-          <w:rFonts w:hint="eastAsia" w:ascii="Times New Roman" w:hAnsi="Times New Roman" w:eastAsia="FangSong" w:cs="Times New Roman"/>
-        </w:rPr>
-        <w:t>和</w:t>
-      </w:r>
-      <w:r>
-        <w:rPr>
-          <w:rFonts w:hint="eastAsia" w:ascii="Times New Roman" w:hAnsi="Times New Roman" w:eastAsia="Times New Roman" w:cs="Times New Roman"/>
-        </w:rPr>
-        <w:t>5mL</w:t>
-      </w:r>
-      <w:r>
-        <w:rPr>
-          <w:rFonts w:hint="eastAsia" w:ascii="Times New Roman" w:hAnsi="Times New Roman" w:eastAsia="FangSong" w:cs="Times New Roman"/>
-        </w:rPr>
-        <w:t>分析纯</w:t>
-      </w:r>
-      <w:r>
-        <w:rPr>
-          <w:rFonts w:ascii="Times New Roman" w:hAnsi="Times New Roman" w:eastAsia="Times New Roman" w:cs="Times New Roman"/>
-        </w:rPr>
-        <w:t xml:space="preserve"> </w:t>
-      </w:r>
-      <m:oMath>
-        <m:r>
-          <m:t>C</m:t>
-        </m:r>
-        <m:r>
-          <m:t>H</m:t>
-        </m:r>
-        <m:r>
-          <m:t>C</m:t>
-        </m:r>
-        <m:sSub>
-          <m:e>
-            <m:r>
-              <m:t>l</m:t>
-            </m:r>
-          </m:e>
-          <m:sub>
-            <m:r>
-              <m:t>3</m:t>
-            </m:r>
-          </m:sub>
-        </m:sSub>
-      </m:oMath>
-      <w:r>
-        <w:rPr>
-          <w:rFonts w:ascii="Times New Roman" w:hAnsi="Times New Roman" w:eastAsia="Times New Roman" w:cs="Times New Roman"/>
-        </w:rPr>
-        <w:t xml:space="preserve"> </w:t>
-      </w:r>
-      <w:r>
-        <w:rPr>
-          <w:rFonts w:hint="eastAsia" w:ascii="Times New Roman" w:hAnsi="Times New Roman" w:eastAsia="Times New Roman" w:cs="Times New Roman"/>
-        </w:rPr>
-        <w:t>（</w:t>
-      </w:r>
-      <w:r>
-        <w:rPr>
-          <w:rFonts w:hint="eastAsia" w:ascii="Times New Roman" w:hAnsi="Times New Roman" w:eastAsia="FangSong" w:cs="Times New Roman"/>
-        </w:rPr>
-        <w:t>密度约</w:t>
-      </w:r>
-      <w:r>
-        <w:rPr>
-          <w:rFonts w:hint="eastAsia" w:ascii="Times New Roman" w:hAnsi="Times New Roman" w:eastAsia="Times New Roman" w:cs="Times New Roman"/>
-        </w:rPr>
-        <w:t>1.5g/mL）。</w:t>
-      </w:r>
-      <w:r>
-        <w:rPr>
-          <w:rFonts w:hint="eastAsia" w:ascii="Times New Roman" w:hAnsi="Times New Roman" w:eastAsia="FangSong" w:cs="Times New Roman"/>
-        </w:rPr>
-        <w:t>用</w:t>
-      </w:r>
-      <w:r>
-        <w:rPr>
-          <w:rFonts w:ascii="Times New Roman" w:hAnsi="Times New Roman" w:eastAsia="Times New Roman" w:cs="Times New Roman"/>
-        </w:rPr>
-        <w:t xml:space="preserve"> </w:t>
-      </w:r>
-      <m:oMath>
-        <m:r>
-          <m:t>K</m:t>
-        </m:r>
-        <m:r>
-          <m:t>I</m:t>
-        </m:r>
-        <m:sSub>
-          <m:e>
-            <m:r>
-              <m:t>O</m:t>
-            </m:r>
-          </m:e>
-          <m:sub>
-            <m:r>
-              <m:t>3</m:t>
-            </m:r>
-          </m:sub>
-        </m:sSub>
-      </m:oMath>
-      <w:r>
-        <w:rPr>
-          <w:rFonts w:ascii="Times New Roman" w:hAnsi="Times New Roman" w:eastAsia="Times New Roman" w:cs="Times New Roman"/>
-        </w:rPr>
-        <w:t xml:space="preserve"> </w:t>
-      </w:r>
-      <w:r>
-        <w:rPr>
-          <w:rFonts w:hint="eastAsia" w:ascii="Times New Roman" w:hAnsi="Times New Roman" w:eastAsia="FangSong" w:cs="Times New Roman"/>
-        </w:rPr>
-        <w:t>标准溶液滴定</w:t>
-      </w:r>
-      <w:r>
-        <w:rPr>
-          <w:rFonts w:hint="eastAsia" w:ascii="Times New Roman" w:hAnsi="Times New Roman" w:eastAsia="Times New Roman" w:cs="Times New Roman"/>
-        </w:rPr>
-        <w:t>，</w:t>
-      </w:r>
-      <w:r>
-        <w:rPr>
-          <w:rFonts w:hint="eastAsia" w:ascii="Times New Roman" w:hAnsi="Times New Roman" w:eastAsia="FangSong" w:cs="Times New Roman"/>
-        </w:rPr>
-        <w:t>直到</w:t>
-      </w:r>
-      <w:r>
-        <w:rPr>
-          <w:rFonts w:ascii="Times New Roman" w:hAnsi="Times New Roman" w:eastAsia="Times New Roman" w:cs="Times New Roman"/>
-        </w:rPr>
-        <w:t xml:space="preserve"> </w:t>
-      </w:r>
-      <m:oMath>
-        <m:r>
-          <m:t>C</m:t>
-        </m:r>
-        <m:r>
-          <m:t>H</m:t>
-        </m:r>
-        <m:r>
-          <m:t>C</m:t>
-        </m:r>
-        <m:sSub>
-          <m:e>
-            <m:r>
-              <m:t>l</m:t>
-            </m:r>
-          </m:e>
-          <m:sub>
-            <m:r>
-              <m:t>3</m:t>
-            </m:r>
-          </m:sub>
-        </m:sSub>
-      </m:oMath>
-      <w:r>
-        <w:rPr>
-          <w:rFonts w:ascii="Times New Roman" w:hAnsi="Times New Roman" w:eastAsia="Times New Roman" w:cs="Times New Roman"/>
-        </w:rPr>
-        <w:t xml:space="preserve"> </w:t>
-      </w:r>
-      <w:r>
-        <w:rPr>
-          <w:rFonts w:hint="eastAsia" w:ascii="Times New Roman" w:hAnsi="Times New Roman" w:eastAsia="FangSong" w:cs="Times New Roman"/>
-        </w:rPr>
-        <w:t>层无色且</w:t>
-      </w:r>
-      <w:r>
-        <w:rPr>
-          <w:rFonts w:hint="eastAsia" w:ascii="Times New Roman" w:hAnsi="Times New Roman" w:eastAsia="Times New Roman" w:cs="Times New Roman"/>
-        </w:rPr>
-        <w:t>5min</w:t>
-      </w:r>
-      <w:r>
-        <w:rPr>
-          <w:rFonts w:hint="eastAsia" w:ascii="Times New Roman" w:hAnsi="Times New Roman" w:eastAsia="FangSong" w:cs="Times New Roman"/>
-        </w:rPr>
-        <w:t>内不复紫色即为终点</w:t>
+          <w:rFonts w:hint="eastAsia" w:ascii="Times New Roman" w:hAnsi="Times New Roman" w:eastAsia="FangSong" w:cs="Times New Roman"/>
+        </w:rPr>
+        <w:t xml:space="preserve">一种鲜花保存剂</w:t>
+      </w:r>
+      <w:r>
+        <w:rPr>
+          <w:rFonts w:ascii="Times New Roman" w:hAnsi="Times New Roman" w:eastAsia="Times New Roman" w:cs="Times New Roman"/>
+        </w:rPr>
+        <w:t xml:space="preserve"> B </w:t>
+      </w:r>
+      <w:r>
+        <w:rPr>
+          <w:rFonts w:hint="eastAsia" w:ascii="Times New Roman" w:hAnsi="Times New Roman" w:eastAsia="FangSong" w:cs="Times New Roman"/>
+        </w:rPr>
+        <w:t>可按以下方法制备</w:t>
+      </w:r>
+      <w:r>
+        <w:rPr>
+          <w:rFonts w:hint="eastAsia" w:ascii="Times New Roman" w:hAnsi="Times New Roman" w:eastAsia="Times New Roman" w:cs="Times New Roman"/>
+        </w:rPr>
+        <w:t>:</w:t>
+      </w:r>
+      <w:r>
+        <w:rPr>
+          <w:rFonts w:ascii="Times New Roman" w:hAnsi="Times New Roman" w:eastAsia="Times New Roman" w:cs="Times New Roman"/>
+        </w:rPr>
+        <w:t xml:space="preserve"> </w:t>
+      </w:r>
+      <w:r>
+        <w:rPr>
+          <w:rFonts w:hint="eastAsia" w:ascii="Times New Roman" w:hAnsi="Times New Roman" w:eastAsia="FangSong" w:cs="Times New Roman"/>
+        </w:rPr>
+        <w:t>把丙酮肟</w:t>
+      </w:r>
+      <w:r>
+        <w:rPr>
+          <w:rFonts w:hint="eastAsia" w:ascii="Times New Roman" w:hAnsi="Times New Roman" w:eastAsia="Times New Roman" w:cs="Times New Roman"/>
+        </w:rPr>
+        <w:t>、</w:t>
+      </w:r>
+      <w:r>
+        <w:rPr>
+          <w:rFonts w:hint="eastAsia" w:ascii="Times New Roman" w:hAnsi="Times New Roman" w:eastAsia="FangSong" w:cs="Times New Roman"/>
+        </w:rPr>
+        <w:t>溴乙酸</w:t>
+      </w:r>
+      <w:r>
+        <w:rPr>
+          <w:rFonts w:hint="eastAsia" w:ascii="Times New Roman" w:hAnsi="Times New Roman" w:eastAsia="Times New Roman" w:cs="Times New Roman"/>
+        </w:rPr>
+        <w:t>、</w:t>
+      </w:r>
+      <w:r>
+        <w:rPr>
+          <w:rFonts w:hint="eastAsia" w:ascii="Times New Roman" w:hAnsi="Times New Roman" w:eastAsia="FangSong" w:cs="Times New Roman"/>
+        </w:rPr>
+        <w:t>氢氧化钾混合在二氧六环中反应</w:t>
+      </w:r>
+      <w:r>
+        <w:rPr>
+          <w:rFonts w:hint="eastAsia" w:ascii="Times New Roman" w:hAnsi="Times New Roman" w:eastAsia="Times New Roman" w:cs="Times New Roman"/>
+        </w:rPr>
+        <w:t>,</w:t>
+      </w:r>
+      <w:r>
+        <w:rPr>
+          <w:rFonts w:ascii="Times New Roman" w:hAnsi="Times New Roman" w:eastAsia="Times New Roman" w:cs="Times New Roman"/>
+        </w:rPr>
+        <w:t xml:space="preserve"> </w:t>
+      </w:r>
+      <w:r>
+        <w:rPr>
+          <w:rFonts w:hint="eastAsia" w:ascii="Times New Roman" w:hAnsi="Times New Roman" w:eastAsia="FangSong" w:cs="Times New Roman"/>
+        </w:rPr>
+        <w:t>酸化后用乙醚提取</w:t>
+      </w:r>
+      <w:r>
+        <w:rPr>
+          <w:rFonts w:hint="eastAsia" w:ascii="Times New Roman" w:hAnsi="Times New Roman" w:eastAsia="Times New Roman" w:cs="Times New Roman"/>
+        </w:rPr>
+        <w:t>,</w:t>
+      </w:r>
+      <w:r>
+        <w:rPr>
+          <w:rFonts w:ascii="Times New Roman" w:hAnsi="Times New Roman" w:eastAsia="Times New Roman" w:cs="Times New Roman"/>
+        </w:rPr>
+        <w:t xml:space="preserve"> </w:t>
+      </w:r>
+      <w:r>
+        <w:rPr>
+          <w:rFonts w:hint="eastAsia" w:ascii="Times New Roman" w:hAnsi="Times New Roman" w:eastAsia="FangSong" w:cs="Times New Roman"/>
+        </w:rPr>
+        <w:t xml:space="preserve">蒸去乙醚后经减压蒸馏析出中间产物</w:t>
+      </w:r>
+      <w:r>
+        <w:rPr>
+          <w:rFonts w:ascii="Times New Roman" w:hAnsi="Times New Roman" w:eastAsia="Times New Roman" w:cs="Times New Roman"/>
+        </w:rPr>
+        <w:t xml:space="preserve"> A, A </w:t>
+      </w:r>
+      <w:r>
+        <w:rPr>
+          <w:rFonts w:hint="eastAsia" w:ascii="Times New Roman" w:hAnsi="Times New Roman" w:eastAsia="FangSong" w:cs="Times New Roman"/>
+        </w:rPr>
+        <w:t xml:space="preserve">用</w:t>
+      </w:r>
+      <w:r>
+        <w:rPr>
+          <w:rFonts w:ascii="Times New Roman" w:hAnsi="Times New Roman" w:eastAsia="Times New Roman" w:cs="Times New Roman"/>
+        </w:rPr>
+        <w:t xml:space="preserve"> 6mol/L </w:t>
+      </w:r>
+      <w:r>
+        <w:rPr>
+          <w:rFonts w:hint="eastAsia" w:ascii="Times New Roman" w:hAnsi="Times New Roman" w:eastAsia="FangSong" w:cs="Times New Roman"/>
+        </w:rPr>
+        <w:t>盐酸水溶液水解</w:t>
+      </w:r>
+      <w:r>
+        <w:rPr>
+          <w:rFonts w:hint="eastAsia" w:ascii="Times New Roman" w:hAnsi="Times New Roman" w:eastAsia="Times New Roman" w:cs="Times New Roman"/>
+        </w:rPr>
+        <w:t>,</w:t>
+      </w:r>
+      <w:r>
+        <w:rPr>
+          <w:rFonts w:ascii="Times New Roman" w:hAnsi="Times New Roman" w:eastAsia="Times New Roman" w:cs="Times New Roman"/>
+        </w:rPr>
+        <w:t xml:space="preserve"> </w:t>
+      </w:r>
+      <w:r>
+        <w:rPr>
+          <w:rFonts w:hint="eastAsia" w:ascii="Times New Roman" w:hAnsi="Times New Roman" w:eastAsia="FangSong" w:cs="Times New Roman"/>
+        </w:rPr>
+        <w:t>水解液浓缩后加入异丙醇</w:t>
+      </w:r>
+      <w:r>
+        <w:rPr>
+          <w:rFonts w:hint="eastAsia" w:ascii="Times New Roman" w:hAnsi="Times New Roman" w:eastAsia="Times New Roman" w:cs="Times New Roman"/>
+        </w:rPr>
+        <w:t>,</w:t>
+      </w:r>
+      <w:r>
+        <w:rPr>
+          <w:rFonts w:ascii="Times New Roman" w:hAnsi="Times New Roman" w:eastAsia="Times New Roman" w:cs="Times New Roman"/>
+        </w:rPr>
+        <w:t xml:space="preserve"> </w:t>
+      </w:r>
+      <w:r>
+        <w:rPr>
+          <w:rFonts w:hint="eastAsia" w:ascii="Times New Roman" w:hAnsi="Times New Roman" w:eastAsia="FangSong" w:cs="Times New Roman"/>
+        </w:rPr>
+        <w:t>冷却</w:t>
+      </w:r>
+      <w:r>
+        <w:rPr>
+          <w:rFonts w:hint="eastAsia" w:ascii="Times New Roman" w:hAnsi="Times New Roman" w:eastAsia="Times New Roman" w:cs="Times New Roman"/>
+        </w:rPr>
+        <w:t>,</w:t>
+      </w:r>
+      <w:r>
+        <w:rPr>
+          <w:rFonts w:ascii="Times New Roman" w:hAnsi="Times New Roman" w:eastAsia="Times New Roman" w:cs="Times New Roman"/>
+        </w:rPr>
+        <w:t xml:space="preserve"> </w:t>
+      </w:r>
+      <w:r>
+        <w:rPr>
+          <w:rFonts w:hint="eastAsia" w:ascii="Times New Roman" w:hAnsi="Times New Roman" w:eastAsia="FangSong" w:cs="Times New Roman"/>
+        </w:rPr>
+        <w:t xml:space="preserve">即得到晶态目标产物</w:t>
+      </w:r>
+      <w:r>
+        <w:rPr>
+          <w:rFonts w:ascii="Times New Roman" w:hAnsi="Times New Roman" w:eastAsia="Times New Roman" w:cs="Times New Roman"/>
+        </w:rPr>
+        <w:t xml:space="preserve"> B。B </w:t>
+      </w:r>
+      <w:r>
+        <w:rPr>
+          <w:rFonts w:hint="eastAsia" w:ascii="Times New Roman" w:hAnsi="Times New Roman" w:eastAsia="FangSong" w:cs="Times New Roman"/>
+        </w:rPr>
+        <w:t xml:space="preserve">的熔点为</w:t>
+      </w:r>
+      <w:r>
+        <w:rPr>
+          <w:rFonts w:ascii="Times New Roman" w:hAnsi="Times New Roman" w:eastAsia="Times New Roman" w:cs="Times New Roman"/>
+        </w:rPr>
+        <w:t xml:space="preserve"> 152~153℃, </w:t>
+      </w:r>
+      <w:r>
+        <w:rPr>
+          <w:rFonts w:hint="eastAsia" w:ascii="Times New Roman" w:hAnsi="Times New Roman" w:eastAsia="FangSong" w:cs="Times New Roman"/>
+        </w:rPr>
+        <w:t>可溶于水</w:t>
+      </w:r>
+      <w:r>
+        <w:rPr>
+          <w:rFonts w:hint="eastAsia" w:ascii="Times New Roman" w:hAnsi="Times New Roman" w:eastAsia="Times New Roman" w:cs="Times New Roman"/>
+        </w:rPr>
+        <w:t>,</w:t>
+      </w:r>
+      <w:r>
+        <w:rPr>
+          <w:rFonts w:ascii="Times New Roman" w:hAnsi="Times New Roman" w:eastAsia="Times New Roman" w:cs="Times New Roman"/>
+        </w:rPr>
+        <w:t xml:space="preserve"> </w:t>
+      </w:r>
+      <w:r>
+        <w:rPr>
+          <w:rFonts w:hint="eastAsia" w:ascii="Times New Roman" w:hAnsi="Times New Roman" w:eastAsia="FangSong" w:cs="Times New Roman"/>
+        </w:rPr>
+        <w:t xml:space="preserve">与</w:t>
+      </w:r>
+      <w:r>
+        <w:rPr>
+          <w:rFonts w:ascii="Times New Roman" w:hAnsi="Times New Roman" w:eastAsia="Times New Roman" w:cs="Times New Roman"/>
+        </w:rPr>
+        <w:t xml:space="preserve"> AgNO</w:t>
+      </w:r>
+      <w:r>
+        <w:rPr>
+          <w:rFonts w:ascii="Times New Roman" w:hAnsi="Times New Roman" w:eastAsia="Times New Roman" w:cs="Times New Roman"/>
+          <w:vertAlign w:val="subscript"/>
+        </w:rPr>
+        <w:t>3</w:t>
+      </w:r>
+      <w:r>
+        <w:rPr>
+          <w:rFonts w:ascii="Times New Roman" w:hAnsi="Times New Roman" w:eastAsia="Times New Roman" w:cs="Times New Roman"/>
+        </w:rPr>
+        <w:t xml:space="preserve"> </w:t>
+      </w:r>
+      <w:r>
+        <w:rPr>
+          <w:rFonts w:hint="eastAsia" w:ascii="Times New Roman" w:hAnsi="Times New Roman" w:eastAsia="FangSong" w:cs="Times New Roman"/>
+        </w:rPr>
+        <w:t xml:space="preserve">溶液形成</w:t>
+      </w:r>
+      <w:r>
+        <w:rPr>
+          <w:rFonts w:ascii="Times New Roman" w:hAnsi="Times New Roman" w:eastAsia="Times New Roman" w:cs="Times New Roman"/>
+        </w:rPr>
+        <w:t xml:space="preserve"> AgCl </w:t>
+      </w:r>
+      <w:r>
+        <w:rPr>
+          <w:rFonts w:hint="eastAsia" w:ascii="Times New Roman" w:hAnsi="Times New Roman" w:eastAsia="FangSong" w:cs="Times New Roman"/>
+        </w:rPr>
+        <w:t>沉淀</w:t>
       </w:r>
       <w:r>
         <w:rPr>
           <w:rFonts w:hint="eastAsia" w:ascii="Times New Roman" w:hAnsi="Times New Roman" w:eastAsia="Times New Roman" w:cs="Times New Roman"/>
         </w:rPr>
         <w:t>。</w:t>
-      </w:r>
-      <w:r>
-        <w:rPr>
-          <w:rFonts w:hint="eastAsia" w:ascii="Times New Roman" w:hAnsi="Times New Roman" w:eastAsia="FangSong" w:cs="Times New Roman"/>
-        </w:rPr>
-        <w:t>消耗</w:t>
-      </w:r>
-      <w:r>
-        <w:rPr>
-          <w:rFonts w:ascii="Times New Roman" w:hAnsi="Times New Roman" w:eastAsia="Times New Roman" w:cs="Times New Roman"/>
-        </w:rPr>
-        <w:t xml:space="preserve"> </w:t>
-      </w:r>
-      <m:oMath>
-        <m:r>
-          <m:t>K</m:t>
-        </m:r>
-        <m:r>
-          <m:t>I</m:t>
-        </m:r>
-        <m:sSub>
-          <m:e>
-            <m:r>
-              <m:t>O</m:t>
-            </m:r>
-          </m:e>
-          <m:sub>
-            <m:r>
-              <m:t>3</m:t>
-            </m:r>
-          </m:sub>
-        </m:sSub>
-      </m:oMath>
-      <w:r>
-        <w:rPr>
-          <w:rFonts w:ascii="Times New Roman" w:hAnsi="Times New Roman" w:eastAsia="Times New Roman" w:cs="Times New Roman"/>
-        </w:rPr>
-        <w:t xml:space="preserve"> </w:t>
-      </w:r>
-      <w:r>
-        <w:rPr>
-          <w:rFonts w:hint="eastAsia" w:ascii="Times New Roman" w:hAnsi="Times New Roman" w:eastAsia="FangSong" w:cs="Times New Roman"/>
-        </w:rPr>
-        <w:t>标准溶液</w:t>
-      </w:r>
-      <w:r>
-        <w:rPr>
-          <w:rFonts w:hint="eastAsia" w:ascii="Times New Roman" w:hAnsi="Times New Roman" w:eastAsia="Times New Roman" w:cs="Times New Roman"/>
-        </w:rPr>
-        <w:t>29.02mL。</w:t>
       </w:r>
     </w:p>
     <w:p>
       <w:pPr>
+        <w:pStyle w:val="Compact"/>
         <w:numPr>
           <w:ilvl w:val="0"/>
           <w:numId w:val="1006"/>
@@ -7508,19 +7902,31 @@
         <w:rPr>
           <w:rFonts w:hint="eastAsia" w:ascii="Times New Roman" w:hAnsi="Times New Roman" w:eastAsia="FangSong" w:cs="Times New Roman"/>
         </w:rPr>
-        <w:t>上述测定对实验用水有何要求</w:t>
-      </w:r>
-      <w:r>
-        <w:rPr>
-          <w:rFonts w:hint="eastAsia" w:ascii="Times New Roman" w:hAnsi="Times New Roman" w:eastAsia="Times New Roman" w:cs="Times New Roman"/>
-        </w:rPr>
-        <w:t>？</w:t>
-      </w:r>
-      <w:r>
-        <w:rPr>
-          <w:rFonts w:hint="eastAsia" w:ascii="Times New Roman" w:hAnsi="Times New Roman" w:eastAsia="FangSong" w:cs="Times New Roman"/>
-        </w:rPr>
-        <w:t>写出不符合要求时可能发生的副反应</w:t>
+        <w:t>指出工作电极</w:t>
+      </w:r>
+      <w:r>
+        <w:rPr>
+          <w:rFonts w:hint="eastAsia" w:ascii="Times New Roman" w:hAnsi="Times New Roman" w:eastAsia="Times New Roman" w:cs="Times New Roman"/>
+        </w:rPr>
+        <w:t>(1</w:t>
+      </w:r>
+      <w:r>
+        <w:rPr>
+          <w:rFonts w:hint="eastAsia" w:ascii="Times New Roman" w:hAnsi="Times New Roman" w:eastAsia="FangSong" w:cs="Times New Roman"/>
+        </w:rPr>
+        <w:t>或</w:t>
+      </w:r>
+      <w:r>
+        <w:rPr>
+          <w:rFonts w:hint="eastAsia" w:ascii="Times New Roman" w:hAnsi="Times New Roman" w:eastAsia="Times New Roman" w:cs="Times New Roman"/>
+        </w:rPr>
+        <w:t>3)，</w:t>
+      </w:r>
+      <w:r>
+        <w:rPr>
+          <w:rFonts w:hint="eastAsia" w:ascii="Times New Roman" w:hAnsi="Times New Roman" w:eastAsia="FangSong" w:cs="Times New Roman"/>
+        </w:rPr>
+        <w:t>写出工作电极的电极反应式</w:t>
       </w:r>
       <w:r>
         <w:rPr>
@@ -7531,6 +7937,7 @@
     </w:p>
     <w:p>
       <w:pPr>
+        <w:pStyle w:val="Compact"/>
         <w:numPr>
           <w:ilvl w:val="0"/>
           <w:numId w:val="1006"/>
@@ -7541,19 +7948,54 @@
         <w:rPr>
           <w:rFonts w:hint="eastAsia" w:ascii="Times New Roman" w:hAnsi="Times New Roman" w:eastAsia="FangSong" w:cs="Times New Roman"/>
         </w:rPr>
-        <w:t>写出滴定时发生反应的方程式</w:t>
-      </w:r>
-      <w:r>
-        <w:rPr>
-          <w:rFonts w:hint="eastAsia" w:ascii="Times New Roman" w:hAnsi="Times New Roman" w:eastAsia="Times New Roman" w:cs="Times New Roman"/>
-        </w:rPr>
-        <w:t>；</w:t>
-      </w:r>
-      <w:r>
-        <w:rPr>
-          <w:rFonts w:hint="eastAsia" w:ascii="Times New Roman" w:hAnsi="Times New Roman" w:eastAsia="FangSong" w:cs="Times New Roman"/>
-        </w:rPr>
-        <w:t>据此讨论实验现象和确定终点的化学原理</w:t>
+        <w:t xml:space="preserve">计算样品</w:t>
+      </w:r>
+      <w:r>
+        <w:rPr>
+          <w:rFonts w:ascii="Times New Roman" w:hAnsi="Times New Roman" w:eastAsia="Times New Roman" w:cs="Times New Roman"/>
+        </w:rPr>
+        <w:t xml:space="preserve"> </w:t>
+      </w:r>
+      <m:oMath>
+        <m:sSub>
+          <m:e>
+            <m:r>
+              <m:t>H</m:t>
+            </m:r>
+          </m:e>
+          <m:sub>
+            <m:r>
+              <m:t>2</m:t>
+            </m:r>
+          </m:sub>
+        </m:sSub>
+        <m:r>
+          <m:t>S</m:t>
+        </m:r>
+        <m:sSub>
+          <m:e>
+            <m:r>
+              <m:t>O</m:t>
+            </m:r>
+          </m:e>
+          <m:sub>
+            <m:r>
+              <m:t>4</m:t>
+            </m:r>
+          </m:sub>
+        </m:sSub>
+      </m:oMath>
+      <w:r>
+        <w:rPr>
+          <w:rFonts w:ascii="Times New Roman" w:hAnsi="Times New Roman" w:eastAsia="Times New Roman" w:cs="Times New Roman"/>
+        </w:rPr>
+        <w:t xml:space="preserve"> </w:t>
+      </w:r>
+      <w:r>
+        <w:rPr>
+          <w:rFonts w:hint="eastAsia" w:ascii="Times New Roman" w:hAnsi="Times New Roman" w:eastAsia="FangSong" w:cs="Times New Roman"/>
+        </w:rPr>
+        <w:t>的浓度</w:t>
       </w:r>
       <w:r>
         <w:rPr>
@@ -7564,6 +8006,7 @@
     </w:p>
     <w:p>
       <w:pPr>
+        <w:pStyle w:val="Compact"/>
         <w:numPr>
           <w:ilvl w:val="0"/>
           <w:numId w:val="1006"/>
@@ -7574,37 +8017,37 @@
         <w:rPr>
           <w:rFonts w:hint="eastAsia" w:ascii="Times New Roman" w:hAnsi="Times New Roman" w:eastAsia="FangSong" w:cs="Times New Roman"/>
         </w:rPr>
-        <w:t xml:space="preserve">求出样品中</w:t>
-      </w:r>
-      <w:r>
-        <w:rPr>
-          <w:rFonts w:ascii="Times New Roman" w:hAnsi="Times New Roman" w:eastAsia="Times New Roman" w:cs="Times New Roman"/>
-        </w:rPr>
-        <w:t xml:space="preserve"> KI </w:t>
-      </w:r>
-      <w:r>
-        <w:rPr>
-          <w:rFonts w:hint="eastAsia" w:ascii="Times New Roman" w:hAnsi="Times New Roman" w:eastAsia="FangSong" w:cs="Times New Roman"/>
-        </w:rPr>
-        <w:t>的质量分数</w:t>
-      </w:r>
-      <w:r>
-        <w:rPr>
-          <w:rFonts w:hint="eastAsia" w:ascii="Times New Roman" w:hAnsi="Times New Roman" w:eastAsia="Times New Roman" w:cs="Times New Roman"/>
-        </w:rPr>
-        <w:t>,</w:t>
-      </w:r>
-      <w:r>
-        <w:rPr>
-          <w:rFonts w:ascii="Times New Roman" w:hAnsi="Times New Roman" w:eastAsia="Times New Roman" w:cs="Times New Roman"/>
-        </w:rPr>
-        <w:t xml:space="preserve"> </w:t>
-      </w:r>
-      <w:r>
-        <w:rPr>
-          <w:rFonts w:hint="eastAsia" w:ascii="Times New Roman" w:hAnsi="Times New Roman" w:eastAsia="FangSong" w:cs="Times New Roman"/>
-        </w:rPr>
-        <w:t>要求列出计算公式</w:t>
+        <w:t xml:space="preserve">酚酞的变色</w:t>
+      </w:r>
+      <w:r>
+        <w:rPr>
+          <w:rFonts w:ascii="Times New Roman" w:hAnsi="Times New Roman" w:eastAsia="Times New Roman" w:cs="Times New Roman"/>
+        </w:rPr>
+        <w:t xml:space="preserve"> pH </w:t>
+      </w:r>
+      <w:r>
+        <w:rPr>
+          <w:rFonts w:hint="eastAsia" w:ascii="Times New Roman" w:hAnsi="Times New Roman" w:eastAsia="FangSong" w:cs="Times New Roman"/>
+        </w:rPr>
+        <w:t xml:space="preserve">为</w:t>
+      </w:r>
+      <w:r>
+        <w:rPr>
+          <w:rFonts w:ascii="Times New Roman" w:hAnsi="Times New Roman" w:eastAsia="Times New Roman" w:cs="Times New Roman"/>
+        </w:rPr>
+        <w:t xml:space="preserve"> </w:t>
+      </w:r>
+      <w:r>
+        <w:rPr>
+          <w:rFonts w:hint="eastAsia" w:ascii="Times New Roman" w:hAnsi="Times New Roman" w:eastAsia="Times New Roman" w:cs="Times New Roman"/>
+        </w:rPr>
+        <w:t>8.5，</w:t>
+      </w:r>
+      <w:r>
+        <w:rPr>
+          <w:rFonts w:hint="eastAsia" w:ascii="Times New Roman" w:hAnsi="Times New Roman" w:eastAsia="FangSong" w:cs="Times New Roman"/>
+        </w:rPr>
+        <w:t>计算上述测定的相对误差</w:t>
       </w:r>
       <w:r>
         <w:rPr>
@@ -7615,52 +8058,6 @@
     </w:p>
     <w:p>
       <w:pPr>
-        <w:spacing w:before="160" w:after="80"/>
-      </w:pPr>
-      <w:r>
-        <w:pict>
-          <v:rect style="width:0;height:1.5pt" o:hralign="center" o:hrstd="t" o:hr="t"/>
-        </w:pict>
-      </w:r>
-    </w:p>
-    <w:p>
-      <w:pPr>
-        <w:spacing w:before="160" w:after="80"/>
-      </w:pPr>
-      <w:r>
-        <w:pict>
-          <v:rect style="width:0;height:1.5pt" o:hralign="center" o:hrstd="t" o:hr="t"/>
-        </w:pict>
-      </w:r>
-    </w:p>
-    <w:bookmarkEnd w:id="22"/>
-    <w:bookmarkStart w:id="23" w:name="第12题"/>
-    <w:p>
-      <w:pPr>
-        <w:pStyle w:val="Heading3"/>
-        <w:spacing w:before="280" w:after="120"/>
-      </w:pPr>
-      <w:r>
-        <w:rPr>
-          <w:rFonts w:hint="eastAsia" w:ascii="Times New Roman" w:hAnsi="Times New Roman" w:eastAsia="SimHei" w:cs="Times New Roman"/>
-        </w:rPr>
-        <w:t>第</w:t>
-      </w:r>
-      <w:r>
-        <w:rPr>
-          <w:rFonts w:hint="eastAsia" w:ascii="Times New Roman" w:hAnsi="Times New Roman" w:eastAsia="Times New Roman" w:cs="Times New Roman"/>
-        </w:rPr>
-        <w:t>12</w:t>
-      </w:r>
-      <w:r>
-        <w:rPr>
-          <w:rFonts w:hint="eastAsia" w:ascii="Times New Roman" w:hAnsi="Times New Roman" w:eastAsia="SimHei" w:cs="Times New Roman"/>
-        </w:rPr>
-        <w:t>题</w:t>
-      </w:r>
-    </w:p>
-    <w:p>
-      <w:pPr>
         <w:pStyle w:val="FirstParagraph"/>
         <w:ind w:firstLine="420"/>
       </w:pPr>
@@ -7668,254 +8065,19 @@
         <w:rPr>
           <w:rFonts w:hint="eastAsia" w:ascii="Times New Roman" w:hAnsi="Times New Roman" w:eastAsia="FangSong" w:cs="Times New Roman"/>
         </w:rPr>
-        <w:t xml:space="preserve">一种鲜花保存剂</w:t>
-      </w:r>
-      <w:r>
-        <w:rPr>
-          <w:rFonts w:ascii="Times New Roman" w:hAnsi="Times New Roman" w:eastAsia="Times New Roman" w:cs="Times New Roman"/>
-        </w:rPr>
-        <w:t xml:space="preserve"> B </w:t>
-      </w:r>
-      <w:r>
-        <w:rPr>
-          <w:rFonts w:hint="eastAsia" w:ascii="Times New Roman" w:hAnsi="Times New Roman" w:eastAsia="FangSong" w:cs="Times New Roman"/>
-        </w:rPr>
-        <w:t>可按以下方法制备</w:t>
-      </w:r>
-      <w:r>
-        <w:rPr>
-          <w:rFonts w:hint="eastAsia" w:ascii="Times New Roman" w:hAnsi="Times New Roman" w:eastAsia="Times New Roman" w:cs="Times New Roman"/>
-        </w:rPr>
-        <w:t>:</w:t>
-      </w:r>
-      <w:r>
-        <w:rPr>
-          <w:rFonts w:ascii="Times New Roman" w:hAnsi="Times New Roman" w:eastAsia="Times New Roman" w:cs="Times New Roman"/>
-        </w:rPr>
-        <w:t xml:space="preserve"> </w:t>
-      </w:r>
-      <w:r>
-        <w:rPr>
-          <w:rFonts w:hint="eastAsia" w:ascii="Times New Roman" w:hAnsi="Times New Roman" w:eastAsia="FangSong" w:cs="Times New Roman"/>
-        </w:rPr>
-        <w:t>把丙酮肟</w:t>
-      </w:r>
-      <w:r>
-        <w:rPr>
-          <w:rFonts w:hint="eastAsia" w:ascii="Times New Roman" w:hAnsi="Times New Roman" w:eastAsia="Times New Roman" w:cs="Times New Roman"/>
-        </w:rPr>
-        <w:t>、</w:t>
-      </w:r>
-      <w:r>
-        <w:rPr>
-          <w:rFonts w:hint="eastAsia" w:ascii="Times New Roman" w:hAnsi="Times New Roman" w:eastAsia="FangSong" w:cs="Times New Roman"/>
-        </w:rPr>
-        <w:t>溴乙酸</w:t>
-      </w:r>
-      <w:r>
-        <w:rPr>
-          <w:rFonts w:hint="eastAsia" w:ascii="Times New Roman" w:hAnsi="Times New Roman" w:eastAsia="Times New Roman" w:cs="Times New Roman"/>
-        </w:rPr>
-        <w:t>、</w:t>
-      </w:r>
-      <w:r>
-        <w:rPr>
-          <w:rFonts w:hint="eastAsia" w:ascii="Times New Roman" w:hAnsi="Times New Roman" w:eastAsia="FangSong" w:cs="Times New Roman"/>
-        </w:rPr>
-        <w:t>氢氧化钾混合在二氧六环中反应</w:t>
-      </w:r>
-      <w:r>
-        <w:rPr>
-          <w:rFonts w:hint="eastAsia" w:ascii="Times New Roman" w:hAnsi="Times New Roman" w:eastAsia="Times New Roman" w:cs="Times New Roman"/>
-        </w:rPr>
-        <w:t>,</w:t>
-      </w:r>
-      <w:r>
-        <w:rPr>
-          <w:rFonts w:ascii="Times New Roman" w:hAnsi="Times New Roman" w:eastAsia="Times New Roman" w:cs="Times New Roman"/>
-        </w:rPr>
-        <w:t xml:space="preserve"> </w:t>
-      </w:r>
-      <w:r>
-        <w:rPr>
-          <w:rFonts w:hint="eastAsia" w:ascii="Times New Roman" w:hAnsi="Times New Roman" w:eastAsia="FangSong" w:cs="Times New Roman"/>
-        </w:rPr>
-        <w:t>酸化后用乙醚提取</w:t>
-      </w:r>
-      <w:r>
-        <w:rPr>
-          <w:rFonts w:hint="eastAsia" w:ascii="Times New Roman" w:hAnsi="Times New Roman" w:eastAsia="Times New Roman" w:cs="Times New Roman"/>
-        </w:rPr>
-        <w:t>,</w:t>
-      </w:r>
-      <w:r>
-        <w:rPr>
-          <w:rFonts w:ascii="Times New Roman" w:hAnsi="Times New Roman" w:eastAsia="Times New Roman" w:cs="Times New Roman"/>
-        </w:rPr>
-        <w:t xml:space="preserve"> </w:t>
-      </w:r>
-      <w:r>
-        <w:rPr>
-          <w:rFonts w:hint="eastAsia" w:ascii="Times New Roman" w:hAnsi="Times New Roman" w:eastAsia="FangSong" w:cs="Times New Roman"/>
-        </w:rPr>
-        <w:t xml:space="preserve">蒸去乙醚后经减压蒸馏析出中间产物</w:t>
-      </w:r>
-      <w:r>
-        <w:rPr>
-          <w:rFonts w:ascii="Times New Roman" w:hAnsi="Times New Roman" w:eastAsia="Times New Roman" w:cs="Times New Roman"/>
-        </w:rPr>
-        <w:t xml:space="preserve"> A, A </w:t>
-      </w:r>
-      <w:r>
-        <w:rPr>
-          <w:rFonts w:hint="eastAsia" w:ascii="Times New Roman" w:hAnsi="Times New Roman" w:eastAsia="FangSong" w:cs="Times New Roman"/>
-        </w:rPr>
-        <w:t xml:space="preserve">用</w:t>
-      </w:r>
-      <w:r>
-        <w:rPr>
-          <w:rFonts w:ascii="Times New Roman" w:hAnsi="Times New Roman" w:eastAsia="Times New Roman" w:cs="Times New Roman"/>
-        </w:rPr>
-        <w:t xml:space="preserve"> 6mol/L </w:t>
-      </w:r>
-      <w:r>
-        <w:rPr>
-          <w:rFonts w:hint="eastAsia" w:ascii="Times New Roman" w:hAnsi="Times New Roman" w:eastAsia="FangSong" w:cs="Times New Roman"/>
-        </w:rPr>
-        <w:t>盐酸水溶液水解</w:t>
-      </w:r>
-      <w:r>
-        <w:rPr>
-          <w:rFonts w:hint="eastAsia" w:ascii="Times New Roman" w:hAnsi="Times New Roman" w:eastAsia="Times New Roman" w:cs="Times New Roman"/>
-        </w:rPr>
-        <w:t>,</w:t>
-      </w:r>
-      <w:r>
-        <w:rPr>
-          <w:rFonts w:ascii="Times New Roman" w:hAnsi="Times New Roman" w:eastAsia="Times New Roman" w:cs="Times New Roman"/>
-        </w:rPr>
-        <w:t xml:space="preserve"> </w:t>
-      </w:r>
-      <w:r>
-        <w:rPr>
-          <w:rFonts w:hint="eastAsia" w:ascii="Times New Roman" w:hAnsi="Times New Roman" w:eastAsia="FangSong" w:cs="Times New Roman"/>
-        </w:rPr>
-        <w:t>水解液浓缩后加入异丙醇</w:t>
-      </w:r>
-      <w:r>
-        <w:rPr>
-          <w:rFonts w:hint="eastAsia" w:ascii="Times New Roman" w:hAnsi="Times New Roman" w:eastAsia="Times New Roman" w:cs="Times New Roman"/>
-        </w:rPr>
-        <w:t>,</w:t>
-      </w:r>
-      <w:r>
-        <w:rPr>
-          <w:rFonts w:ascii="Times New Roman" w:hAnsi="Times New Roman" w:eastAsia="Times New Roman" w:cs="Times New Roman"/>
-        </w:rPr>
-        <w:t xml:space="preserve"> </w:t>
-      </w:r>
-      <w:r>
-        <w:rPr>
-          <w:rFonts w:hint="eastAsia" w:ascii="Times New Roman" w:hAnsi="Times New Roman" w:eastAsia="FangSong" w:cs="Times New Roman"/>
-        </w:rPr>
-        <w:t>冷却</w:t>
-      </w:r>
-      <w:r>
-        <w:rPr>
-          <w:rFonts w:hint="eastAsia" w:ascii="Times New Roman" w:hAnsi="Times New Roman" w:eastAsia="Times New Roman" w:cs="Times New Roman"/>
-        </w:rPr>
-        <w:t>,</w:t>
-      </w:r>
-      <w:r>
-        <w:rPr>
-          <w:rFonts w:ascii="Times New Roman" w:hAnsi="Times New Roman" w:eastAsia="Times New Roman" w:cs="Times New Roman"/>
-        </w:rPr>
-        <w:t xml:space="preserve"> </w:t>
-      </w:r>
-      <w:r>
-        <w:rPr>
-          <w:rFonts w:hint="eastAsia" w:ascii="Times New Roman" w:hAnsi="Times New Roman" w:eastAsia="FangSong" w:cs="Times New Roman"/>
-        </w:rPr>
-        <w:t xml:space="preserve">即得到晶态目标产物</w:t>
-      </w:r>
-      <w:r>
-        <w:rPr>
-          <w:rFonts w:ascii="Times New Roman" w:hAnsi="Times New Roman" w:eastAsia="Times New Roman" w:cs="Times New Roman"/>
-        </w:rPr>
-        <w:t xml:space="preserve"> B。B </w:t>
-      </w:r>
-      <w:r>
-        <w:rPr>
-          <w:rFonts w:hint="eastAsia" w:ascii="Times New Roman" w:hAnsi="Times New Roman" w:eastAsia="FangSong" w:cs="Times New Roman"/>
-        </w:rPr>
-        <w:t xml:space="preserve">的熔点为</w:t>
-      </w:r>
-      <w:r>
-        <w:rPr>
-          <w:rFonts w:ascii="Times New Roman" w:hAnsi="Times New Roman" w:eastAsia="Times New Roman" w:cs="Times New Roman"/>
-        </w:rPr>
-        <w:t xml:space="preserve"> 152~153℃, </w:t>
-      </w:r>
-      <w:r>
-        <w:rPr>
-          <w:rFonts w:hint="eastAsia" w:ascii="Times New Roman" w:hAnsi="Times New Roman" w:eastAsia="FangSong" w:cs="Times New Roman"/>
-        </w:rPr>
-        <w:t>可溶于水</w:t>
-      </w:r>
-      <w:r>
-        <w:rPr>
-          <w:rFonts w:hint="eastAsia" w:ascii="Times New Roman" w:hAnsi="Times New Roman" w:eastAsia="Times New Roman" w:cs="Times New Roman"/>
-        </w:rPr>
-        <w:t>,</w:t>
-      </w:r>
-      <w:r>
-        <w:rPr>
-          <w:rFonts w:ascii="Times New Roman" w:hAnsi="Times New Roman" w:eastAsia="Times New Roman" w:cs="Times New Roman"/>
-        </w:rPr>
-        <w:t xml:space="preserve"> </w:t>
-      </w:r>
-      <w:r>
-        <w:rPr>
-          <w:rFonts w:hint="eastAsia" w:ascii="Times New Roman" w:hAnsi="Times New Roman" w:eastAsia="FangSong" w:cs="Times New Roman"/>
-        </w:rPr>
-        <w:t xml:space="preserve">与</w:t>
-      </w:r>
-      <w:r>
-        <w:rPr>
-          <w:rFonts w:ascii="Times New Roman" w:hAnsi="Times New Roman" w:eastAsia="Times New Roman" w:cs="Times New Roman"/>
-        </w:rPr>
-        <w:t xml:space="preserve"> AgNO</w:t>
-      </w:r>
-      <w:r>
-        <w:rPr>
-          <w:rFonts w:ascii="Times New Roman" w:hAnsi="Times New Roman" w:eastAsia="Times New Roman" w:cs="Times New Roman"/>
-          <w:vertAlign w:val="subscript"/>
-        </w:rPr>
-        <w:t>3</w:t>
-      </w:r>
-      <w:r>
-        <w:rPr>
-          <w:rFonts w:ascii="Times New Roman" w:hAnsi="Times New Roman" w:eastAsia="Times New Roman" w:cs="Times New Roman"/>
-        </w:rPr>
-        <w:t xml:space="preserve"> </w:t>
-      </w:r>
-      <w:r>
-        <w:rPr>
-          <w:rFonts w:hint="eastAsia" w:ascii="Times New Roman" w:hAnsi="Times New Roman" w:eastAsia="FangSong" w:cs="Times New Roman"/>
-        </w:rPr>
-        <w:t xml:space="preserve">溶液形成</w:t>
-      </w:r>
-      <w:r>
-        <w:rPr>
-          <w:rFonts w:ascii="Times New Roman" w:hAnsi="Times New Roman" w:eastAsia="Times New Roman" w:cs="Times New Roman"/>
-        </w:rPr>
-        <w:t xml:space="preserve"> AgCl </w:t>
-      </w:r>
-      <w:r>
-        <w:rPr>
-          <w:rFonts w:hint="eastAsia" w:ascii="Times New Roman" w:hAnsi="Times New Roman" w:eastAsia="FangSong" w:cs="Times New Roman"/>
-        </w:rPr>
-        <w:t>沉淀</w:t>
+        <w:t xml:space="preserve">现在考虑有关</w:t>
+      </w:r>
+      <w:r>
+        <w:rPr>
+          <w:rFonts w:ascii="Times New Roman" w:hAnsi="Times New Roman" w:eastAsia="Times New Roman" w:cs="Times New Roman"/>
+        </w:rPr>
+        <w:t xml:space="preserve"> Ni </w:t>
+      </w:r>
+      <w:r>
+        <w:rPr>
+          <w:rFonts w:hint="eastAsia" w:ascii="Times New Roman" w:hAnsi="Times New Roman" w:eastAsia="FangSong" w:cs="Times New Roman"/>
+        </w:rPr>
+        <w:t>的库仑分析</w:t>
       </w:r>
       <w:r>
         <w:rPr>
@@ -7937,37 +8099,57 @@
         <w:rPr>
           <w:rFonts w:hint="eastAsia" w:ascii="Times New Roman" w:hAnsi="Times New Roman" w:eastAsia="FangSong" w:cs="Times New Roman"/>
         </w:rPr>
-        <w:t>指出工作电极</w:t>
-      </w:r>
-      <w:r>
-        <w:rPr>
-          <w:rFonts w:hint="eastAsia" w:ascii="Times New Roman" w:hAnsi="Times New Roman" w:eastAsia="Times New Roman" w:cs="Times New Roman"/>
-        </w:rPr>
-        <w:t>(1</w:t>
-      </w:r>
-      <w:r>
-        <w:rPr>
-          <w:rFonts w:hint="eastAsia" w:ascii="Times New Roman" w:hAnsi="Times New Roman" w:eastAsia="FangSong" w:cs="Times New Roman"/>
-        </w:rPr>
-        <w:t>或</w:t>
-      </w:r>
-      <w:r>
-        <w:rPr>
-          <w:rFonts w:hint="eastAsia" w:ascii="Times New Roman" w:hAnsi="Times New Roman" w:eastAsia="Times New Roman" w:cs="Times New Roman"/>
-        </w:rPr>
-        <w:t>3)，</w:t>
-      </w:r>
-      <w:r>
-        <w:rPr>
-          <w:rFonts w:hint="eastAsia" w:ascii="Times New Roman" w:hAnsi="Times New Roman" w:eastAsia="FangSong" w:cs="Times New Roman"/>
-        </w:rPr>
-        <w:t>写出工作电极的电极反应式</w:t>
-      </w:r>
-      <w:r>
-        <w:rPr>
-          <w:rFonts w:hint="eastAsia" w:ascii="Times New Roman" w:hAnsi="Times New Roman" w:eastAsia="Times New Roman" w:cs="Times New Roman"/>
-        </w:rPr>
-        <w:t>。</w:t>
+        <w:t xml:space="preserve">电解</w:t>
+      </w:r>
+      <w:r>
+        <w:rPr>
+          <w:rFonts w:ascii="Times New Roman" w:hAnsi="Times New Roman" w:eastAsia="Times New Roman" w:cs="Times New Roman"/>
+        </w:rPr>
+        <w:t xml:space="preserve"> 1.00mmol/L </w:t>
+      </w:r>
+      <w:r>
+        <w:rPr>
+          <w:rFonts w:hint="eastAsia" w:ascii="Times New Roman" w:hAnsi="Times New Roman" w:eastAsia="Times New Roman" w:cs="Times New Roman"/>
+        </w:rPr>
+        <w:t>NiSO</w:t>
+      </w:r>
+      <w:r>
+        <w:rPr>
+          <w:rFonts w:hint="eastAsia" w:ascii="Times New Roman" w:hAnsi="Times New Roman" w:eastAsia="Times New Roman" w:cs="Times New Roman"/>
+          <w:vertAlign w:val="subscript"/>
+        </w:rPr>
+        <w:t>4</w:t>
+      </w:r>
+      <w:r>
+        <w:rPr>
+          <w:rFonts w:hint="eastAsia" w:ascii="Times New Roman" w:hAnsi="Times New Roman" w:eastAsia="Times New Roman" w:cs="Times New Roman"/>
+        </w:rPr>
+        <w:t>，</w:t>
+      </w:r>
+      <w:r>
+        <w:rPr>
+          <w:rFonts w:hint="eastAsia" w:ascii="Times New Roman" w:hAnsi="Times New Roman" w:eastAsia="FangSong" w:cs="Times New Roman"/>
+        </w:rPr>
+        <w:t>在何电势下会析出</w:t>
+      </w:r>
+      <w:r>
+        <w:rPr>
+          <w:rFonts w:ascii="Times New Roman" w:hAnsi="Times New Roman" w:eastAsia="Times New Roman" w:cs="Times New Roman"/>
+        </w:rPr>
+        <w:t xml:space="preserve"> Ni? φ(Ni</w:t>
+      </w:r>
+      <w:r>
+        <w:rPr>
+          <w:rFonts w:ascii="Times New Roman" w:hAnsi="Times New Roman" w:eastAsia="Times New Roman" w:cs="Times New Roman"/>
+          <w:vertAlign w:val="superscript"/>
+        </w:rPr>
+        <w:t>2+</w:t>
+      </w:r>
+      <w:r>
+        <w:rPr>
+          <w:rFonts w:ascii="Times New Roman" w:hAnsi="Times New Roman" w:eastAsia="Times New Roman" w:cs="Times New Roman"/>
+        </w:rPr>
+        <w:t>/Ni) = -0.228V。</w:t>
       </w:r>
     </w:p>
     <w:p>
@@ -7983,43 +8165,88 @@
         <w:rPr>
           <w:rFonts w:hint="eastAsia" w:ascii="Times New Roman" w:hAnsi="Times New Roman" w:eastAsia="FangSong" w:cs="Times New Roman"/>
         </w:rPr>
-        <w:t xml:space="preserve">计算样品</w:t>
-      </w:r>
-      <w:r>
-        <w:rPr>
-          <w:rFonts w:ascii="Times New Roman" w:hAnsi="Times New Roman" w:eastAsia="Times New Roman" w:cs="Times New Roman"/>
-        </w:rPr>
-        <w:t xml:space="preserve"> </w:t>
-      </w:r>
-      <m:oMath>
-        <m:sSub>
-          <m:e>
-            <m:r>
-              <m:t>H</m:t>
-            </m:r>
-          </m:e>
-          <m:sub>
-            <m:r>
-              <m:t>2</m:t>
-            </m:r>
-          </m:sub>
-        </m:sSub>
-        <m:r>
-          <m:t>S</m:t>
-        </m:r>
-        <m:sSub>
-          <m:e>
-            <m:r>
-              <m:t>O</m:t>
-            </m:r>
-          </m:e>
-          <m:sub>
-            <m:r>
-              <m:t>4</m:t>
-            </m:r>
-          </m:sub>
-        </m:sSub>
-      </m:oMath>
+        <w:t xml:space="preserve">电解</w:t>
+      </w:r>
+      <w:r>
+        <w:rPr>
+          <w:rFonts w:ascii="Times New Roman" w:hAnsi="Times New Roman" w:eastAsia="Times New Roman" w:cs="Times New Roman"/>
+        </w:rPr>
+        <w:t xml:space="preserve"> pH=6.0 </w:t>
+      </w:r>
+      <w:r>
+        <w:rPr>
+          <w:rFonts w:hint="eastAsia" w:ascii="Times New Roman" w:hAnsi="Times New Roman" w:eastAsia="FangSong" w:cs="Times New Roman"/>
+        </w:rPr>
+        <w:t xml:space="preserve">的</w:t>
+      </w:r>
+      <w:r>
+        <w:rPr>
+          <w:rFonts w:ascii="Times New Roman" w:hAnsi="Times New Roman" w:eastAsia="Times New Roman" w:cs="Times New Roman"/>
+        </w:rPr>
+        <w:t xml:space="preserve"> 1.00mmol/L </w:t>
+      </w:r>
+      <w:r>
+        <w:rPr>
+          <w:rFonts w:hint="eastAsia" w:ascii="Times New Roman" w:hAnsi="Times New Roman" w:eastAsia="Times New Roman" w:cs="Times New Roman"/>
+        </w:rPr>
+        <w:t>NiSO</w:t>
+      </w:r>
+      <w:r>
+        <w:rPr>
+          <w:rFonts w:hint="eastAsia" w:ascii="Times New Roman" w:hAnsi="Times New Roman" w:eastAsia="Times New Roman" w:cs="Times New Roman"/>
+          <w:vertAlign w:val="subscript"/>
+        </w:rPr>
+        <w:t>4</w:t>
+      </w:r>
+      <w:r>
+        <w:rPr>
+          <w:rFonts w:hint="eastAsia" w:ascii="Times New Roman" w:hAnsi="Times New Roman" w:eastAsia="Times New Roman" w:cs="Times New Roman"/>
+        </w:rPr>
+        <w:t>，</w:t>
+      </w:r>
+      <w:r>
+        <w:rPr>
+          <w:rFonts w:hint="eastAsia" w:ascii="Times New Roman" w:hAnsi="Times New Roman" w:eastAsia="FangSong" w:cs="Times New Roman"/>
+        </w:rPr>
+        <w:t>在电流效率即将低于</w:t>
+      </w:r>
+      <w:r>
+        <w:rPr>
+          <w:rFonts w:ascii="Times New Roman" w:hAnsi="Times New Roman" w:eastAsia="Times New Roman" w:cs="Times New Roman"/>
+        </w:rPr>
+        <w:t xml:space="preserve"> 100% </w:t>
+      </w:r>
+      <w:r>
+        <w:rPr>
+          <w:rFonts w:hint="eastAsia" w:ascii="Times New Roman" w:hAnsi="Times New Roman" w:eastAsia="FangSong" w:cs="Times New Roman"/>
+        </w:rPr>
+        <w:t>的瞬间停止电解</w:t>
+      </w:r>
+      <w:r>
+        <w:rPr>
+          <w:rFonts w:hint="eastAsia" w:ascii="Times New Roman" w:hAnsi="Times New Roman" w:eastAsia="Times New Roman" w:cs="Times New Roman"/>
+        </w:rPr>
+        <w:t>。</w:t>
+      </w:r>
+      <w:r>
+        <w:rPr>
+          <w:rFonts w:hint="eastAsia" w:ascii="Times New Roman" w:hAnsi="Times New Roman" w:eastAsia="FangSong" w:cs="Times New Roman"/>
+        </w:rPr>
+        <w:t>求溶液中</w:t>
+      </w:r>
+      <w:r>
+        <w:rPr>
+          <w:rFonts w:ascii="Times New Roman" w:hAnsi="Times New Roman" w:eastAsia="Times New Roman" w:cs="Times New Roman"/>
+        </w:rPr>
+        <w:t xml:space="preserve"> Ni</w:t>
+      </w:r>
+      <w:r>
+        <w:rPr>
+          <w:rFonts w:ascii="Times New Roman" w:hAnsi="Times New Roman" w:eastAsia="Times New Roman" w:cs="Times New Roman"/>
+          <w:vertAlign w:val="superscript"/>
+        </w:rPr>
+        <w:t>2+</w:t>
+      </w:r>
       <w:r>
         <w:rPr>
           <w:rFonts w:ascii="Times New Roman" w:hAnsi="Times New Roman" w:eastAsia="Times New Roman" w:cs="Times New Roman"/>
@@ -8045,268 +8272,6 @@
         <w:numPr>
           <w:ilvl w:val="0"/>
           <w:numId w:val="1007"/>
-        </w:numPr>
-        <w:ind w:firstLine="420"/>
-      </w:pPr>
-      <w:r>
-        <w:rPr>
-          <w:rFonts w:hint="eastAsia" w:ascii="Times New Roman" w:hAnsi="Times New Roman" w:eastAsia="FangSong" w:cs="Times New Roman"/>
-        </w:rPr>
-        <w:t xml:space="preserve">酚酞的变色</w:t>
-      </w:r>
-      <w:r>
-        <w:rPr>
-          <w:rFonts w:ascii="Times New Roman" w:hAnsi="Times New Roman" w:eastAsia="Times New Roman" w:cs="Times New Roman"/>
-        </w:rPr>
-        <w:t xml:space="preserve"> pH </w:t>
-      </w:r>
-      <w:r>
-        <w:rPr>
-          <w:rFonts w:hint="eastAsia" w:ascii="Times New Roman" w:hAnsi="Times New Roman" w:eastAsia="FangSong" w:cs="Times New Roman"/>
-        </w:rPr>
-        <w:t xml:space="preserve">为</w:t>
-      </w:r>
-      <w:r>
-        <w:rPr>
-          <w:rFonts w:ascii="Times New Roman" w:hAnsi="Times New Roman" w:eastAsia="Times New Roman" w:cs="Times New Roman"/>
-        </w:rPr>
-        <w:t xml:space="preserve"> </w:t>
-      </w:r>
-      <w:r>
-        <w:rPr>
-          <w:rFonts w:hint="eastAsia" w:ascii="Times New Roman" w:hAnsi="Times New Roman" w:eastAsia="Times New Roman" w:cs="Times New Roman"/>
-        </w:rPr>
-        <w:t>8.5，</w:t>
-      </w:r>
-      <w:r>
-        <w:rPr>
-          <w:rFonts w:hint="eastAsia" w:ascii="Times New Roman" w:hAnsi="Times New Roman" w:eastAsia="FangSong" w:cs="Times New Roman"/>
-        </w:rPr>
-        <w:t>计算上述测定的相对误差</w:t>
-      </w:r>
-      <w:r>
-        <w:rPr>
-          <w:rFonts w:hint="eastAsia" w:ascii="Times New Roman" w:hAnsi="Times New Roman" w:eastAsia="Times New Roman" w:cs="Times New Roman"/>
-        </w:rPr>
-        <w:t>。</w:t>
-      </w:r>
-    </w:p>
-    <w:p>
-      <w:pPr>
-        <w:pStyle w:val="FirstParagraph"/>
-        <w:ind w:firstLine="420"/>
-      </w:pPr>
-      <w:r>
-        <w:rPr>
-          <w:rFonts w:hint="eastAsia" w:ascii="Times New Roman" w:hAnsi="Times New Roman" w:eastAsia="FangSong" w:cs="Times New Roman"/>
-        </w:rPr>
-        <w:t xml:space="preserve">现在考虑有关</w:t>
-      </w:r>
-      <w:r>
-        <w:rPr>
-          <w:rFonts w:ascii="Times New Roman" w:hAnsi="Times New Roman" w:eastAsia="Times New Roman" w:cs="Times New Roman"/>
-        </w:rPr>
-        <w:t xml:space="preserve"> Ni </w:t>
-      </w:r>
-      <w:r>
-        <w:rPr>
-          <w:rFonts w:hint="eastAsia" w:ascii="Times New Roman" w:hAnsi="Times New Roman" w:eastAsia="FangSong" w:cs="Times New Roman"/>
-        </w:rPr>
-        <w:t>的库仑分析</w:t>
-      </w:r>
-      <w:r>
-        <w:rPr>
-          <w:rFonts w:hint="eastAsia" w:ascii="Times New Roman" w:hAnsi="Times New Roman" w:eastAsia="Times New Roman" w:cs="Times New Roman"/>
-        </w:rPr>
-        <w:t>。</w:t>
-      </w:r>
-    </w:p>
-    <w:p>
-      <w:pPr>
-        <w:pStyle w:val="Compact"/>
-        <w:numPr>
-          <w:ilvl w:val="0"/>
-          <w:numId w:val="1008"/>
-        </w:numPr>
-        <w:ind w:firstLine="420"/>
-      </w:pPr>
-      <w:r>
-        <w:rPr>
-          <w:rFonts w:hint="eastAsia" w:ascii="Times New Roman" w:hAnsi="Times New Roman" w:eastAsia="FangSong" w:cs="Times New Roman"/>
-        </w:rPr>
-        <w:t xml:space="preserve">电解</w:t>
-      </w:r>
-      <w:r>
-        <w:rPr>
-          <w:rFonts w:ascii="Times New Roman" w:hAnsi="Times New Roman" w:eastAsia="Times New Roman" w:cs="Times New Roman"/>
-        </w:rPr>
-        <w:t xml:space="preserve"> 1.00mmol/L </w:t>
-      </w:r>
-      <w:r>
-        <w:rPr>
-          <w:rFonts w:hint="eastAsia" w:ascii="Times New Roman" w:hAnsi="Times New Roman" w:eastAsia="Times New Roman" w:cs="Times New Roman"/>
-        </w:rPr>
-        <w:t>NiSO</w:t>
-      </w:r>
-      <w:r>
-        <w:rPr>
-          <w:rFonts w:hint="eastAsia" w:ascii="Times New Roman" w:hAnsi="Times New Roman" w:eastAsia="Times New Roman" w:cs="Times New Roman"/>
-          <w:vertAlign w:val="subscript"/>
-        </w:rPr>
-        <w:t>4</w:t>
-      </w:r>
-      <w:r>
-        <w:rPr>
-          <w:rFonts w:hint="eastAsia" w:ascii="Times New Roman" w:hAnsi="Times New Roman" w:eastAsia="Times New Roman" w:cs="Times New Roman"/>
-        </w:rPr>
-        <w:t>，</w:t>
-      </w:r>
-      <w:r>
-        <w:rPr>
-          <w:rFonts w:hint="eastAsia" w:ascii="Times New Roman" w:hAnsi="Times New Roman" w:eastAsia="FangSong" w:cs="Times New Roman"/>
-        </w:rPr>
-        <w:t>在何电势下会析出</w:t>
-      </w:r>
-      <w:r>
-        <w:rPr>
-          <w:rFonts w:ascii="Times New Roman" w:hAnsi="Times New Roman" w:eastAsia="Times New Roman" w:cs="Times New Roman"/>
-        </w:rPr>
-        <w:t xml:space="preserve"> Ni? φ(Ni</w:t>
-      </w:r>
-      <w:r>
-        <w:rPr>
-          <w:rFonts w:ascii="Times New Roman" w:hAnsi="Times New Roman" w:eastAsia="Times New Roman" w:cs="Times New Roman"/>
-          <w:vertAlign w:val="superscript"/>
-        </w:rPr>
-        <w:t>2+</w:t>
-      </w:r>
-      <w:r>
-        <w:rPr>
-          <w:rFonts w:ascii="Times New Roman" w:hAnsi="Times New Roman" w:eastAsia="Times New Roman" w:cs="Times New Roman"/>
-        </w:rPr>
-        <w:t>/Ni) = -0.228V。</w:t>
-      </w:r>
-    </w:p>
-    <w:p>
-      <w:pPr>
-        <w:pStyle w:val="Compact"/>
-        <w:numPr>
-          <w:ilvl w:val="0"/>
-          <w:numId w:val="1008"/>
-        </w:numPr>
-        <w:ind w:firstLine="420"/>
-      </w:pPr>
-      <w:r>
-        <w:rPr>
-          <w:rFonts w:hint="eastAsia" w:ascii="Times New Roman" w:hAnsi="Times New Roman" w:eastAsia="FangSong" w:cs="Times New Roman"/>
-        </w:rPr>
-        <w:t xml:space="preserve">电解</w:t>
-      </w:r>
-      <w:r>
-        <w:rPr>
-          <w:rFonts w:ascii="Times New Roman" w:hAnsi="Times New Roman" w:eastAsia="Times New Roman" w:cs="Times New Roman"/>
-        </w:rPr>
-        <w:t xml:space="preserve"> pH=6.0 </w:t>
-      </w:r>
-      <w:r>
-        <w:rPr>
-          <w:rFonts w:hint="eastAsia" w:ascii="Times New Roman" w:hAnsi="Times New Roman" w:eastAsia="FangSong" w:cs="Times New Roman"/>
-        </w:rPr>
-        <w:t xml:space="preserve">的</w:t>
-      </w:r>
-      <w:r>
-        <w:rPr>
-          <w:rFonts w:ascii="Times New Roman" w:hAnsi="Times New Roman" w:eastAsia="Times New Roman" w:cs="Times New Roman"/>
-        </w:rPr>
-        <w:t xml:space="preserve"> 1.00mmol/L </w:t>
-      </w:r>
-      <w:r>
-        <w:rPr>
-          <w:rFonts w:hint="eastAsia" w:ascii="Times New Roman" w:hAnsi="Times New Roman" w:eastAsia="Times New Roman" w:cs="Times New Roman"/>
-        </w:rPr>
-        <w:t>NiSO</w:t>
-      </w:r>
-      <w:r>
-        <w:rPr>
-          <w:rFonts w:hint="eastAsia" w:ascii="Times New Roman" w:hAnsi="Times New Roman" w:eastAsia="Times New Roman" w:cs="Times New Roman"/>
-          <w:vertAlign w:val="subscript"/>
-        </w:rPr>
-        <w:t>4</w:t>
-      </w:r>
-      <w:r>
-        <w:rPr>
-          <w:rFonts w:hint="eastAsia" w:ascii="Times New Roman" w:hAnsi="Times New Roman" w:eastAsia="Times New Roman" w:cs="Times New Roman"/>
-        </w:rPr>
-        <w:t>，</w:t>
-      </w:r>
-      <w:r>
-        <w:rPr>
-          <w:rFonts w:hint="eastAsia" w:ascii="Times New Roman" w:hAnsi="Times New Roman" w:eastAsia="FangSong" w:cs="Times New Roman"/>
-        </w:rPr>
-        <w:t>在电流效率即将低于</w:t>
-      </w:r>
-      <w:r>
-        <w:rPr>
-          <w:rFonts w:ascii="Times New Roman" w:hAnsi="Times New Roman" w:eastAsia="Times New Roman" w:cs="Times New Roman"/>
-        </w:rPr>
-        <w:t xml:space="preserve"> 100% </w:t>
-      </w:r>
-      <w:r>
-        <w:rPr>
-          <w:rFonts w:hint="eastAsia" w:ascii="Times New Roman" w:hAnsi="Times New Roman" w:eastAsia="FangSong" w:cs="Times New Roman"/>
-        </w:rPr>
-        <w:t>的瞬间停止电解</w:t>
-      </w:r>
-      <w:r>
-        <w:rPr>
-          <w:rFonts w:hint="eastAsia" w:ascii="Times New Roman" w:hAnsi="Times New Roman" w:eastAsia="Times New Roman" w:cs="Times New Roman"/>
-        </w:rPr>
-        <w:t>。</w:t>
-      </w:r>
-      <w:r>
-        <w:rPr>
-          <w:rFonts w:hint="eastAsia" w:ascii="Times New Roman" w:hAnsi="Times New Roman" w:eastAsia="FangSong" w:cs="Times New Roman"/>
-        </w:rPr>
-        <w:t>求溶液中</w:t>
-      </w:r>
-      <w:r>
-        <w:rPr>
-          <w:rFonts w:ascii="Times New Roman" w:hAnsi="Times New Roman" w:eastAsia="Times New Roman" w:cs="Times New Roman"/>
-        </w:rPr>
-        <w:t xml:space="preserve"> Ni</w:t>
-      </w:r>
-      <w:r>
-        <w:rPr>
-          <w:rFonts w:ascii="Times New Roman" w:hAnsi="Times New Roman" w:eastAsia="Times New Roman" w:cs="Times New Roman"/>
-          <w:vertAlign w:val="superscript"/>
-        </w:rPr>
-        <w:t>2+</w:t>
-      </w:r>
-      <w:r>
-        <w:rPr>
-          <w:rFonts w:ascii="Times New Roman" w:hAnsi="Times New Roman" w:eastAsia="Times New Roman" w:cs="Times New Roman"/>
-        </w:rPr>
-        <w:t xml:space="preserve"> </w:t>
-      </w:r>
-      <w:r>
-        <w:rPr>
-          <w:rFonts w:hint="eastAsia" w:ascii="Times New Roman" w:hAnsi="Times New Roman" w:eastAsia="FangSong" w:cs="Times New Roman"/>
-        </w:rPr>
-        <w:t>的浓度</w:t>
-      </w:r>
-      <w:r>
-        <w:rPr>
-          <w:rFonts w:hint="eastAsia" w:ascii="Times New Roman" w:hAnsi="Times New Roman" w:eastAsia="Times New Roman" w:cs="Times New Roman"/>
-        </w:rPr>
-        <w:t>。</w:t>
-      </w:r>
-    </w:p>
-    <w:p>
-      <w:pPr>
-        <w:pStyle w:val="Compact"/>
-        <w:numPr>
-          <w:ilvl w:val="0"/>
-          <w:numId w:val="1008"/>
         </w:numPr>
         <w:ind w:firstLine="420"/>
       </w:pPr>
@@ -10069,7 +10034,7 @@
       <w:pPr>
         <w:numPr>
           <w:ilvl w:val="0"/>
-          <w:numId w:val="1009"/>
+          <w:numId w:val="1008"/>
         </w:numPr>
         <w:ind w:firstLine="420"/>
       </w:pPr>
@@ -10442,7 +10407,7 @@
       <w:pPr>
         <w:numPr>
           <w:ilvl w:val="0"/>
-          <w:numId w:val="1009"/>
+          <w:numId w:val="1008"/>
         </w:numPr>
         <w:ind w:firstLine="420"/>
       </w:pPr>
@@ -10807,7 +10772,7 @@
       <w:pPr>
         <w:numPr>
           <w:ilvl w:val="0"/>
-          <w:numId w:val="1009"/>
+          <w:numId w:val="1008"/>
         </w:numPr>
         <w:ind w:firstLine="420"/>
       </w:pPr>
@@ -11289,7 +11254,7 @@
       <w:pPr>
         <w:numPr>
           <w:ilvl w:val="0"/>
-          <w:numId w:val="1009"/>
+          <w:numId w:val="1008"/>
         </w:numPr>
         <w:ind w:firstLine="420"/>
       </w:pPr>
@@ -11654,7 +11619,7 @@
       <w:pPr>
         <w:numPr>
           <w:ilvl w:val="0"/>
-          <w:numId w:val="1009"/>
+          <w:numId w:val="1008"/>
         </w:numPr>
         <w:ind w:firstLine="420"/>
       </w:pPr>
@@ -12160,7 +12125,7 @@
       <w:pPr>
         <w:numPr>
           <w:ilvl w:val="0"/>
-          <w:numId w:val="1010"/>
+          <w:numId w:val="1009"/>
         </w:numPr>
         <w:ind w:firstLine="420"/>
       </w:pPr>
@@ -12248,7 +12213,7 @@
       <w:pPr>
         <w:numPr>
           <w:ilvl w:val="0"/>
-          <w:numId w:val="1010"/>
+          <w:numId w:val="1009"/>
         </w:numPr>
         <w:ind w:firstLine="420"/>
       </w:pPr>
@@ -12293,7 +12258,7 @@
       <w:pPr>
         <w:numPr>
           <w:ilvl w:val="0"/>
-          <w:numId w:val="1010"/>
+          <w:numId w:val="1009"/>
         </w:numPr>
         <w:ind w:firstLine="420"/>
       </w:pPr>
@@ -13169,7 +13134,7 @@
         <w:pStyle w:val="Compact"/>
         <w:numPr>
           <w:ilvl w:val="0"/>
-          <w:numId w:val="1011"/>
+          <w:numId w:val="1010"/>
         </w:numPr>
         <w:ind w:firstLine="420"/>
       </w:pPr>
@@ -13563,7 +13528,7 @@
         <w:pStyle w:val="Compact"/>
         <w:numPr>
           <w:ilvl w:val="0"/>
-          <w:numId w:val="1012"/>
+          <w:numId w:val="1011"/>
         </w:numPr>
         <w:ind w:firstLine="420"/>
       </w:pPr>
@@ -13666,7 +13631,7 @@
       <w:pPr>
         <w:numPr>
           <w:ilvl w:val="0"/>
-          <w:numId w:val="1013"/>
+          <w:numId w:val="1012"/>
         </w:numPr>
         <w:ind w:firstLine="420"/>
       </w:pPr>
@@ -13687,7 +13652,7 @@
       <w:pPr>
         <w:numPr>
           <w:ilvl w:val="0"/>
-          <w:numId w:val="1013"/>
+          <w:numId w:val="1012"/>
         </w:numPr>
         <w:ind w:firstLine="420"/>
       </w:pPr>
@@ -13708,7 +13673,7 @@
       <w:pPr>
         <w:numPr>
           <w:ilvl w:val="0"/>
-          <w:numId w:val="1013"/>
+          <w:numId w:val="1012"/>
         </w:numPr>
         <w:ind w:firstLine="420"/>
       </w:pPr>
@@ -13741,7 +13706,7 @@
       <w:pPr>
         <w:numPr>
           <w:ilvl w:val="0"/>
-          <w:numId w:val="1013"/>
+          <w:numId w:val="1012"/>
         </w:numPr>
         <w:ind w:firstLine="420"/>
       </w:pPr>
@@ -13862,7 +13827,7 @@
       <w:pPr>
         <w:numPr>
           <w:ilvl w:val="0"/>
-          <w:numId w:val="1013"/>
+          <w:numId w:val="1012"/>
         </w:numPr>
         <w:ind w:firstLine="420"/>
       </w:pPr>
@@ -14119,7 +14084,7 @@
       <w:pPr>
         <w:numPr>
           <w:ilvl w:val="0"/>
-          <w:numId w:val="1013"/>
+          <w:numId w:val="1012"/>
         </w:numPr>
       </w:pPr>
       <w:r>
@@ -14133,7 +14098,7 @@
       <w:pPr>
         <w:numPr>
           <w:ilvl w:val="0"/>
-          <w:numId w:val="1013"/>
+          <w:numId w:val="1012"/>
         </w:numPr>
       </w:pPr>
       <w:r>
@@ -14147,7 +14112,7 @@
       <w:pPr>
         <w:numPr>
           <w:ilvl w:val="0"/>
-          <w:numId w:val="1013"/>
+          <w:numId w:val="1012"/>
         </w:numPr>
       </w:pPr>
       <w:r>
@@ -14161,7 +14126,7 @@
       <w:pPr>
         <w:numPr>
           <w:ilvl w:val="0"/>
-          <w:numId w:val="1013"/>
+          <w:numId w:val="1012"/>
         </w:numPr>
       </w:pPr>
       <m:oMath>
@@ -14218,7 +14183,7 @@
       <w:pPr>
         <w:numPr>
           <w:ilvl w:val="0"/>
-          <w:numId w:val="1013"/>
+          <w:numId w:val="1012"/>
         </w:numPr>
       </w:pPr>
       <w:r>
@@ -14574,7 +14539,7 @@
       <w:pPr>
         <w:numPr>
           <w:ilvl w:val="0"/>
-          <w:numId w:val="1014"/>
+          <w:numId w:val="1013"/>
         </w:numPr>
         <w:ind w:firstLine="420"/>
       </w:pPr>
@@ -14595,7 +14560,7 @@
       <w:pPr>
         <w:numPr>
           <w:ilvl w:val="0"/>
-          <w:numId w:val="1014"/>
+          <w:numId w:val="1013"/>
         </w:numPr>
         <w:ind w:firstLine="420"/>
       </w:pPr>
@@ -15003,7 +14968,7 @@
         <w:pStyle w:val="Compact"/>
         <w:numPr>
           <w:ilvl w:val="0"/>
-          <w:numId w:val="1015"/>
+          <w:numId w:val="1014"/>
         </w:numPr>
         <w:ind w:firstLine="420"/>
       </w:pPr>
@@ -15273,7 +15238,7 @@
         <w:pStyle w:val="Compact"/>
         <w:numPr>
           <w:ilvl w:val="0"/>
-          <w:numId w:val="1015"/>
+          <w:numId w:val="1014"/>
         </w:numPr>
         <w:ind w:firstLine="420"/>
       </w:pPr>
@@ -16237,7 +16202,7 @@
       <w:pPr>
         <w:numPr>
           <w:ilvl w:val="0"/>
-          <w:numId w:val="1016"/>
+          <w:numId w:val="1015"/>
         </w:numPr>
         <w:ind w:firstLine="420"/>
       </w:pPr>
@@ -16406,7 +16371,7 @@
       <w:pPr>
         <w:numPr>
           <w:ilvl w:val="0"/>
-          <w:numId w:val="1016"/>
+          <w:numId w:val="1015"/>
         </w:numPr>
         <w:ind w:firstLine="420"/>
       </w:pPr>
@@ -17091,7 +17056,7 @@
       <w:pPr>
         <w:numPr>
           <w:ilvl w:val="0"/>
-          <w:numId w:val="1017"/>
+          <w:numId w:val="1016"/>
         </w:numPr>
         <w:ind w:firstLine="420"/>
       </w:pPr>
@@ -17212,7 +17177,7 @@
       <w:pPr>
         <w:numPr>
           <w:ilvl w:val="0"/>
-          <w:numId w:val="1017"/>
+          <w:numId w:val="1016"/>
         </w:numPr>
         <w:ind w:firstLine="420"/>
       </w:pPr>
@@ -17245,7 +17210,7 @@
       <w:pPr>
         <w:numPr>
           <w:ilvl w:val="0"/>
-          <w:numId w:val="1017"/>
+          <w:numId w:val="1016"/>
         </w:numPr>
         <w:ind w:firstLine="420"/>
       </w:pPr>
@@ -28775,7 +28740,7 @@
         <w:pStyle w:val="Compact"/>
         <w:numPr>
           <w:ilvl w:val="0"/>
-          <w:numId w:val="1018"/>
+          <w:numId w:val="1017"/>
         </w:numPr>
       </w:pPr>
       <m:oMath>
@@ -28863,7 +28828,7 @@
         <w:pStyle w:val="Compact"/>
         <w:numPr>
           <w:ilvl w:val="0"/>
-          <w:numId w:val="1018"/>
+          <w:numId w:val="1017"/>
         </w:numPr>
       </w:pPr>
       <w:r>
@@ -28904,7 +28869,7 @@
         <w:pStyle w:val="Compact"/>
         <w:numPr>
           <w:ilvl w:val="0"/>
-          <w:numId w:val="1018"/>
+          <w:numId w:val="1017"/>
         </w:numPr>
       </w:pPr>
       <w:r>
@@ -28952,7 +28917,7 @@
         <w:pStyle w:val="Compact"/>
         <w:numPr>
           <w:ilvl w:val="0"/>
-          <w:numId w:val="1018"/>
+          <w:numId w:val="1017"/>
         </w:numPr>
         <w:ind w:firstLine="420"/>
       </w:pPr>
@@ -31980,7 +31945,7 @@
     </w:lvlOverride>
   </w:num>
   <w:num w:numId="1005">
-    <w:abstractNumId w:val="99721"/>
+    <w:abstractNumId w:val="99411"/>
     <w:lvlOverride w:ilvl="0">
       <w:startOverride w:val="1"/>
     </w:lvlOverride>
@@ -32040,6 +32005,36 @@
     </w:lvlOverride>
   </w:num>
   <w:num w:numId="1007">
+    <w:abstractNumId w:val="99414"/>
+    <w:lvlOverride w:ilvl="0">
+      <w:startOverride w:val="4"/>
+    </w:lvlOverride>
+    <w:lvlOverride w:ilvl="1">
+      <w:startOverride w:val="4"/>
+    </w:lvlOverride>
+    <w:lvlOverride w:ilvl="2">
+      <w:startOverride w:val="4"/>
+    </w:lvlOverride>
+    <w:lvlOverride w:ilvl="3">
+      <w:startOverride w:val="4"/>
+    </w:lvlOverride>
+    <w:lvlOverride w:ilvl="4">
+      <w:startOverride w:val="4"/>
+    </w:lvlOverride>
+    <w:lvlOverride w:ilvl="5">
+      <w:startOverride w:val="4"/>
+    </w:lvlOverride>
+    <w:lvlOverride w:ilvl="6">
+      <w:startOverride w:val="4"/>
+    </w:lvlOverride>
+    <w:lvlOverride w:ilvl="7">
+      <w:startOverride w:val="4"/>
+    </w:lvlOverride>
+    <w:lvlOverride w:ilvl="8">
+      <w:startOverride w:val="4"/>
+    </w:lvlOverride>
+  </w:num>
+  <w:num w:numId="1008">
     <w:abstractNumId w:val="99411"/>
     <w:lvlOverride w:ilvl="0">
       <w:startOverride w:val="1"/>
@@ -32067,36 +32062,6 @@
     </w:lvlOverride>
     <w:lvlOverride w:ilvl="8">
       <w:startOverride w:val="1"/>
-    </w:lvlOverride>
-  </w:num>
-  <w:num w:numId="1008">
-    <w:abstractNumId w:val="99414"/>
-    <w:lvlOverride w:ilvl="0">
-      <w:startOverride w:val="4"/>
-    </w:lvlOverride>
-    <w:lvlOverride w:ilvl="1">
-      <w:startOverride w:val="4"/>
-    </w:lvlOverride>
-    <w:lvlOverride w:ilvl="2">
-      <w:startOverride w:val="4"/>
-    </w:lvlOverride>
-    <w:lvlOverride w:ilvl="3">
-      <w:startOverride w:val="4"/>
-    </w:lvlOverride>
-    <w:lvlOverride w:ilvl="4">
-      <w:startOverride w:val="4"/>
-    </w:lvlOverride>
-    <w:lvlOverride w:ilvl="5">
-      <w:startOverride w:val="4"/>
-    </w:lvlOverride>
-    <w:lvlOverride w:ilvl="6">
-      <w:startOverride w:val="4"/>
-    </w:lvlOverride>
-    <w:lvlOverride w:ilvl="7">
-      <w:startOverride w:val="4"/>
-    </w:lvlOverride>
-    <w:lvlOverride w:ilvl="8">
-      <w:startOverride w:val="4"/>
     </w:lvlOverride>
   </w:num>
   <w:num w:numId="1009">
@@ -32160,36 +32125,6 @@
     </w:lvlOverride>
   </w:num>
   <w:num w:numId="1011">
-    <w:abstractNumId w:val="99411"/>
-    <w:lvlOverride w:ilvl="0">
-      <w:startOverride w:val="1"/>
-    </w:lvlOverride>
-    <w:lvlOverride w:ilvl="1">
-      <w:startOverride w:val="1"/>
-    </w:lvlOverride>
-    <w:lvlOverride w:ilvl="2">
-      <w:startOverride w:val="1"/>
-    </w:lvlOverride>
-    <w:lvlOverride w:ilvl="3">
-      <w:startOverride w:val="1"/>
-    </w:lvlOverride>
-    <w:lvlOverride w:ilvl="4">
-      <w:startOverride w:val="1"/>
-    </w:lvlOverride>
-    <w:lvlOverride w:ilvl="5">
-      <w:startOverride w:val="1"/>
-    </w:lvlOverride>
-    <w:lvlOverride w:ilvl="6">
-      <w:startOverride w:val="1"/>
-    </w:lvlOverride>
-    <w:lvlOverride w:ilvl="7">
-      <w:startOverride w:val="1"/>
-    </w:lvlOverride>
-    <w:lvlOverride w:ilvl="8">
-      <w:startOverride w:val="1"/>
-    </w:lvlOverride>
-  </w:num>
-  <w:num w:numId="1012">
     <w:abstractNumId w:val="99413"/>
     <w:lvlOverride w:ilvl="0">
       <w:startOverride w:val="3"/>
@@ -32219,7 +32154,7 @@
       <w:startOverride w:val="3"/>
     </w:lvlOverride>
   </w:num>
-  <w:num w:numId="1013">
+  <w:num w:numId="1012">
     <w:abstractNumId w:val="99414"/>
     <w:lvlOverride w:ilvl="0">
       <w:startOverride w:val="4"/>
@@ -32247,6 +32182,36 @@
     </w:lvlOverride>
     <w:lvlOverride w:ilvl="8">
       <w:startOverride w:val="4"/>
+    </w:lvlOverride>
+  </w:num>
+  <w:num w:numId="1013">
+    <w:abstractNumId w:val="99411"/>
+    <w:lvlOverride w:ilvl="0">
+      <w:startOverride w:val="1"/>
+    </w:lvlOverride>
+    <w:lvlOverride w:ilvl="1">
+      <w:startOverride w:val="1"/>
+    </w:lvlOverride>
+    <w:lvlOverride w:ilvl="2">
+      <w:startOverride w:val="1"/>
+    </w:lvlOverride>
+    <w:lvlOverride w:ilvl="3">
+      <w:startOverride w:val="1"/>
+    </w:lvlOverride>
+    <w:lvlOverride w:ilvl="4">
+      <w:startOverride w:val="1"/>
+    </w:lvlOverride>
+    <w:lvlOverride w:ilvl="5">
+      <w:startOverride w:val="1"/>
+    </w:lvlOverride>
+    <w:lvlOverride w:ilvl="6">
+      <w:startOverride w:val="1"/>
+    </w:lvlOverride>
+    <w:lvlOverride w:ilvl="7">
+      <w:startOverride w:val="1"/>
+    </w:lvlOverride>
+    <w:lvlOverride w:ilvl="8">
+      <w:startOverride w:val="1"/>
     </w:lvlOverride>
   </w:num>
   <w:num w:numId="1014">
@@ -32310,7 +32275,7 @@
     </w:lvlOverride>
   </w:num>
   <w:num w:numId="1016">
-    <w:abstractNumId w:val="99411"/>
+    <w:abstractNumId w:val="99431"/>
     <w:lvlOverride w:ilvl="0">
       <w:startOverride w:val="1"/>
     </w:lvlOverride>
@@ -32340,36 +32305,6 @@
     </w:lvlOverride>
   </w:num>
   <w:num w:numId="1017">
-    <w:abstractNumId w:val="99431"/>
-    <w:lvlOverride w:ilvl="0">
-      <w:startOverride w:val="1"/>
-    </w:lvlOverride>
-    <w:lvlOverride w:ilvl="1">
-      <w:startOverride w:val="1"/>
-    </w:lvlOverride>
-    <w:lvlOverride w:ilvl="2">
-      <w:startOverride w:val="1"/>
-    </w:lvlOverride>
-    <w:lvlOverride w:ilvl="3">
-      <w:startOverride w:val="1"/>
-    </w:lvlOverride>
-    <w:lvlOverride w:ilvl="4">
-      <w:startOverride w:val="1"/>
-    </w:lvlOverride>
-    <w:lvlOverride w:ilvl="5">
-      <w:startOverride w:val="1"/>
-    </w:lvlOverride>
-    <w:lvlOverride w:ilvl="6">
-      <w:startOverride w:val="1"/>
-    </w:lvlOverride>
-    <w:lvlOverride w:ilvl="7">
-      <w:startOverride w:val="1"/>
-    </w:lvlOverride>
-    <w:lvlOverride w:ilvl="8">
-      <w:startOverride w:val="1"/>
-    </w:lvlOverride>
-  </w:num>
-  <w:num w:numId="1018">
     <w:abstractNumId w:val="991"/>
   </w:num>
 </w:numbering>
